--- a/rediseno_2026/4.5 Itinerarios formateados y corregidos/CPA-204 Métodos y Técnicas de Investigación.docx
+++ b/rediseno_2026/4.5 Itinerarios formateados y corregidos/CPA-204 Métodos y Técnicas de Investigación.docx
@@ -85,8 +85,10 @@
         </w:tblBorders>
         <w:tblLayout w:type="fixed"/>
         <w:tblCellMar>
-          <w:left w:w="10" w:type="dxa"/>
-          <w:right w:w="10" w:type="dxa"/>
+          <w:top w:w="40" w:type="dxa"/>
+          <w:left w:w="90" w:type="dxa"/>
+          <w:bottom w:w="40" w:type="dxa"/>
+          <w:right w:w="90" w:type="dxa"/>
         </w:tblCellMar>
         <w:tblLook w:val="04A0" w:firstRow="1" w:lastRow="0" w:firstColumn="1" w:lastColumn="0" w:noHBand="0" w:noVBand="1"/>
       </w:tblPr>
@@ -120,12 +122,6 @@
               <w:right w:val="single" w:sz="6" w:space="0" w:color="1F3864"/>
             </w:tcBorders>
             <w:shd w:val="clear" w:color="auto" w:fill="4472C4"/>
-            <w:tcMar>
-              <w:top w:w="50" w:type="dxa"/>
-              <w:left w:w="90" w:type="dxa"/>
-              <w:bottom w:w="50" w:type="dxa"/>
-              <w:right w:w="90" w:type="dxa"/>
-            </w:tcMar>
             <w:vAlign w:val="center"/>
           </w:tcPr>
           <w:p>
@@ -166,12 +162,6 @@
               <w:right w:val="single" w:sz="6" w:space="0" w:color="1F3864"/>
             </w:tcBorders>
             <w:shd w:val="clear" w:color="auto" w:fill="4472C4"/>
-            <w:tcMar>
-              <w:top w:w="50" w:type="dxa"/>
-              <w:left w:w="90" w:type="dxa"/>
-              <w:bottom w:w="50" w:type="dxa"/>
-              <w:right w:w="90" w:type="dxa"/>
-            </w:tcMar>
             <w:vAlign w:val="center"/>
           </w:tcPr>
           <w:p>
@@ -212,12 +202,6 @@
               <w:right w:val="single" w:sz="6" w:space="0" w:color="1F3864"/>
             </w:tcBorders>
             <w:shd w:val="clear" w:color="auto" w:fill="4472C4"/>
-            <w:tcMar>
-              <w:top w:w="50" w:type="dxa"/>
-              <w:left w:w="90" w:type="dxa"/>
-              <w:bottom w:w="50" w:type="dxa"/>
-              <w:right w:w="90" w:type="dxa"/>
-            </w:tcMar>
             <w:vAlign w:val="center"/>
           </w:tcPr>
           <w:p>
@@ -258,12 +242,6 @@
               <w:right w:val="single" w:sz="6" w:space="0" w:color="1F3864"/>
             </w:tcBorders>
             <w:shd w:val="clear" w:color="auto" w:fill="4472C4"/>
-            <w:tcMar>
-              <w:top w:w="50" w:type="dxa"/>
-              <w:left w:w="90" w:type="dxa"/>
-              <w:bottom w:w="50" w:type="dxa"/>
-              <w:right w:w="90" w:type="dxa"/>
-            </w:tcMar>
             <w:vAlign w:val="center"/>
           </w:tcPr>
           <w:p>
@@ -306,12 +284,6 @@
               <w:right w:val="single" w:sz="6" w:space="0" w:color="1F3864"/>
             </w:tcBorders>
             <w:shd w:val="clear" w:color="auto" w:fill="4472C4"/>
-            <w:tcMar>
-              <w:top w:w="50" w:type="dxa"/>
-              <w:left w:w="90" w:type="dxa"/>
-              <w:bottom w:w="50" w:type="dxa"/>
-              <w:right w:w="90" w:type="dxa"/>
-            </w:tcMar>
             <w:vAlign w:val="center"/>
           </w:tcPr>
           <w:p>
@@ -352,12 +324,6 @@
               <w:right w:val="single" w:sz="6" w:space="0" w:color="1F3864"/>
             </w:tcBorders>
             <w:shd w:val="clear" w:color="auto" w:fill="4472C4"/>
-            <w:tcMar>
-              <w:top w:w="50" w:type="dxa"/>
-              <w:left w:w="90" w:type="dxa"/>
-              <w:bottom w:w="50" w:type="dxa"/>
-              <w:right w:w="90" w:type="dxa"/>
-            </w:tcMar>
             <w:vAlign w:val="center"/>
           </w:tcPr>
           <w:p>
@@ -398,12 +364,6 @@
               <w:right w:val="single" w:sz="6" w:space="0" w:color="1F3864"/>
             </w:tcBorders>
             <w:shd w:val="clear" w:color="auto" w:fill="4472C4"/>
-            <w:tcMar>
-              <w:top w:w="50" w:type="dxa"/>
-              <w:left w:w="90" w:type="dxa"/>
-              <w:bottom w:w="50" w:type="dxa"/>
-              <w:right w:w="90" w:type="dxa"/>
-            </w:tcMar>
             <w:vAlign w:val="center"/>
           </w:tcPr>
           <w:p>
@@ -444,12 +404,6 @@
               <w:right w:val="single" w:sz="6" w:space="0" w:color="1F3864"/>
             </w:tcBorders>
             <w:shd w:val="clear" w:color="auto" w:fill="4472C4"/>
-            <w:tcMar>
-              <w:top w:w="50" w:type="dxa"/>
-              <w:left w:w="90" w:type="dxa"/>
-              <w:bottom w:w="50" w:type="dxa"/>
-              <w:right w:w="90" w:type="dxa"/>
-            </w:tcMar>
             <w:vAlign w:val="center"/>
           </w:tcPr>
           <w:p>
@@ -492,12 +446,6 @@
               <w:right w:val="single" w:sz="6" w:space="0" w:color="1F3864"/>
             </w:tcBorders>
             <w:shd w:val="clear" w:color="auto" w:fill="4472C4"/>
-            <w:tcMar>
-              <w:top w:w="50" w:type="dxa"/>
-              <w:left w:w="90" w:type="dxa"/>
-              <w:bottom w:w="50" w:type="dxa"/>
-              <w:right w:w="90" w:type="dxa"/>
-            </w:tcMar>
             <w:vAlign w:val="center"/>
           </w:tcPr>
           <w:p>
@@ -538,12 +486,6 @@
               <w:right w:val="single" w:sz="6" w:space="0" w:color="1F3864"/>
             </w:tcBorders>
             <w:shd w:val="clear" w:color="auto" w:fill="4472C4"/>
-            <w:tcMar>
-              <w:top w:w="50" w:type="dxa"/>
-              <w:left w:w="90" w:type="dxa"/>
-              <w:bottom w:w="50" w:type="dxa"/>
-              <w:right w:w="90" w:type="dxa"/>
-            </w:tcMar>
             <w:vAlign w:val="center"/>
           </w:tcPr>
           <w:p>
@@ -585,12 +527,6 @@
               <w:right w:val="single" w:sz="6" w:space="0" w:color="1F3864"/>
             </w:tcBorders>
             <w:shd w:val="clear" w:color="auto" w:fill="4472C4"/>
-            <w:tcMar>
-              <w:top w:w="50" w:type="dxa"/>
-              <w:left w:w="90" w:type="dxa"/>
-              <w:bottom w:w="50" w:type="dxa"/>
-              <w:right w:w="90" w:type="dxa"/>
-            </w:tcMar>
             <w:vAlign w:val="center"/>
           </w:tcPr>
           <w:p>
@@ -630,12 +566,6 @@
               <w:right w:val="single" w:sz="6" w:space="0" w:color="1F3864"/>
             </w:tcBorders>
             <w:shd w:val="clear" w:color="auto" w:fill="4472C4"/>
-            <w:tcMar>
-              <w:top w:w="50" w:type="dxa"/>
-              <w:left w:w="90" w:type="dxa"/>
-              <w:bottom w:w="50" w:type="dxa"/>
-              <w:right w:w="90" w:type="dxa"/>
-            </w:tcMar>
             <w:vAlign w:val="center"/>
           </w:tcPr>
           <w:p>
@@ -675,12 +605,6 @@
               <w:right w:val="single" w:sz="6" w:space="0" w:color="1F3864"/>
             </w:tcBorders>
             <w:shd w:val="clear" w:color="auto" w:fill="4472C4"/>
-            <w:tcMar>
-              <w:top w:w="50" w:type="dxa"/>
-              <w:left w:w="90" w:type="dxa"/>
-              <w:bottom w:w="50" w:type="dxa"/>
-              <w:right w:w="90" w:type="dxa"/>
-            </w:tcMar>
             <w:vAlign w:val="center"/>
           </w:tcPr>
           <w:p>
@@ -720,12 +644,6 @@
               <w:right w:val="single" w:sz="6" w:space="0" w:color="1F3864"/>
             </w:tcBorders>
             <w:shd w:val="clear" w:color="auto" w:fill="4472C4"/>
-            <w:tcMar>
-              <w:top w:w="50" w:type="dxa"/>
-              <w:left w:w="90" w:type="dxa"/>
-              <w:bottom w:w="50" w:type="dxa"/>
-              <w:right w:w="90" w:type="dxa"/>
-            </w:tcMar>
             <w:vAlign w:val="center"/>
           </w:tcPr>
           <w:p>
@@ -765,12 +683,6 @@
               <w:right w:val="single" w:sz="6" w:space="0" w:color="1F3864"/>
             </w:tcBorders>
             <w:shd w:val="clear" w:color="auto" w:fill="4472C4"/>
-            <w:tcMar>
-              <w:top w:w="50" w:type="dxa"/>
-              <w:left w:w="90" w:type="dxa"/>
-              <w:bottom w:w="50" w:type="dxa"/>
-              <w:right w:w="90" w:type="dxa"/>
-            </w:tcMar>
             <w:vAlign w:val="center"/>
           </w:tcPr>
           <w:p>
@@ -810,12 +722,6 @@
               <w:right w:val="single" w:sz="6" w:space="0" w:color="1F3864"/>
             </w:tcBorders>
             <w:shd w:val="clear" w:color="auto" w:fill="4472C4"/>
-            <w:tcMar>
-              <w:top w:w="50" w:type="dxa"/>
-              <w:left w:w="90" w:type="dxa"/>
-              <w:bottom w:w="50" w:type="dxa"/>
-              <w:right w:w="90" w:type="dxa"/>
-            </w:tcMar>
             <w:vAlign w:val="center"/>
           </w:tcPr>
           <w:p>
@@ -856,12 +762,6 @@
               <w:right w:val="single" w:sz="6" w:space="0" w:color="1F3864"/>
             </w:tcBorders>
             <w:shd w:val="clear" w:color="auto" w:fill="D9E2F3"/>
-            <w:tcMar>
-              <w:top w:w="50" w:type="dxa"/>
-              <w:left w:w="90" w:type="dxa"/>
-              <w:bottom w:w="50" w:type="dxa"/>
-              <w:right w:w="90" w:type="dxa"/>
-            </w:tcMar>
             <w:vAlign w:val="center"/>
           </w:tcPr>
           <w:p>
@@ -896,12 +796,6 @@
               <w:right w:val="single" w:sz="6" w:space="0" w:color="1F3864"/>
             </w:tcBorders>
             <w:shd w:val="clear" w:color="auto" w:fill="D9E2F3"/>
-            <w:tcMar>
-              <w:top w:w="50" w:type="dxa"/>
-              <w:left w:w="90" w:type="dxa"/>
-              <w:bottom w:w="50" w:type="dxa"/>
-              <w:right w:w="90" w:type="dxa"/>
-            </w:tcMar>
             <w:vAlign w:val="center"/>
           </w:tcPr>
           <w:p>
@@ -935,12 +829,6 @@
               <w:right w:val="single" w:sz="6" w:space="0" w:color="1F3864"/>
             </w:tcBorders>
             <w:shd w:val="clear" w:color="auto" w:fill="D9E2F3"/>
-            <w:tcMar>
-              <w:top w:w="50" w:type="dxa"/>
-              <w:left w:w="90" w:type="dxa"/>
-              <w:bottom w:w="50" w:type="dxa"/>
-              <w:right w:w="90" w:type="dxa"/>
-            </w:tcMar>
             <w:vAlign w:val="center"/>
           </w:tcPr>
           <w:p>
@@ -974,12 +862,6 @@
               <w:right w:val="single" w:sz="6" w:space="0" w:color="1F3864"/>
             </w:tcBorders>
             <w:shd w:val="clear" w:color="auto" w:fill="D9E2F3"/>
-            <w:tcMar>
-              <w:top w:w="50" w:type="dxa"/>
-              <w:left w:w="90" w:type="dxa"/>
-              <w:bottom w:w="50" w:type="dxa"/>
-              <w:right w:w="90" w:type="dxa"/>
-            </w:tcMar>
             <w:vAlign w:val="center"/>
           </w:tcPr>
           <w:p>
@@ -1013,12 +895,6 @@
               <w:right w:val="single" w:sz="6" w:space="0" w:color="1F3864"/>
             </w:tcBorders>
             <w:shd w:val="clear" w:color="auto" w:fill="D9E2F3"/>
-            <w:tcMar>
-              <w:top w:w="50" w:type="dxa"/>
-              <w:left w:w="90" w:type="dxa"/>
-              <w:bottom w:w="50" w:type="dxa"/>
-              <w:right w:w="90" w:type="dxa"/>
-            </w:tcMar>
             <w:vAlign w:val="center"/>
           </w:tcPr>
           <w:p>
@@ -1052,12 +928,6 @@
               <w:right w:val="single" w:sz="6" w:space="0" w:color="1F3864"/>
             </w:tcBorders>
             <w:shd w:val="clear" w:color="auto" w:fill="D9E2F3"/>
-            <w:tcMar>
-              <w:top w:w="50" w:type="dxa"/>
-              <w:left w:w="90" w:type="dxa"/>
-              <w:bottom w:w="50" w:type="dxa"/>
-              <w:right w:w="90" w:type="dxa"/>
-            </w:tcMar>
             <w:vAlign w:val="center"/>
           </w:tcPr>
           <w:p>
@@ -1091,12 +961,6 @@
               <w:right w:val="single" w:sz="6" w:space="0" w:color="1F3864"/>
             </w:tcBorders>
             <w:shd w:val="clear" w:color="auto" w:fill="D9E2F3"/>
-            <w:tcMar>
-              <w:top w:w="50" w:type="dxa"/>
-              <w:left w:w="90" w:type="dxa"/>
-              <w:bottom w:w="50" w:type="dxa"/>
-              <w:right w:w="90" w:type="dxa"/>
-            </w:tcMar>
             <w:vAlign w:val="center"/>
           </w:tcPr>
           <w:p>
@@ -1156,12 +1020,6 @@
               <w:right w:val="single" w:sz="6" w:space="0" w:color="1F3864"/>
             </w:tcBorders>
             <w:shd w:val="clear" w:color="auto" w:fill="4472C4"/>
-            <w:tcMar>
-              <w:top w:w="50" w:type="dxa"/>
-              <w:left w:w="90" w:type="dxa"/>
-              <w:bottom w:w="50" w:type="dxa"/>
-              <w:right w:w="90" w:type="dxa"/>
-            </w:tcMar>
             <w:vAlign w:val="center"/>
           </w:tcPr>
           <w:p>
@@ -1204,12 +1062,6 @@
               <w:right w:val="single" w:sz="6" w:space="0" w:color="1F3864"/>
             </w:tcBorders>
             <w:shd w:val="clear" w:color="auto" w:fill="D9E2F3"/>
-            <w:tcMar>
-              <w:top w:w="50" w:type="dxa"/>
-              <w:left w:w="90" w:type="dxa"/>
-              <w:bottom w:w="50" w:type="dxa"/>
-              <w:right w:w="90" w:type="dxa"/>
-            </w:tcMar>
             <w:vAlign w:val="center"/>
           </w:tcPr>
           <w:p>
@@ -1320,12 +1172,6 @@
               <w:right w:val="single" w:sz="6" w:space="0" w:color="1F3864"/>
             </w:tcBorders>
             <w:shd w:val="clear" w:color="auto" w:fill="D9E2F3"/>
-            <w:tcMar>
-              <w:top w:w="50" w:type="dxa"/>
-              <w:left w:w="90" w:type="dxa"/>
-              <w:bottom w:w="50" w:type="dxa"/>
-              <w:right w:w="90" w:type="dxa"/>
-            </w:tcMar>
             <w:vAlign w:val="center"/>
           </w:tcPr>
           <w:p>
@@ -1373,12 +1219,6 @@
               <w:right w:val="single" w:sz="6" w:space="0" w:color="1F3864"/>
             </w:tcBorders>
             <w:shd w:val="clear" w:color="auto" w:fill="4472C4"/>
-            <w:tcMar>
-              <w:top w:w="50" w:type="dxa"/>
-              <w:left w:w="90" w:type="dxa"/>
-              <w:bottom w:w="50" w:type="dxa"/>
-              <w:right w:w="90" w:type="dxa"/>
-            </w:tcMar>
             <w:vAlign w:val="center"/>
           </w:tcPr>
           <w:p>
@@ -1419,12 +1259,6 @@
               <w:right w:val="single" w:sz="6" w:space="0" w:color="1F3864"/>
             </w:tcBorders>
             <w:shd w:val="clear" w:color="auto" w:fill="4472C4"/>
-            <w:tcMar>
-              <w:top w:w="50" w:type="dxa"/>
-              <w:left w:w="90" w:type="dxa"/>
-              <w:bottom w:w="50" w:type="dxa"/>
-              <w:right w:w="90" w:type="dxa"/>
-            </w:tcMar>
             <w:vAlign w:val="center"/>
           </w:tcPr>
           <w:p>
@@ -1465,12 +1299,6 @@
               <w:right w:val="single" w:sz="6" w:space="0" w:color="1F3864"/>
             </w:tcBorders>
             <w:shd w:val="clear" w:color="auto" w:fill="4472C4"/>
-            <w:tcMar>
-              <w:top w:w="50" w:type="dxa"/>
-              <w:left w:w="90" w:type="dxa"/>
-              <w:bottom w:w="50" w:type="dxa"/>
-              <w:right w:w="90" w:type="dxa"/>
-            </w:tcMar>
             <w:vAlign w:val="center"/>
           </w:tcPr>
           <w:p>
@@ -1515,12 +1343,6 @@
               <w:right w:val="single" w:sz="6" w:space="0" w:color="1F3864"/>
             </w:tcBorders>
             <w:shd w:val="clear" w:color="auto" w:fill="D9E2F3"/>
-            <w:tcMar>
-              <w:top w:w="50" w:type="dxa"/>
-              <w:left w:w="90" w:type="dxa"/>
-              <w:bottom w:w="50" w:type="dxa"/>
-              <w:right w:w="90" w:type="dxa"/>
-            </w:tcMar>
             <w:vAlign w:val="center"/>
           </w:tcPr>
           <w:p>
@@ -1553,12 +1375,6 @@
               <w:right w:val="single" w:sz="6" w:space="0" w:color="1F3864"/>
             </w:tcBorders>
             <w:shd w:val="clear" w:color="auto" w:fill="D9E2F3"/>
-            <w:tcMar>
-              <w:top w:w="50" w:type="dxa"/>
-              <w:left w:w="90" w:type="dxa"/>
-              <w:bottom w:w="50" w:type="dxa"/>
-              <w:right w:w="90" w:type="dxa"/>
-            </w:tcMar>
             <w:vAlign w:val="center"/>
           </w:tcPr>
           <w:p>
@@ -1591,12 +1407,6 @@
               <w:right w:val="single" w:sz="6" w:space="0" w:color="1F3864"/>
             </w:tcBorders>
             <w:shd w:val="clear" w:color="auto" w:fill="D9E2F3"/>
-            <w:tcMar>
-              <w:top w:w="50" w:type="dxa"/>
-              <w:left w:w="90" w:type="dxa"/>
-              <w:bottom w:w="50" w:type="dxa"/>
-              <w:right w:w="90" w:type="dxa"/>
-            </w:tcMar>
             <w:vAlign w:val="center"/>
           </w:tcPr>
           <w:p>
@@ -1666,12 +1476,6 @@
               <w:right w:val="single" w:sz="6" w:space="0" w:color="1F3864"/>
             </w:tcBorders>
             <w:shd w:val="clear" w:color="auto" w:fill="D9E2F3"/>
-            <w:tcMar>
-              <w:top w:w="50" w:type="dxa"/>
-              <w:left w:w="90" w:type="dxa"/>
-              <w:bottom w:w="50" w:type="dxa"/>
-              <w:right w:w="90" w:type="dxa"/>
-            </w:tcMar>
             <w:vAlign w:val="center"/>
           </w:tcPr>
           <w:p>
@@ -1704,12 +1508,6 @@
               <w:right w:val="single" w:sz="6" w:space="0" w:color="1F3864"/>
             </w:tcBorders>
             <w:shd w:val="clear" w:color="auto" w:fill="D9E2F3"/>
-            <w:tcMar>
-              <w:top w:w="50" w:type="dxa"/>
-              <w:left w:w="90" w:type="dxa"/>
-              <w:bottom w:w="50" w:type="dxa"/>
-              <w:right w:w="90" w:type="dxa"/>
-            </w:tcMar>
             <w:vAlign w:val="center"/>
           </w:tcPr>
           <w:p>
@@ -1756,12 +1554,6 @@
               <w:right w:val="single" w:sz="6" w:space="0" w:color="1F3864"/>
             </w:tcBorders>
             <w:shd w:val="clear" w:color="auto" w:fill="D9E2F3"/>
-            <w:tcMar>
-              <w:top w:w="50" w:type="dxa"/>
-              <w:left w:w="90" w:type="dxa"/>
-              <w:bottom w:w="50" w:type="dxa"/>
-              <w:right w:w="90" w:type="dxa"/>
-            </w:tcMar>
             <w:vAlign w:val="center"/>
           </w:tcPr>
           <w:p>
@@ -1836,12 +1628,6 @@
               <w:right w:val="single" w:sz="6" w:space="0" w:color="1F3864"/>
             </w:tcBorders>
             <w:shd w:val="clear" w:color="auto" w:fill="D9E2F3"/>
-            <w:tcMar>
-              <w:top w:w="50" w:type="dxa"/>
-              <w:left w:w="90" w:type="dxa"/>
-              <w:bottom w:w="50" w:type="dxa"/>
-              <w:right w:w="90" w:type="dxa"/>
-            </w:tcMar>
             <w:vAlign w:val="center"/>
           </w:tcPr>
           <w:p>
@@ -1915,12 +1701,6 @@
               <w:right w:val="single" w:sz="6" w:space="0" w:color="1F3864"/>
             </w:tcBorders>
             <w:shd w:val="clear" w:color="auto" w:fill="D9E2F3"/>
-            <w:tcMar>
-              <w:top w:w="50" w:type="dxa"/>
-              <w:left w:w="90" w:type="dxa"/>
-              <w:bottom w:w="50" w:type="dxa"/>
-              <w:right w:w="90" w:type="dxa"/>
-            </w:tcMar>
             <w:vAlign w:val="center"/>
           </w:tcPr>
           <w:p>
@@ -2032,12 +1812,6 @@
               <w:right w:val="single" w:sz="6" w:space="0" w:color="1F3864"/>
             </w:tcBorders>
             <w:shd w:val="clear" w:color="auto" w:fill="D9E2F3"/>
-            <w:tcMar>
-              <w:top w:w="50" w:type="dxa"/>
-              <w:left w:w="90" w:type="dxa"/>
-              <w:bottom w:w="50" w:type="dxa"/>
-              <w:right w:w="90" w:type="dxa"/>
-            </w:tcMar>
             <w:vAlign w:val="center"/>
           </w:tcPr>
           <w:p>
@@ -2070,12 +1844,6 @@
               <w:right w:val="single" w:sz="6" w:space="0" w:color="1F3864"/>
             </w:tcBorders>
             <w:shd w:val="clear" w:color="auto" w:fill="D9E2F3"/>
-            <w:tcMar>
-              <w:top w:w="50" w:type="dxa"/>
-              <w:left w:w="90" w:type="dxa"/>
-              <w:bottom w:w="50" w:type="dxa"/>
-              <w:right w:w="90" w:type="dxa"/>
-            </w:tcMar>
             <w:vAlign w:val="center"/>
           </w:tcPr>
           <w:p>
@@ -2120,12 +1888,6 @@
               <w:right w:val="single" w:sz="6" w:space="0" w:color="1F3864"/>
             </w:tcBorders>
             <w:shd w:val="clear" w:color="auto" w:fill="4472C4"/>
-            <w:tcMar>
-              <w:top w:w="50" w:type="dxa"/>
-              <w:left w:w="90" w:type="dxa"/>
-              <w:bottom w:w="50" w:type="dxa"/>
-              <w:right w:w="90" w:type="dxa"/>
-            </w:tcMar>
             <w:vAlign w:val="center"/>
           </w:tcPr>
           <w:p>
@@ -2168,12 +1930,6 @@
               <w:right w:val="single" w:sz="6" w:space="0" w:color="1F3864"/>
             </w:tcBorders>
             <w:shd w:val="clear" w:color="auto" w:fill="4472C4"/>
-            <w:tcMar>
-              <w:top w:w="50" w:type="dxa"/>
-              <w:left w:w="90" w:type="dxa"/>
-              <w:bottom w:w="50" w:type="dxa"/>
-              <w:right w:w="90" w:type="dxa"/>
-            </w:tcMar>
             <w:vAlign w:val="center"/>
           </w:tcPr>
           <w:p>
@@ -2213,12 +1969,6 @@
               <w:right w:val="single" w:sz="6" w:space="0" w:color="1F3864"/>
             </w:tcBorders>
             <w:shd w:val="clear" w:color="auto" w:fill="D9E2F3"/>
-            <w:tcMar>
-              <w:top w:w="50" w:type="dxa"/>
-              <w:left w:w="90" w:type="dxa"/>
-              <w:bottom w:w="50" w:type="dxa"/>
-              <w:right w:w="90" w:type="dxa"/>
-            </w:tcMar>
             <w:vAlign w:val="center"/>
           </w:tcPr>
           <w:p>
@@ -2277,12 +2027,6 @@
               <w:right w:val="single" w:sz="6" w:space="0" w:color="1F3864"/>
             </w:tcBorders>
             <w:shd w:val="clear" w:color="auto" w:fill="4472C4"/>
-            <w:tcMar>
-              <w:top w:w="50" w:type="dxa"/>
-              <w:left w:w="90" w:type="dxa"/>
-              <w:bottom w:w="50" w:type="dxa"/>
-              <w:right w:w="90" w:type="dxa"/>
-            </w:tcMar>
             <w:vAlign w:val="center"/>
           </w:tcPr>
           <w:p>
@@ -2324,12 +2068,6 @@
               <w:right w:val="single" w:sz="6" w:space="0" w:color="1F3864"/>
             </w:tcBorders>
             <w:shd w:val="clear" w:color="auto" w:fill="D9E2F3"/>
-            <w:tcMar>
-              <w:top w:w="50" w:type="dxa"/>
-              <w:left w:w="90" w:type="dxa"/>
-              <w:bottom w:w="50" w:type="dxa"/>
-              <w:right w:w="90" w:type="dxa"/>
-            </w:tcMar>
             <w:vAlign w:val="center"/>
           </w:tcPr>
           <w:p>
@@ -2398,12 +2136,6 @@
               <w:right w:val="single" w:sz="6" w:space="0" w:color="1F3864"/>
             </w:tcBorders>
             <w:shd w:val="clear" w:color="auto" w:fill="D9E2F3"/>
-            <w:tcMar>
-              <w:top w:w="50" w:type="dxa"/>
-              <w:left w:w="90" w:type="dxa"/>
-              <w:bottom w:w="50" w:type="dxa"/>
-              <w:right w:w="90" w:type="dxa"/>
-            </w:tcMar>
             <w:vAlign w:val="center"/>
           </w:tcPr>
           <w:p>
@@ -2663,12 +2395,6 @@
               <w:right w:val="single" w:sz="6" w:space="0" w:color="1F3864"/>
             </w:tcBorders>
             <w:shd w:val="clear" w:color="auto" w:fill="D9E2F3"/>
-            <w:tcMar>
-              <w:top w:w="50" w:type="dxa"/>
-              <w:left w:w="90" w:type="dxa"/>
-              <w:bottom w:w="50" w:type="dxa"/>
-              <w:right w:w="90" w:type="dxa"/>
-            </w:tcMar>
             <w:vAlign w:val="center"/>
           </w:tcPr>
           <w:p>
@@ -2733,12 +2459,6 @@
               <w:right w:val="single" w:sz="6" w:space="0" w:color="1F3864"/>
             </w:tcBorders>
             <w:shd w:val="clear" w:color="auto" w:fill="D9E2F3"/>
-            <w:tcMar>
-              <w:top w:w="50" w:type="dxa"/>
-              <w:left w:w="90" w:type="dxa"/>
-              <w:bottom w:w="50" w:type="dxa"/>
-              <w:right w:w="90" w:type="dxa"/>
-            </w:tcMar>
             <w:vAlign w:val="center"/>
           </w:tcPr>
           <w:p>
@@ -2786,12 +2506,6 @@
               <w:right w:val="single" w:sz="6" w:space="0" w:color="1F3864"/>
             </w:tcBorders>
             <w:shd w:val="clear" w:color="auto" w:fill="4472C4"/>
-            <w:tcMar>
-              <w:top w:w="50" w:type="dxa"/>
-              <w:left w:w="90" w:type="dxa"/>
-              <w:bottom w:w="50" w:type="dxa"/>
-              <w:right w:w="90" w:type="dxa"/>
-            </w:tcMar>
             <w:vAlign w:val="center"/>
           </w:tcPr>
           <w:p>
@@ -2832,12 +2546,6 @@
               <w:right w:val="single" w:sz="6" w:space="0" w:color="1F3864"/>
             </w:tcBorders>
             <w:shd w:val="clear" w:color="auto" w:fill="4472C4"/>
-            <w:tcMar>
-              <w:top w:w="50" w:type="dxa"/>
-              <w:left w:w="90" w:type="dxa"/>
-              <w:bottom w:w="50" w:type="dxa"/>
-              <w:right w:w="90" w:type="dxa"/>
-            </w:tcMar>
             <w:vAlign w:val="center"/>
           </w:tcPr>
           <w:p>
@@ -2878,12 +2586,6 @@
               <w:right w:val="single" w:sz="6" w:space="0" w:color="1F3864"/>
             </w:tcBorders>
             <w:shd w:val="clear" w:color="auto" w:fill="4472C4"/>
-            <w:tcMar>
-              <w:top w:w="50" w:type="dxa"/>
-              <w:left w:w="90" w:type="dxa"/>
-              <w:bottom w:w="50" w:type="dxa"/>
-              <w:right w:w="90" w:type="dxa"/>
-            </w:tcMar>
             <w:vAlign w:val="center"/>
           </w:tcPr>
           <w:p>
@@ -2928,12 +2630,6 @@
               <w:right w:val="single" w:sz="6" w:space="0" w:color="1F3864"/>
             </w:tcBorders>
             <w:shd w:val="clear" w:color="auto" w:fill="D9E2F3"/>
-            <w:tcMar>
-              <w:top w:w="50" w:type="dxa"/>
-              <w:left w:w="90" w:type="dxa"/>
-              <w:bottom w:w="50" w:type="dxa"/>
-              <w:right w:w="90" w:type="dxa"/>
-            </w:tcMar>
             <w:vAlign w:val="center"/>
           </w:tcPr>
           <w:p>
@@ -2966,12 +2662,6 @@
               <w:right w:val="single" w:sz="6" w:space="0" w:color="1F3864"/>
             </w:tcBorders>
             <w:shd w:val="clear" w:color="auto" w:fill="D9E2F3"/>
-            <w:tcMar>
-              <w:top w:w="50" w:type="dxa"/>
-              <w:left w:w="90" w:type="dxa"/>
-              <w:bottom w:w="50" w:type="dxa"/>
-              <w:right w:w="90" w:type="dxa"/>
-            </w:tcMar>
             <w:vAlign w:val="center"/>
           </w:tcPr>
           <w:p>
@@ -3004,12 +2694,6 @@
               <w:right w:val="single" w:sz="6" w:space="0" w:color="1F3864"/>
             </w:tcBorders>
             <w:shd w:val="clear" w:color="auto" w:fill="D9E2F3"/>
-            <w:tcMar>
-              <w:top w:w="50" w:type="dxa"/>
-              <w:left w:w="90" w:type="dxa"/>
-              <w:bottom w:w="50" w:type="dxa"/>
-              <w:right w:w="90" w:type="dxa"/>
-            </w:tcMar>
             <w:vAlign w:val="center"/>
           </w:tcPr>
           <w:p>
@@ -3079,12 +2763,6 @@
               <w:right w:val="single" w:sz="6" w:space="0" w:color="1F3864"/>
             </w:tcBorders>
             <w:shd w:val="clear" w:color="auto" w:fill="D9E2F3"/>
-            <w:tcMar>
-              <w:top w:w="50" w:type="dxa"/>
-              <w:left w:w="90" w:type="dxa"/>
-              <w:bottom w:w="50" w:type="dxa"/>
-              <w:right w:w="90" w:type="dxa"/>
-            </w:tcMar>
             <w:vAlign w:val="center"/>
           </w:tcPr>
           <w:p>
@@ -3117,12 +2795,6 @@
               <w:right w:val="single" w:sz="6" w:space="0" w:color="1F3864"/>
             </w:tcBorders>
             <w:shd w:val="clear" w:color="auto" w:fill="D9E2F3"/>
-            <w:tcMar>
-              <w:top w:w="50" w:type="dxa"/>
-              <w:left w:w="90" w:type="dxa"/>
-              <w:bottom w:w="50" w:type="dxa"/>
-              <w:right w:w="90" w:type="dxa"/>
-            </w:tcMar>
             <w:vAlign w:val="center"/>
           </w:tcPr>
           <w:p>
@@ -3169,12 +2841,6 @@
               <w:right w:val="single" w:sz="6" w:space="0" w:color="1F3864"/>
             </w:tcBorders>
             <w:shd w:val="clear" w:color="auto" w:fill="D9E2F3"/>
-            <w:tcMar>
-              <w:top w:w="50" w:type="dxa"/>
-              <w:left w:w="90" w:type="dxa"/>
-              <w:bottom w:w="50" w:type="dxa"/>
-              <w:right w:w="90" w:type="dxa"/>
-            </w:tcMar>
             <w:vAlign w:val="center"/>
           </w:tcPr>
           <w:p>
@@ -3207,12 +2873,6 @@
               <w:right w:val="single" w:sz="6" w:space="0" w:color="1F3864"/>
             </w:tcBorders>
             <w:shd w:val="clear" w:color="auto" w:fill="D9E2F3"/>
-            <w:tcMar>
-              <w:top w:w="50" w:type="dxa"/>
-              <w:left w:w="90" w:type="dxa"/>
-              <w:bottom w:w="50" w:type="dxa"/>
-              <w:right w:w="90" w:type="dxa"/>
-            </w:tcMar>
             <w:vAlign w:val="center"/>
           </w:tcPr>
           <w:p>
@@ -3245,12 +2905,6 @@
               <w:right w:val="single" w:sz="6" w:space="0" w:color="1F3864"/>
             </w:tcBorders>
             <w:shd w:val="clear" w:color="auto" w:fill="D9E2F3"/>
-            <w:tcMar>
-              <w:top w:w="50" w:type="dxa"/>
-              <w:left w:w="90" w:type="dxa"/>
-              <w:bottom w:w="50" w:type="dxa"/>
-              <w:right w:w="90" w:type="dxa"/>
-            </w:tcMar>
             <w:vAlign w:val="center"/>
           </w:tcPr>
           <w:p>
@@ -3320,12 +2974,6 @@
               <w:right w:val="single" w:sz="6" w:space="0" w:color="1F3864"/>
             </w:tcBorders>
             <w:shd w:val="clear" w:color="auto" w:fill="D9E2F3"/>
-            <w:tcMar>
-              <w:top w:w="50" w:type="dxa"/>
-              <w:left w:w="90" w:type="dxa"/>
-              <w:bottom w:w="50" w:type="dxa"/>
-              <w:right w:w="90" w:type="dxa"/>
-            </w:tcMar>
             <w:vAlign w:val="center"/>
           </w:tcPr>
           <w:p>
@@ -3410,12 +3058,6 @@
               <w:right w:val="single" w:sz="6" w:space="0" w:color="1F3864"/>
             </w:tcBorders>
             <w:shd w:val="clear" w:color="auto" w:fill="D9E2F3"/>
-            <w:tcMar>
-              <w:top w:w="50" w:type="dxa"/>
-              <w:left w:w="90" w:type="dxa"/>
-              <w:bottom w:w="50" w:type="dxa"/>
-              <w:right w:w="90" w:type="dxa"/>
-            </w:tcMar>
             <w:vAlign w:val="center"/>
           </w:tcPr>
           <w:p>
@@ -3460,12 +3102,6 @@
               <w:right w:val="single" w:sz="6" w:space="0" w:color="1F3864"/>
             </w:tcBorders>
             <w:shd w:val="clear" w:color="auto" w:fill="4472C4"/>
-            <w:tcMar>
-              <w:top w:w="50" w:type="dxa"/>
-              <w:left w:w="90" w:type="dxa"/>
-              <w:bottom w:w="50" w:type="dxa"/>
-              <w:right w:w="90" w:type="dxa"/>
-            </w:tcMar>
             <w:vAlign w:val="center"/>
           </w:tcPr>
           <w:p>
@@ -3508,12 +3144,6 @@
               <w:right w:val="single" w:sz="6" w:space="0" w:color="1F3864"/>
             </w:tcBorders>
             <w:shd w:val="clear" w:color="auto" w:fill="4472C4"/>
-            <w:tcMar>
-              <w:top w:w="50" w:type="dxa"/>
-              <w:left w:w="90" w:type="dxa"/>
-              <w:bottom w:w="50" w:type="dxa"/>
-              <w:right w:w="90" w:type="dxa"/>
-            </w:tcMar>
             <w:vAlign w:val="center"/>
           </w:tcPr>
           <w:p>
@@ -3553,12 +3183,6 @@
               <w:right w:val="single" w:sz="6" w:space="0" w:color="1F3864"/>
             </w:tcBorders>
             <w:shd w:val="clear" w:color="auto" w:fill="D9E2F3"/>
-            <w:tcMar>
-              <w:top w:w="50" w:type="dxa"/>
-              <w:left w:w="90" w:type="dxa"/>
-              <w:bottom w:w="50" w:type="dxa"/>
-              <w:right w:w="90" w:type="dxa"/>
-            </w:tcMar>
             <w:vAlign w:val="center"/>
           </w:tcPr>
           <w:p>
@@ -3617,12 +3241,6 @@
               <w:right w:val="single" w:sz="6" w:space="0" w:color="1F3864"/>
             </w:tcBorders>
             <w:shd w:val="clear" w:color="auto" w:fill="4472C4"/>
-            <w:tcMar>
-              <w:top w:w="50" w:type="dxa"/>
-              <w:left w:w="90" w:type="dxa"/>
-              <w:bottom w:w="50" w:type="dxa"/>
-              <w:right w:w="90" w:type="dxa"/>
-            </w:tcMar>
             <w:vAlign w:val="center"/>
           </w:tcPr>
           <w:p>
@@ -3664,12 +3282,6 @@
               <w:right w:val="single" w:sz="6" w:space="0" w:color="1F3864"/>
             </w:tcBorders>
             <w:shd w:val="clear" w:color="auto" w:fill="D9E2F3"/>
-            <w:tcMar>
-              <w:top w:w="50" w:type="dxa"/>
-              <w:left w:w="90" w:type="dxa"/>
-              <w:bottom w:w="50" w:type="dxa"/>
-              <w:right w:w="90" w:type="dxa"/>
-            </w:tcMar>
             <w:vAlign w:val="center"/>
           </w:tcPr>
           <w:p>
@@ -3720,12 +3332,6 @@
               <w:right w:val="single" w:sz="6" w:space="0" w:color="1F3864"/>
             </w:tcBorders>
             <w:shd w:val="clear" w:color="auto" w:fill="D9E2F3"/>
-            <w:tcMar>
-              <w:top w:w="50" w:type="dxa"/>
-              <w:left w:w="90" w:type="dxa"/>
-              <w:bottom w:w="50" w:type="dxa"/>
-              <w:right w:w="90" w:type="dxa"/>
-            </w:tcMar>
             <w:vAlign w:val="center"/>
           </w:tcPr>
           <w:p>
@@ -4103,12 +3709,6 @@
               <w:right w:val="single" w:sz="6" w:space="0" w:color="1F3864"/>
             </w:tcBorders>
             <w:shd w:val="clear" w:color="auto" w:fill="D9E2F3"/>
-            <w:tcMar>
-              <w:top w:w="50" w:type="dxa"/>
-              <w:left w:w="90" w:type="dxa"/>
-              <w:bottom w:w="50" w:type="dxa"/>
-              <w:right w:w="90" w:type="dxa"/>
-            </w:tcMar>
             <w:vAlign w:val="center"/>
           </w:tcPr>
           <w:p>
@@ -4189,12 +3789,6 @@
               <w:right w:val="single" w:sz="6" w:space="0" w:color="1F3864"/>
             </w:tcBorders>
             <w:shd w:val="clear" w:color="auto" w:fill="D9E2F3"/>
-            <w:tcMar>
-              <w:top w:w="50" w:type="dxa"/>
-              <w:left w:w="90" w:type="dxa"/>
-              <w:bottom w:w="50" w:type="dxa"/>
-              <w:right w:w="90" w:type="dxa"/>
-            </w:tcMar>
             <w:vAlign w:val="center"/>
           </w:tcPr>
           <w:p>
@@ -4260,12 +3854,6 @@
               <w:right w:val="single" w:sz="6" w:space="0" w:color="1F3864"/>
             </w:tcBorders>
             <w:shd w:val="clear" w:color="auto" w:fill="4472C4"/>
-            <w:tcMar>
-              <w:top w:w="50" w:type="dxa"/>
-              <w:left w:w="90" w:type="dxa"/>
-              <w:bottom w:w="50" w:type="dxa"/>
-              <w:right w:w="90" w:type="dxa"/>
-            </w:tcMar>
             <w:vAlign w:val="center"/>
           </w:tcPr>
           <w:p>
@@ -4306,12 +3894,6 @@
               <w:right w:val="single" w:sz="6" w:space="0" w:color="1F3864"/>
             </w:tcBorders>
             <w:shd w:val="clear" w:color="auto" w:fill="4472C4"/>
-            <w:tcMar>
-              <w:top w:w="50" w:type="dxa"/>
-              <w:left w:w="90" w:type="dxa"/>
-              <w:bottom w:w="50" w:type="dxa"/>
-              <w:right w:w="90" w:type="dxa"/>
-            </w:tcMar>
             <w:vAlign w:val="center"/>
           </w:tcPr>
           <w:p>
@@ -4352,12 +3934,6 @@
               <w:right w:val="single" w:sz="6" w:space="0" w:color="1F3864"/>
             </w:tcBorders>
             <w:shd w:val="clear" w:color="auto" w:fill="4472C4"/>
-            <w:tcMar>
-              <w:top w:w="50" w:type="dxa"/>
-              <w:left w:w="90" w:type="dxa"/>
-              <w:bottom w:w="50" w:type="dxa"/>
-              <w:right w:w="90" w:type="dxa"/>
-            </w:tcMar>
             <w:vAlign w:val="center"/>
           </w:tcPr>
           <w:p>
@@ -4402,12 +3978,6 @@
               <w:right w:val="single" w:sz="6" w:space="0" w:color="1F3864"/>
             </w:tcBorders>
             <w:shd w:val="clear" w:color="auto" w:fill="D9E2F3"/>
-            <w:tcMar>
-              <w:top w:w="50" w:type="dxa"/>
-              <w:left w:w="90" w:type="dxa"/>
-              <w:bottom w:w="50" w:type="dxa"/>
-              <w:right w:w="90" w:type="dxa"/>
-            </w:tcMar>
             <w:vAlign w:val="center"/>
           </w:tcPr>
           <w:p>
@@ -4458,12 +4028,6 @@
               <w:right w:val="single" w:sz="6" w:space="0" w:color="1F3864"/>
             </w:tcBorders>
             <w:shd w:val="clear" w:color="auto" w:fill="D9E2F3"/>
-            <w:tcMar>
-              <w:top w:w="50" w:type="dxa"/>
-              <w:left w:w="90" w:type="dxa"/>
-              <w:bottom w:w="50" w:type="dxa"/>
-              <w:right w:w="90" w:type="dxa"/>
-            </w:tcMar>
             <w:vAlign w:val="center"/>
           </w:tcPr>
           <w:p>
@@ -4496,12 +4060,6 @@
               <w:right w:val="single" w:sz="6" w:space="0" w:color="1F3864"/>
             </w:tcBorders>
             <w:shd w:val="clear" w:color="auto" w:fill="D9E2F3"/>
-            <w:tcMar>
-              <w:top w:w="50" w:type="dxa"/>
-              <w:left w:w="90" w:type="dxa"/>
-              <w:bottom w:w="50" w:type="dxa"/>
-              <w:right w:w="90" w:type="dxa"/>
-            </w:tcMar>
             <w:vAlign w:val="center"/>
           </w:tcPr>
           <w:p>
@@ -4571,12 +4129,6 @@
               <w:right w:val="single" w:sz="6" w:space="0" w:color="1F3864"/>
             </w:tcBorders>
             <w:shd w:val="clear" w:color="auto" w:fill="D9E2F3"/>
-            <w:tcMar>
-              <w:top w:w="50" w:type="dxa"/>
-              <w:left w:w="90" w:type="dxa"/>
-              <w:bottom w:w="50" w:type="dxa"/>
-              <w:right w:w="90" w:type="dxa"/>
-            </w:tcMar>
             <w:vAlign w:val="center"/>
           </w:tcPr>
           <w:p>
@@ -4609,12 +4161,6 @@
               <w:right w:val="single" w:sz="6" w:space="0" w:color="1F3864"/>
             </w:tcBorders>
             <w:shd w:val="clear" w:color="auto" w:fill="D9E2F3"/>
-            <w:tcMar>
-              <w:top w:w="50" w:type="dxa"/>
-              <w:left w:w="90" w:type="dxa"/>
-              <w:bottom w:w="50" w:type="dxa"/>
-              <w:right w:w="90" w:type="dxa"/>
-            </w:tcMar>
             <w:vAlign w:val="center"/>
           </w:tcPr>
           <w:p>
@@ -4695,12 +4241,6 @@
               <w:right w:val="single" w:sz="6" w:space="0" w:color="1F3864"/>
             </w:tcBorders>
             <w:shd w:val="clear" w:color="auto" w:fill="D9E2F3"/>
-            <w:tcMar>
-              <w:top w:w="50" w:type="dxa"/>
-              <w:left w:w="90" w:type="dxa"/>
-              <w:bottom w:w="50" w:type="dxa"/>
-              <w:right w:w="90" w:type="dxa"/>
-            </w:tcMar>
             <w:vAlign w:val="center"/>
           </w:tcPr>
           <w:p>
@@ -4742,12 +4282,6 @@
               <w:right w:val="single" w:sz="6" w:space="0" w:color="1F3864"/>
             </w:tcBorders>
             <w:shd w:val="clear" w:color="auto" w:fill="D9E2F3"/>
-            <w:tcMar>
-              <w:top w:w="50" w:type="dxa"/>
-              <w:left w:w="90" w:type="dxa"/>
-              <w:bottom w:w="50" w:type="dxa"/>
-              <w:right w:w="90" w:type="dxa"/>
-            </w:tcMar>
             <w:vAlign w:val="center"/>
           </w:tcPr>
           <w:p>
@@ -4807,12 +4341,6 @@
               <w:right w:val="single" w:sz="6" w:space="0" w:color="1F3864"/>
             </w:tcBorders>
             <w:shd w:val="clear" w:color="auto" w:fill="D9E2F3"/>
-            <w:tcMar>
-              <w:top w:w="50" w:type="dxa"/>
-              <w:left w:w="90" w:type="dxa"/>
-              <w:bottom w:w="50" w:type="dxa"/>
-              <w:right w:w="90" w:type="dxa"/>
-            </w:tcMar>
             <w:vAlign w:val="center"/>
           </w:tcPr>
           <w:p>
@@ -4918,12 +4446,6 @@
               <w:right w:val="single" w:sz="6" w:space="0" w:color="1F3864"/>
             </w:tcBorders>
             <w:shd w:val="clear" w:color="auto" w:fill="D9E2F3"/>
-            <w:tcMar>
-              <w:top w:w="50" w:type="dxa"/>
-              <w:left w:w="90" w:type="dxa"/>
-              <w:bottom w:w="50" w:type="dxa"/>
-              <w:right w:w="90" w:type="dxa"/>
-            </w:tcMar>
             <w:vAlign w:val="center"/>
           </w:tcPr>
           <w:p>
@@ -4956,12 +4478,6 @@
               <w:right w:val="single" w:sz="6" w:space="0" w:color="1F3864"/>
             </w:tcBorders>
             <w:shd w:val="clear" w:color="auto" w:fill="D9E2F3"/>
-            <w:tcMar>
-              <w:top w:w="50" w:type="dxa"/>
-              <w:left w:w="90" w:type="dxa"/>
-              <w:bottom w:w="50" w:type="dxa"/>
-              <w:right w:w="90" w:type="dxa"/>
-            </w:tcMar>
             <w:vAlign w:val="center"/>
           </w:tcPr>
           <w:p>
@@ -5006,12 +4522,6 @@
               <w:right w:val="single" w:sz="6" w:space="0" w:color="1F3864"/>
             </w:tcBorders>
             <w:shd w:val="clear" w:color="auto" w:fill="4472C4"/>
-            <w:tcMar>
-              <w:top w:w="50" w:type="dxa"/>
-              <w:left w:w="90" w:type="dxa"/>
-              <w:bottom w:w="50" w:type="dxa"/>
-              <w:right w:w="90" w:type="dxa"/>
-            </w:tcMar>
             <w:vAlign w:val="center"/>
           </w:tcPr>
           <w:p>
@@ -5054,12 +4564,6 @@
               <w:right w:val="single" w:sz="6" w:space="0" w:color="1F3864"/>
             </w:tcBorders>
             <w:shd w:val="clear" w:color="auto" w:fill="4472C4"/>
-            <w:tcMar>
-              <w:top w:w="50" w:type="dxa"/>
-              <w:left w:w="90" w:type="dxa"/>
-              <w:bottom w:w="50" w:type="dxa"/>
-              <w:right w:w="90" w:type="dxa"/>
-            </w:tcMar>
             <w:vAlign w:val="center"/>
           </w:tcPr>
           <w:p>
@@ -5099,12 +4603,6 @@
               <w:right w:val="single" w:sz="6" w:space="0" w:color="1F3864"/>
             </w:tcBorders>
             <w:shd w:val="clear" w:color="auto" w:fill="D9E2F3"/>
-            <w:tcMar>
-              <w:top w:w="50" w:type="dxa"/>
-              <w:left w:w="90" w:type="dxa"/>
-              <w:bottom w:w="50" w:type="dxa"/>
-              <w:right w:w="90" w:type="dxa"/>
-            </w:tcMar>
             <w:vAlign w:val="center"/>
           </w:tcPr>
           <w:p>
@@ -5163,12 +4661,6 @@
               <w:right w:val="single" w:sz="6" w:space="0" w:color="1F3864"/>
             </w:tcBorders>
             <w:shd w:val="clear" w:color="auto" w:fill="4472C4"/>
-            <w:tcMar>
-              <w:top w:w="50" w:type="dxa"/>
-              <w:left w:w="90" w:type="dxa"/>
-              <w:bottom w:w="50" w:type="dxa"/>
-              <w:right w:w="90" w:type="dxa"/>
-            </w:tcMar>
             <w:vAlign w:val="center"/>
           </w:tcPr>
           <w:p>
@@ -5210,12 +4702,6 @@
               <w:right w:val="single" w:sz="6" w:space="0" w:color="1F3864"/>
             </w:tcBorders>
             <w:shd w:val="clear" w:color="auto" w:fill="D9E2F3"/>
-            <w:tcMar>
-              <w:top w:w="50" w:type="dxa"/>
-              <w:left w:w="90" w:type="dxa"/>
-              <w:bottom w:w="50" w:type="dxa"/>
-              <w:right w:w="90" w:type="dxa"/>
-            </w:tcMar>
             <w:vAlign w:val="center"/>
           </w:tcPr>
           <w:p>
@@ -5320,12 +4806,6 @@
               <w:right w:val="single" w:sz="6" w:space="0" w:color="1F3864"/>
             </w:tcBorders>
             <w:shd w:val="clear" w:color="auto" w:fill="D9E2F3"/>
-            <w:tcMar>
-              <w:top w:w="50" w:type="dxa"/>
-              <w:left w:w="90" w:type="dxa"/>
-              <w:bottom w:w="50" w:type="dxa"/>
-              <w:right w:w="90" w:type="dxa"/>
-            </w:tcMar>
             <w:vAlign w:val="center"/>
           </w:tcPr>
           <w:p>
@@ -5588,12 +5068,6 @@
               <w:right w:val="single" w:sz="6" w:space="0" w:color="1F3864"/>
             </w:tcBorders>
             <w:shd w:val="clear" w:color="auto" w:fill="D9E2F3"/>
-            <w:tcMar>
-              <w:top w:w="50" w:type="dxa"/>
-              <w:left w:w="90" w:type="dxa"/>
-              <w:bottom w:w="50" w:type="dxa"/>
-              <w:right w:w="90" w:type="dxa"/>
-            </w:tcMar>
             <w:vAlign w:val="center"/>
           </w:tcPr>
           <w:p>
@@ -5657,12 +5131,6 @@
               <w:right w:val="single" w:sz="6" w:space="0" w:color="1F3864"/>
             </w:tcBorders>
             <w:shd w:val="clear" w:color="auto" w:fill="D9E2F3"/>
-            <w:tcMar>
-              <w:top w:w="50" w:type="dxa"/>
-              <w:left w:w="90" w:type="dxa"/>
-              <w:bottom w:w="50" w:type="dxa"/>
-              <w:right w:w="90" w:type="dxa"/>
-            </w:tcMar>
             <w:vAlign w:val="center"/>
           </w:tcPr>
           <w:p>
@@ -5802,12 +5270,6 @@
               <w:right w:val="single" w:sz="6" w:space="0" w:color="1F3864"/>
             </w:tcBorders>
             <w:shd w:val="clear" w:color="auto" w:fill="4472C4"/>
-            <w:tcMar>
-              <w:top w:w="50" w:type="dxa"/>
-              <w:left w:w="90" w:type="dxa"/>
-              <w:bottom w:w="50" w:type="dxa"/>
-              <w:right w:w="90" w:type="dxa"/>
-            </w:tcMar>
             <w:vAlign w:val="center"/>
           </w:tcPr>
           <w:p>
@@ -5848,12 +5310,6 @@
               <w:right w:val="single" w:sz="6" w:space="0" w:color="1F3864"/>
             </w:tcBorders>
             <w:shd w:val="clear" w:color="auto" w:fill="4472C4"/>
-            <w:tcMar>
-              <w:top w:w="50" w:type="dxa"/>
-              <w:left w:w="90" w:type="dxa"/>
-              <w:bottom w:w="50" w:type="dxa"/>
-              <w:right w:w="90" w:type="dxa"/>
-            </w:tcMar>
             <w:vAlign w:val="center"/>
           </w:tcPr>
           <w:p>
@@ -5894,12 +5350,6 @@
               <w:right w:val="single" w:sz="6" w:space="0" w:color="1F3864"/>
             </w:tcBorders>
             <w:shd w:val="clear" w:color="auto" w:fill="4472C4"/>
-            <w:tcMar>
-              <w:top w:w="50" w:type="dxa"/>
-              <w:left w:w="90" w:type="dxa"/>
-              <w:bottom w:w="50" w:type="dxa"/>
-              <w:right w:w="90" w:type="dxa"/>
-            </w:tcMar>
             <w:vAlign w:val="center"/>
           </w:tcPr>
           <w:p>
@@ -5944,12 +5394,6 @@
               <w:right w:val="single" w:sz="6" w:space="0" w:color="1F3864"/>
             </w:tcBorders>
             <w:shd w:val="clear" w:color="auto" w:fill="D9E2F3"/>
-            <w:tcMar>
-              <w:top w:w="50" w:type="dxa"/>
-              <w:left w:w="90" w:type="dxa"/>
-              <w:bottom w:w="50" w:type="dxa"/>
-              <w:right w:w="90" w:type="dxa"/>
-            </w:tcMar>
             <w:vAlign w:val="center"/>
           </w:tcPr>
           <w:p>
@@ -6026,12 +5470,6 @@
               <w:right w:val="single" w:sz="6" w:space="0" w:color="1F3864"/>
             </w:tcBorders>
             <w:shd w:val="clear" w:color="auto" w:fill="D9E2F3"/>
-            <w:tcMar>
-              <w:top w:w="50" w:type="dxa"/>
-              <w:left w:w="90" w:type="dxa"/>
-              <w:bottom w:w="50" w:type="dxa"/>
-              <w:right w:w="90" w:type="dxa"/>
-            </w:tcMar>
             <w:vAlign w:val="center"/>
           </w:tcPr>
           <w:p>
@@ -6090,12 +5528,6 @@
               <w:right w:val="single" w:sz="6" w:space="0" w:color="1F3864"/>
             </w:tcBorders>
             <w:shd w:val="clear" w:color="auto" w:fill="D9E2F3"/>
-            <w:tcMar>
-              <w:top w:w="50" w:type="dxa"/>
-              <w:left w:w="90" w:type="dxa"/>
-              <w:bottom w:w="50" w:type="dxa"/>
-              <w:right w:w="90" w:type="dxa"/>
-            </w:tcMar>
             <w:vAlign w:val="center"/>
           </w:tcPr>
           <w:p>
@@ -6165,12 +5597,6 @@
               <w:right w:val="single" w:sz="6" w:space="0" w:color="1F3864"/>
             </w:tcBorders>
             <w:shd w:val="clear" w:color="auto" w:fill="D9E2F3"/>
-            <w:tcMar>
-              <w:top w:w="50" w:type="dxa"/>
-              <w:left w:w="90" w:type="dxa"/>
-              <w:bottom w:w="50" w:type="dxa"/>
-              <w:right w:w="90" w:type="dxa"/>
-            </w:tcMar>
             <w:vAlign w:val="center"/>
           </w:tcPr>
           <w:p>
@@ -6246,12 +5672,6 @@
               <w:right w:val="single" w:sz="6" w:space="0" w:color="1F3864"/>
             </w:tcBorders>
             <w:shd w:val="clear" w:color="auto" w:fill="D9E2F3"/>
-            <w:tcMar>
-              <w:top w:w="50" w:type="dxa"/>
-              <w:left w:w="90" w:type="dxa"/>
-              <w:bottom w:w="50" w:type="dxa"/>
-              <w:right w:w="90" w:type="dxa"/>
-            </w:tcMar>
             <w:vAlign w:val="center"/>
           </w:tcPr>
           <w:p>
@@ -6324,12 +5744,6 @@
               <w:right w:val="single" w:sz="6" w:space="0" w:color="1F3864"/>
             </w:tcBorders>
             <w:shd w:val="clear" w:color="auto" w:fill="D9E2F3"/>
-            <w:tcMar>
-              <w:top w:w="50" w:type="dxa"/>
-              <w:left w:w="90" w:type="dxa"/>
-              <w:bottom w:w="50" w:type="dxa"/>
-              <w:right w:w="90" w:type="dxa"/>
-            </w:tcMar>
             <w:vAlign w:val="center"/>
           </w:tcPr>
           <w:p>
@@ -6412,12 +5826,6 @@
               <w:right w:val="single" w:sz="6" w:space="0" w:color="1F3864"/>
             </w:tcBorders>
             <w:shd w:val="clear" w:color="auto" w:fill="D9E2F3"/>
-            <w:tcMar>
-              <w:top w:w="50" w:type="dxa"/>
-              <w:left w:w="90" w:type="dxa"/>
-              <w:bottom w:w="50" w:type="dxa"/>
-              <w:right w:w="90" w:type="dxa"/>
-            </w:tcMar>
             <w:vAlign w:val="center"/>
           </w:tcPr>
           <w:p>
@@ -6546,12 +5954,6 @@
               <w:right w:val="single" w:sz="6" w:space="0" w:color="1F3864"/>
             </w:tcBorders>
             <w:shd w:val="clear" w:color="auto" w:fill="D9E2F3"/>
-            <w:tcMar>
-              <w:top w:w="50" w:type="dxa"/>
-              <w:left w:w="90" w:type="dxa"/>
-              <w:bottom w:w="50" w:type="dxa"/>
-              <w:right w:w="90" w:type="dxa"/>
-            </w:tcMar>
             <w:vAlign w:val="center"/>
           </w:tcPr>
           <w:p>
@@ -6655,12 +6057,6 @@
               <w:right w:val="single" w:sz="6" w:space="0" w:color="1F3864"/>
             </w:tcBorders>
             <w:shd w:val="clear" w:color="auto" w:fill="D9E2F3"/>
-            <w:tcMar>
-              <w:top w:w="50" w:type="dxa"/>
-              <w:left w:w="90" w:type="dxa"/>
-              <w:bottom w:w="50" w:type="dxa"/>
-              <w:right w:w="90" w:type="dxa"/>
-            </w:tcMar>
             <w:vAlign w:val="center"/>
           </w:tcPr>
           <w:p>
@@ -6719,12 +6115,6 @@
               <w:right w:val="single" w:sz="6" w:space="0" w:color="1F3864"/>
             </w:tcBorders>
             <w:shd w:val="clear" w:color="auto" w:fill="D9E2F3"/>
-            <w:tcMar>
-              <w:top w:w="50" w:type="dxa"/>
-              <w:left w:w="90" w:type="dxa"/>
-              <w:bottom w:w="50" w:type="dxa"/>
-              <w:right w:w="90" w:type="dxa"/>
-            </w:tcMar>
             <w:vAlign w:val="center"/>
           </w:tcPr>
           <w:p>
@@ -6795,12 +6185,6 @@
               <w:right w:val="single" w:sz="6" w:space="0" w:color="1F3864"/>
             </w:tcBorders>
             <w:shd w:val="clear" w:color="auto" w:fill="4472C4"/>
-            <w:tcMar>
-              <w:top w:w="50" w:type="dxa"/>
-              <w:left w:w="90" w:type="dxa"/>
-              <w:bottom w:w="50" w:type="dxa"/>
-              <w:right w:w="90" w:type="dxa"/>
-            </w:tcMar>
             <w:vAlign w:val="center"/>
           </w:tcPr>
           <w:p>
@@ -6843,12 +6227,6 @@
               <w:right w:val="single" w:sz="6" w:space="0" w:color="1F3864"/>
             </w:tcBorders>
             <w:shd w:val="clear" w:color="auto" w:fill="4472C4"/>
-            <w:tcMar>
-              <w:top w:w="50" w:type="dxa"/>
-              <w:left w:w="90" w:type="dxa"/>
-              <w:bottom w:w="50" w:type="dxa"/>
-              <w:right w:w="90" w:type="dxa"/>
-            </w:tcMar>
             <w:vAlign w:val="center"/>
           </w:tcPr>
           <w:p>
@@ -6889,12 +6267,6 @@
               <w:right w:val="single" w:sz="6" w:space="0" w:color="1F3864"/>
             </w:tcBorders>
             <w:shd w:val="clear" w:color="auto" w:fill="D9E2F3"/>
-            <w:tcMar>
-              <w:top w:w="50" w:type="dxa"/>
-              <w:left w:w="90" w:type="dxa"/>
-              <w:bottom w:w="50" w:type="dxa"/>
-              <w:right w:w="90" w:type="dxa"/>
-            </w:tcMar>
             <w:vAlign w:val="center"/>
           </w:tcPr>
           <w:p>
@@ -6953,12 +6325,6 @@
               <w:right w:val="single" w:sz="6" w:space="0" w:color="1F3864"/>
             </w:tcBorders>
             <w:shd w:val="clear" w:color="auto" w:fill="4472C4"/>
-            <w:tcMar>
-              <w:top w:w="50" w:type="dxa"/>
-              <w:left w:w="90" w:type="dxa"/>
-              <w:bottom w:w="50" w:type="dxa"/>
-              <w:right w:w="90" w:type="dxa"/>
-            </w:tcMar>
             <w:vAlign w:val="center"/>
           </w:tcPr>
           <w:p>
@@ -7000,12 +6366,6 @@
               <w:right w:val="single" w:sz="6" w:space="0" w:color="1F3864"/>
             </w:tcBorders>
             <w:shd w:val="clear" w:color="auto" w:fill="D9E2F3"/>
-            <w:tcMar>
-              <w:top w:w="50" w:type="dxa"/>
-              <w:left w:w="90" w:type="dxa"/>
-              <w:bottom w:w="50" w:type="dxa"/>
-              <w:right w:w="90" w:type="dxa"/>
-            </w:tcMar>
             <w:vAlign w:val="center"/>
           </w:tcPr>
           <w:p>
@@ -7108,12 +6468,6 @@
               <w:right w:val="single" w:sz="6" w:space="0" w:color="1F3864"/>
             </w:tcBorders>
             <w:shd w:val="clear" w:color="auto" w:fill="D9E2F3"/>
-            <w:tcMar>
-              <w:top w:w="50" w:type="dxa"/>
-              <w:left w:w="90" w:type="dxa"/>
-              <w:bottom w:w="50" w:type="dxa"/>
-              <w:right w:w="90" w:type="dxa"/>
-            </w:tcMar>
             <w:vAlign w:val="center"/>
           </w:tcPr>
           <w:p>
@@ -7413,12 +6767,6 @@
               <w:right w:val="single" w:sz="6" w:space="0" w:color="1F3864"/>
             </w:tcBorders>
             <w:shd w:val="clear" w:color="auto" w:fill="D9E2F3"/>
-            <w:tcMar>
-              <w:top w:w="50" w:type="dxa"/>
-              <w:left w:w="90" w:type="dxa"/>
-              <w:bottom w:w="50" w:type="dxa"/>
-              <w:right w:w="90" w:type="dxa"/>
-            </w:tcMar>
             <w:vAlign w:val="center"/>
           </w:tcPr>
           <w:p>
@@ -7477,6 +6825,55 @@
           </w:p>
         </w:tc>
       </w:tr>
+    </w:tbl>
+    <w:p>
+      <w:pPr>
+        <w:spacing w:before="0" w:after="0" w:line="240" w:lineRule="auto"/>
+        <w:rPr>
+          <w:sz w:val="18"/>
+          <w:szCs w:val="18"/>
+        </w:rPr>
+      </w:pPr>
+    </w:p>
+    <w:tbl>
+      <w:tblPr>
+        <w:tblW w:w="9405" w:type="dxa"/>
+        <w:jc w:val="center"/>
+        <w:tblBorders>
+          <w:top w:val="single" w:sz="6" w:space="0" w:color="1F3864"/>
+          <w:left w:val="single" w:sz="6" w:space="0" w:color="1F3864"/>
+          <w:bottom w:val="single" w:sz="6" w:space="0" w:color="1F3864"/>
+          <w:right w:val="single" w:sz="6" w:space="0" w:color="1F3864"/>
+          <w:insideH w:val="single" w:sz="6" w:space="0" w:color="1F3864"/>
+          <w:insideV w:val="single" w:sz="6" w:space="0" w:color="1F3864"/>
+        </w:tblBorders>
+        <w:tblLayout w:type="fixed"/>
+        <w:tblCellMar>
+          <w:top w:w="40" w:type="dxa"/>
+          <w:left w:w="90" w:type="dxa"/>
+          <w:bottom w:w="40" w:type="dxa"/>
+          <w:right w:w="90" w:type="dxa"/>
+        </w:tblCellMar>
+        <w:tblLook w:val="04A0" w:firstRow="1" w:lastRow="0" w:firstColumn="1" w:lastColumn="0" w:noHBand="0" w:noVBand="1"/>
+      </w:tblPr>
+      <w:tblGrid>
+        <w:gridCol w:w="1175"/>
+        <w:gridCol w:w="391"/>
+        <w:gridCol w:w="391"/>
+        <w:gridCol w:w="391"/>
+        <w:gridCol w:w="783"/>
+        <w:gridCol w:w="391"/>
+        <w:gridCol w:w="391"/>
+        <w:gridCol w:w="783"/>
+        <w:gridCol w:w="783"/>
+        <w:gridCol w:w="391"/>
+        <w:gridCol w:w="391"/>
+        <w:gridCol w:w="391"/>
+        <w:gridCol w:w="391"/>
+        <w:gridCol w:w="391"/>
+        <w:gridCol w:w="391"/>
+        <w:gridCol w:w="1567"/>
+      </w:tblGrid>
       <w:tr>
         <w:tc>
           <w:tcPr>
@@ -7489,12 +6886,6 @@
               <w:right w:val="single" w:sz="6" w:space="0" w:color="1F3864"/>
             </w:tcBorders>
             <w:shd w:val="clear" w:color="auto" w:fill="4472C4"/>
-            <w:tcMar>
-              <w:top w:w="50" w:type="dxa"/>
-              <w:left w:w="90" w:type="dxa"/>
-              <w:bottom w:w="50" w:type="dxa"/>
-              <w:right w:w="90" w:type="dxa"/>
-            </w:tcMar>
             <w:vAlign w:val="center"/>
           </w:tcPr>
           <w:p>
@@ -7537,12 +6928,6 @@
               <w:right w:val="single" w:sz="6" w:space="0" w:color="1F3864"/>
             </w:tcBorders>
             <w:shd w:val="clear" w:color="auto" w:fill="4472C4"/>
-            <w:tcMar>
-              <w:top w:w="50" w:type="dxa"/>
-              <w:left w:w="90" w:type="dxa"/>
-              <w:bottom w:w="50" w:type="dxa"/>
-              <w:right w:w="90" w:type="dxa"/>
-            </w:tcMar>
             <w:vAlign w:val="center"/>
           </w:tcPr>
           <w:p>
@@ -7583,12 +6968,6 @@
               <w:right w:val="single" w:sz="6" w:space="0" w:color="1F3864"/>
             </w:tcBorders>
             <w:shd w:val="clear" w:color="auto" w:fill="4472C4"/>
-            <w:tcMar>
-              <w:top w:w="50" w:type="dxa"/>
-              <w:left w:w="90" w:type="dxa"/>
-              <w:bottom w:w="50" w:type="dxa"/>
-              <w:right w:w="90" w:type="dxa"/>
-            </w:tcMar>
             <w:vAlign w:val="center"/>
           </w:tcPr>
           <w:p>
@@ -7629,12 +7008,6 @@
               <w:right w:val="single" w:sz="6" w:space="0" w:color="1F3864"/>
             </w:tcBorders>
             <w:shd w:val="clear" w:color="auto" w:fill="4472C4"/>
-            <w:tcMar>
-              <w:top w:w="50" w:type="dxa"/>
-              <w:left w:w="90" w:type="dxa"/>
-              <w:bottom w:w="50" w:type="dxa"/>
-              <w:right w:w="90" w:type="dxa"/>
-            </w:tcMar>
             <w:vAlign w:val="center"/>
           </w:tcPr>
           <w:p>
@@ -7690,12 +7063,6 @@
               <w:right w:val="single" w:sz="6" w:space="0" w:color="1F3864"/>
             </w:tcBorders>
             <w:shd w:val="clear" w:color="auto" w:fill="4472C4"/>
-            <w:tcMar>
-              <w:top w:w="50" w:type="dxa"/>
-              <w:left w:w="90" w:type="dxa"/>
-              <w:bottom w:w="50" w:type="dxa"/>
-              <w:right w:w="90" w:type="dxa"/>
-            </w:tcMar>
             <w:vAlign w:val="center"/>
           </w:tcPr>
           <w:p>
@@ -7736,12 +7103,6 @@
               <w:right w:val="single" w:sz="6" w:space="0" w:color="1F3864"/>
             </w:tcBorders>
             <w:shd w:val="clear" w:color="auto" w:fill="4472C4"/>
-            <w:tcMar>
-              <w:top w:w="50" w:type="dxa"/>
-              <w:left w:w="90" w:type="dxa"/>
-              <w:bottom w:w="50" w:type="dxa"/>
-              <w:right w:w="90" w:type="dxa"/>
-            </w:tcMar>
             <w:vAlign w:val="center"/>
           </w:tcPr>
           <w:p>
@@ -7784,12 +7145,6 @@
               <w:right w:val="single" w:sz="6" w:space="0" w:color="1F3864"/>
             </w:tcBorders>
             <w:shd w:val="clear" w:color="auto" w:fill="D9E2F3"/>
-            <w:tcMar>
-              <w:top w:w="50" w:type="dxa"/>
-              <w:left w:w="90" w:type="dxa"/>
-              <w:bottom w:w="50" w:type="dxa"/>
-              <w:right w:w="90" w:type="dxa"/>
-            </w:tcMar>
             <w:vAlign w:val="center"/>
           </w:tcPr>
           <w:p>
@@ -7924,12 +7279,6 @@
               <w:right w:val="single" w:sz="6" w:space="0" w:color="1F3864"/>
             </w:tcBorders>
             <w:shd w:val="clear" w:color="auto" w:fill="D9E2F3"/>
-            <w:tcMar>
-              <w:top w:w="50" w:type="dxa"/>
-              <w:left w:w="90" w:type="dxa"/>
-              <w:bottom w:w="50" w:type="dxa"/>
-              <w:right w:w="90" w:type="dxa"/>
-            </w:tcMar>
             <w:vAlign w:val="center"/>
           </w:tcPr>
           <w:p>
@@ -8011,12 +7360,6 @@
               <w:right w:val="single" w:sz="6" w:space="0" w:color="1F3864"/>
             </w:tcBorders>
             <w:shd w:val="clear" w:color="auto" w:fill="D9E2F3"/>
-            <w:tcMar>
-              <w:top w:w="50" w:type="dxa"/>
-              <w:left w:w="90" w:type="dxa"/>
-              <w:bottom w:w="50" w:type="dxa"/>
-              <w:right w:w="90" w:type="dxa"/>
-            </w:tcMar>
             <w:vAlign w:val="center"/>
           </w:tcPr>
           <w:p>
@@ -8089,12 +7432,6 @@
               <w:right w:val="single" w:sz="6" w:space="0" w:color="1F3864"/>
             </w:tcBorders>
             <w:shd w:val="clear" w:color="auto" w:fill="D9E2F3"/>
-            <w:tcMar>
-              <w:top w:w="50" w:type="dxa"/>
-              <w:left w:w="90" w:type="dxa"/>
-              <w:bottom w:w="50" w:type="dxa"/>
-              <w:right w:w="90" w:type="dxa"/>
-            </w:tcMar>
             <w:vAlign w:val="center"/>
           </w:tcPr>
           <w:p>
@@ -8182,12 +7519,6 @@
               <w:right w:val="single" w:sz="6" w:space="0" w:color="1F3864"/>
             </w:tcBorders>
             <w:shd w:val="clear" w:color="auto" w:fill="D9E2F3"/>
-            <w:tcMar>
-              <w:top w:w="50" w:type="dxa"/>
-              <w:left w:w="90" w:type="dxa"/>
-              <w:bottom w:w="50" w:type="dxa"/>
-              <w:right w:w="90" w:type="dxa"/>
-            </w:tcMar>
             <w:vAlign w:val="center"/>
           </w:tcPr>
           <w:p>
@@ -8249,6 +7580,55 @@
           </w:p>
         </w:tc>
       </w:tr>
+    </w:tbl>
+    <w:p>
+      <w:pPr>
+        <w:spacing w:before="0" w:after="0" w:line="240" w:lineRule="auto"/>
+        <w:rPr>
+          <w:sz w:val="18"/>
+          <w:szCs w:val="18"/>
+        </w:rPr>
+      </w:pPr>
+    </w:p>
+    <w:tbl>
+      <w:tblPr>
+        <w:tblW w:w="9405" w:type="dxa"/>
+        <w:jc w:val="center"/>
+        <w:tblBorders>
+          <w:top w:val="single" w:sz="6" w:space="0" w:color="1F3864"/>
+          <w:left w:val="single" w:sz="6" w:space="0" w:color="1F3864"/>
+          <w:bottom w:val="single" w:sz="6" w:space="0" w:color="1F3864"/>
+          <w:right w:val="single" w:sz="6" w:space="0" w:color="1F3864"/>
+          <w:insideH w:val="single" w:sz="6" w:space="0" w:color="1F3864"/>
+          <w:insideV w:val="single" w:sz="6" w:space="0" w:color="1F3864"/>
+        </w:tblBorders>
+        <w:tblLayout w:type="fixed"/>
+        <w:tblCellMar>
+          <w:top w:w="40" w:type="dxa"/>
+          <w:left w:w="90" w:type="dxa"/>
+          <w:bottom w:w="40" w:type="dxa"/>
+          <w:right w:w="90" w:type="dxa"/>
+        </w:tblCellMar>
+        <w:tblLook w:val="04A0" w:firstRow="1" w:lastRow="0" w:firstColumn="1" w:lastColumn="0" w:noHBand="0" w:noVBand="1"/>
+      </w:tblPr>
+      <w:tblGrid>
+        <w:gridCol w:w="1175"/>
+        <w:gridCol w:w="391"/>
+        <w:gridCol w:w="391"/>
+        <w:gridCol w:w="391"/>
+        <w:gridCol w:w="783"/>
+        <w:gridCol w:w="391"/>
+        <w:gridCol w:w="391"/>
+        <w:gridCol w:w="783"/>
+        <w:gridCol w:w="783"/>
+        <w:gridCol w:w="391"/>
+        <w:gridCol w:w="391"/>
+        <w:gridCol w:w="391"/>
+        <w:gridCol w:w="391"/>
+        <w:gridCol w:w="391"/>
+        <w:gridCol w:w="391"/>
+        <w:gridCol w:w="1567"/>
+      </w:tblGrid>
       <w:tr>
         <w:tc>
           <w:tcPr>
@@ -8261,12 +7641,6 @@
               <w:right w:val="single" w:sz="6" w:space="0" w:color="1F3864"/>
             </w:tcBorders>
             <w:shd w:val="clear" w:color="auto" w:fill="4472C4"/>
-            <w:tcMar>
-              <w:top w:w="50" w:type="dxa"/>
-              <w:left w:w="90" w:type="dxa"/>
-              <w:bottom w:w="50" w:type="dxa"/>
-              <w:right w:w="90" w:type="dxa"/>
-            </w:tcMar>
             <w:vAlign w:val="center"/>
           </w:tcPr>
           <w:p>
@@ -8306,12 +7680,6 @@
               <w:right w:val="single" w:sz="6" w:space="0" w:color="1F3864"/>
             </w:tcBorders>
             <w:shd w:val="clear" w:color="auto" w:fill="D9E2F3"/>
-            <w:tcMar>
-              <w:top w:w="50" w:type="dxa"/>
-              <w:left w:w="90" w:type="dxa"/>
-              <w:bottom w:w="50" w:type="dxa"/>
-              <w:right w:w="90" w:type="dxa"/>
-            </w:tcMar>
             <w:vAlign w:val="center"/>
           </w:tcPr>
           <w:p>
@@ -8500,12 +7868,6 @@
               <w:right w:val="single" w:sz="6" w:space="0" w:color="1F3864"/>
             </w:tcBorders>
             <w:shd w:val="clear" w:color="auto" w:fill="4472C4"/>
-            <w:tcMar>
-              <w:top w:w="50" w:type="dxa"/>
-              <w:left w:w="90" w:type="dxa"/>
-              <w:bottom w:w="50" w:type="dxa"/>
-              <w:right w:w="90" w:type="dxa"/>
-            </w:tcMar>
             <w:vAlign w:val="center"/>
           </w:tcPr>
           <w:p>
@@ -8545,12 +7907,6 @@
               <w:right w:val="single" w:sz="6" w:space="0" w:color="1F3864"/>
             </w:tcBorders>
             <w:shd w:val="clear" w:color="auto" w:fill="D9E2F3"/>
-            <w:tcMar>
-              <w:top w:w="50" w:type="dxa"/>
-              <w:left w:w="90" w:type="dxa"/>
-              <w:bottom w:w="50" w:type="dxa"/>
-              <w:right w:w="90" w:type="dxa"/>
-            </w:tcMar>
             <w:vAlign w:val="center"/>
           </w:tcPr>
           <w:p>
@@ -8831,12 +8187,6 @@
               <w:right w:val="single" w:sz="6" w:space="0" w:color="1F3864"/>
             </w:tcBorders>
             <w:shd w:val="clear" w:color="auto" w:fill="4472C4"/>
-            <w:tcMar>
-              <w:top w:w="50" w:type="dxa"/>
-              <w:left w:w="90" w:type="dxa"/>
-              <w:bottom w:w="50" w:type="dxa"/>
-              <w:right w:w="90" w:type="dxa"/>
-            </w:tcMar>
             <w:vAlign w:val="center"/>
           </w:tcPr>
           <w:p>
@@ -8876,12 +8226,6 @@
               <w:right w:val="single" w:sz="6" w:space="0" w:color="1F3864"/>
             </w:tcBorders>
             <w:shd w:val="clear" w:color="auto" w:fill="D9E2F3"/>
-            <w:tcMar>
-              <w:top w:w="50" w:type="dxa"/>
-              <w:left w:w="90" w:type="dxa"/>
-              <w:bottom w:w="50" w:type="dxa"/>
-              <w:right w:w="90" w:type="dxa"/>
-            </w:tcMar>
             <w:vAlign w:val="center"/>
           </w:tcPr>
           <w:p>
@@ -9001,12 +8345,6 @@
               <w:right w:val="single" w:sz="6" w:space="0" w:color="1F3864"/>
             </w:tcBorders>
             <w:shd w:val="clear" w:color="auto" w:fill="4472C4"/>
-            <w:tcMar>
-              <w:top w:w="50" w:type="dxa"/>
-              <w:left w:w="90" w:type="dxa"/>
-              <w:bottom w:w="50" w:type="dxa"/>
-              <w:right w:w="90" w:type="dxa"/>
-            </w:tcMar>
             <w:vAlign w:val="center"/>
           </w:tcPr>
           <w:p>
@@ -9046,12 +8384,6 @@
               <w:right w:val="single" w:sz="6" w:space="0" w:color="1F3864"/>
             </w:tcBorders>
             <w:shd w:val="clear" w:color="auto" w:fill="D9E2F3"/>
-            <w:tcMar>
-              <w:top w:w="50" w:type="dxa"/>
-              <w:left w:w="90" w:type="dxa"/>
-              <w:bottom w:w="50" w:type="dxa"/>
-              <w:right w:w="90" w:type="dxa"/>
-            </w:tcMar>
             <w:vAlign w:val="center"/>
           </w:tcPr>
           <w:p>
@@ -9162,12 +8494,6 @@
               <w:right w:val="single" w:sz="6" w:space="0" w:color="1F3864"/>
             </w:tcBorders>
             <w:shd w:val="clear" w:color="auto" w:fill="4472C4"/>
-            <w:tcMar>
-              <w:top w:w="50" w:type="dxa"/>
-              <w:left w:w="90" w:type="dxa"/>
-              <w:bottom w:w="50" w:type="dxa"/>
-              <w:right w:w="90" w:type="dxa"/>
-            </w:tcMar>
             <w:vAlign w:val="center"/>
           </w:tcPr>
           <w:p>
@@ -9207,12 +8533,6 @@
               <w:right w:val="single" w:sz="6" w:space="0" w:color="1F3864"/>
             </w:tcBorders>
             <w:shd w:val="clear" w:color="auto" w:fill="D9E2F3"/>
-            <w:tcMar>
-              <w:top w:w="50" w:type="dxa"/>
-              <w:left w:w="90" w:type="dxa"/>
-              <w:bottom w:w="50" w:type="dxa"/>
-              <w:right w:w="90" w:type="dxa"/>
-            </w:tcMar>
             <w:vAlign w:val="center"/>
           </w:tcPr>
           <w:p>
@@ -9257,12 +8577,6 @@
               <w:right w:val="single" w:sz="6" w:space="0" w:color="1F3864"/>
             </w:tcBorders>
             <w:shd w:val="clear" w:color="auto" w:fill="4472C4"/>
-            <w:tcMar>
-              <w:top w:w="50" w:type="dxa"/>
-              <w:left w:w="90" w:type="dxa"/>
-              <w:bottom w:w="50" w:type="dxa"/>
-              <w:right w:w="90" w:type="dxa"/>
-            </w:tcMar>
             <w:vAlign w:val="center"/>
           </w:tcPr>
           <w:p>
@@ -9329,12 +8643,6 @@
               <w:right w:val="single" w:sz="6" w:space="0" w:color="1F3864"/>
             </w:tcBorders>
             <w:shd w:val="clear" w:color="auto" w:fill="4472C4"/>
-            <w:tcMar>
-              <w:top w:w="50" w:type="dxa"/>
-              <w:left w:w="90" w:type="dxa"/>
-              <w:bottom w:w="50" w:type="dxa"/>
-              <w:right w:w="90" w:type="dxa"/>
-            </w:tcMar>
             <w:vAlign w:val="center"/>
           </w:tcPr>
           <w:p>
@@ -9374,12 +8682,6 @@
               <w:right w:val="single" w:sz="6" w:space="0" w:color="1F3864"/>
             </w:tcBorders>
             <w:shd w:val="clear" w:color="auto" w:fill="4472C4"/>
-            <w:tcMar>
-              <w:top w:w="50" w:type="dxa"/>
-              <w:left w:w="90" w:type="dxa"/>
-              <w:bottom w:w="50" w:type="dxa"/>
-              <w:right w:w="90" w:type="dxa"/>
-            </w:tcMar>
             <w:vAlign w:val="center"/>
           </w:tcPr>
           <w:p>
@@ -9419,12 +8721,6 @@
               <w:right w:val="single" w:sz="6" w:space="0" w:color="1F3864"/>
             </w:tcBorders>
             <w:shd w:val="clear" w:color="auto" w:fill="4472C4"/>
-            <w:tcMar>
-              <w:top w:w="50" w:type="dxa"/>
-              <w:left w:w="90" w:type="dxa"/>
-              <w:bottom w:w="50" w:type="dxa"/>
-              <w:right w:w="90" w:type="dxa"/>
-            </w:tcMar>
             <w:vAlign w:val="center"/>
           </w:tcPr>
           <w:p>
@@ -9464,12 +8760,6 @@
               <w:right w:val="single" w:sz="6" w:space="0" w:color="1F3864"/>
             </w:tcBorders>
             <w:shd w:val="clear" w:color="auto" w:fill="4472C4"/>
-            <w:tcMar>
-              <w:top w:w="50" w:type="dxa"/>
-              <w:left w:w="90" w:type="dxa"/>
-              <w:bottom w:w="50" w:type="dxa"/>
-              <w:right w:w="90" w:type="dxa"/>
-            </w:tcMar>
             <w:vAlign w:val="center"/>
           </w:tcPr>
           <w:p>
@@ -9536,12 +8826,6 @@
               <w:right w:val="single" w:sz="6" w:space="0" w:color="1F3864"/>
             </w:tcBorders>
             <w:shd w:val="clear" w:color="auto" w:fill="D9E2F3"/>
-            <w:tcMar>
-              <w:top w:w="50" w:type="dxa"/>
-              <w:left w:w="90" w:type="dxa"/>
-              <w:bottom w:w="50" w:type="dxa"/>
-              <w:right w:w="90" w:type="dxa"/>
-            </w:tcMar>
             <w:vAlign w:val="center"/>
           </w:tcPr>
           <w:p>
@@ -9574,12 +8858,6 @@
               <w:right w:val="single" w:sz="6" w:space="0" w:color="1F3864"/>
             </w:tcBorders>
             <w:shd w:val="clear" w:color="auto" w:fill="D9E2F3"/>
-            <w:tcMar>
-              <w:top w:w="50" w:type="dxa"/>
-              <w:left w:w="90" w:type="dxa"/>
-              <w:bottom w:w="50" w:type="dxa"/>
-              <w:right w:w="90" w:type="dxa"/>
-            </w:tcMar>
             <w:vAlign w:val="center"/>
           </w:tcPr>
           <w:p>
@@ -9612,12 +8890,6 @@
               <w:right w:val="single" w:sz="6" w:space="0" w:color="1F3864"/>
             </w:tcBorders>
             <w:shd w:val="clear" w:color="auto" w:fill="D9E2F3"/>
-            <w:tcMar>
-              <w:top w:w="50" w:type="dxa"/>
-              <w:left w:w="90" w:type="dxa"/>
-              <w:bottom w:w="50" w:type="dxa"/>
-              <w:right w:w="90" w:type="dxa"/>
-            </w:tcMar>
             <w:vAlign w:val="center"/>
           </w:tcPr>
           <w:p>
@@ -9650,12 +8922,6 @@
               <w:right w:val="single" w:sz="6" w:space="0" w:color="1F3864"/>
             </w:tcBorders>
             <w:shd w:val="clear" w:color="auto" w:fill="D9E2F3"/>
-            <w:tcMar>
-              <w:top w:w="50" w:type="dxa"/>
-              <w:left w:w="90" w:type="dxa"/>
-              <w:bottom w:w="50" w:type="dxa"/>
-              <w:right w:w="90" w:type="dxa"/>
-            </w:tcMar>
             <w:vAlign w:val="center"/>
           </w:tcPr>
           <w:p>
@@ -9715,12 +8981,6 @@
               <w:right w:val="single" w:sz="6" w:space="0" w:color="1F3864"/>
             </w:tcBorders>
             <w:shd w:val="clear" w:color="auto" w:fill="D9E2F3"/>
-            <w:tcMar>
-              <w:top w:w="50" w:type="dxa"/>
-              <w:left w:w="90" w:type="dxa"/>
-              <w:bottom w:w="50" w:type="dxa"/>
-              <w:right w:w="90" w:type="dxa"/>
-            </w:tcMar>
             <w:vAlign w:val="center"/>
           </w:tcPr>
           <w:p>
@@ -9753,12 +9013,6 @@
               <w:right w:val="single" w:sz="6" w:space="0" w:color="1F3864"/>
             </w:tcBorders>
             <w:shd w:val="clear" w:color="auto" w:fill="D9E2F3"/>
-            <w:tcMar>
-              <w:top w:w="50" w:type="dxa"/>
-              <w:left w:w="90" w:type="dxa"/>
-              <w:bottom w:w="50" w:type="dxa"/>
-              <w:right w:w="90" w:type="dxa"/>
-            </w:tcMar>
             <w:vAlign w:val="center"/>
           </w:tcPr>
           <w:p>
@@ -9791,12 +9045,6 @@
               <w:right w:val="single" w:sz="6" w:space="0" w:color="1F3864"/>
             </w:tcBorders>
             <w:shd w:val="clear" w:color="auto" w:fill="D9E2F3"/>
-            <w:tcMar>
-              <w:top w:w="50" w:type="dxa"/>
-              <w:left w:w="90" w:type="dxa"/>
-              <w:bottom w:w="50" w:type="dxa"/>
-              <w:right w:w="90" w:type="dxa"/>
-            </w:tcMar>
             <w:vAlign w:val="center"/>
           </w:tcPr>
           <w:p>
@@ -9829,12 +9077,6 @@
               <w:right w:val="single" w:sz="6" w:space="0" w:color="1F3864"/>
             </w:tcBorders>
             <w:shd w:val="clear" w:color="auto" w:fill="D9E2F3"/>
-            <w:tcMar>
-              <w:top w:w="50" w:type="dxa"/>
-              <w:left w:w="90" w:type="dxa"/>
-              <w:bottom w:w="50" w:type="dxa"/>
-              <w:right w:w="90" w:type="dxa"/>
-            </w:tcMar>
             <w:vAlign w:val="center"/>
           </w:tcPr>
           <w:p>
@@ -9894,12 +9136,6 @@
               <w:right w:val="single" w:sz="6" w:space="0" w:color="1F3864"/>
             </w:tcBorders>
             <w:shd w:val="clear" w:color="auto" w:fill="D9E2F3"/>
-            <w:tcMar>
-              <w:top w:w="50" w:type="dxa"/>
-              <w:left w:w="90" w:type="dxa"/>
-              <w:bottom w:w="50" w:type="dxa"/>
-              <w:right w:w="90" w:type="dxa"/>
-            </w:tcMar>
             <w:vAlign w:val="center"/>
           </w:tcPr>
           <w:p>
@@ -9932,12 +9168,6 @@
               <w:right w:val="single" w:sz="6" w:space="0" w:color="1F3864"/>
             </w:tcBorders>
             <w:shd w:val="clear" w:color="auto" w:fill="D9E2F3"/>
-            <w:tcMar>
-              <w:top w:w="50" w:type="dxa"/>
-              <w:left w:w="90" w:type="dxa"/>
-              <w:bottom w:w="50" w:type="dxa"/>
-              <w:right w:w="90" w:type="dxa"/>
-            </w:tcMar>
             <w:vAlign w:val="center"/>
           </w:tcPr>
           <w:p>
@@ -9970,12 +9200,6 @@
               <w:right w:val="single" w:sz="6" w:space="0" w:color="1F3864"/>
             </w:tcBorders>
             <w:shd w:val="clear" w:color="auto" w:fill="D9E2F3"/>
-            <w:tcMar>
-              <w:top w:w="50" w:type="dxa"/>
-              <w:left w:w="90" w:type="dxa"/>
-              <w:bottom w:w="50" w:type="dxa"/>
-              <w:right w:w="90" w:type="dxa"/>
-            </w:tcMar>
             <w:vAlign w:val="center"/>
           </w:tcPr>
           <w:p>
@@ -10008,12 +9232,6 @@
               <w:right w:val="single" w:sz="6" w:space="0" w:color="1F3864"/>
             </w:tcBorders>
             <w:shd w:val="clear" w:color="auto" w:fill="D9E2F3"/>
-            <w:tcMar>
-              <w:top w:w="50" w:type="dxa"/>
-              <w:left w:w="90" w:type="dxa"/>
-              <w:bottom w:w="50" w:type="dxa"/>
-              <w:right w:w="90" w:type="dxa"/>
-            </w:tcMar>
             <w:vAlign w:val="center"/>
           </w:tcPr>
           <w:p>
@@ -10073,12 +9291,6 @@
               <w:right w:val="single" w:sz="6" w:space="0" w:color="1F3864"/>
             </w:tcBorders>
             <w:shd w:val="clear" w:color="auto" w:fill="D9E2F3"/>
-            <w:tcMar>
-              <w:top w:w="50" w:type="dxa"/>
-              <w:left w:w="90" w:type="dxa"/>
-              <w:bottom w:w="50" w:type="dxa"/>
-              <w:right w:w="90" w:type="dxa"/>
-            </w:tcMar>
             <w:vAlign w:val="center"/>
           </w:tcPr>
           <w:p>
@@ -10123,12 +9335,6 @@
               <w:right w:val="single" w:sz="6" w:space="0" w:color="1F3864"/>
             </w:tcBorders>
             <w:shd w:val="clear" w:color="auto" w:fill="4472C4"/>
-            <w:tcMar>
-              <w:top w:w="50" w:type="dxa"/>
-              <w:left w:w="90" w:type="dxa"/>
-              <w:bottom w:w="50" w:type="dxa"/>
-              <w:right w:w="90" w:type="dxa"/>
-            </w:tcMar>
             <w:vAlign w:val="center"/>
           </w:tcPr>
           <w:p>
@@ -10195,12 +9401,6 @@
               <w:right w:val="single" w:sz="6" w:space="0" w:color="1F3864"/>
             </w:tcBorders>
             <w:shd w:val="clear" w:color="auto" w:fill="4472C4"/>
-            <w:tcMar>
-              <w:top w:w="50" w:type="dxa"/>
-              <w:left w:w="90" w:type="dxa"/>
-              <w:bottom w:w="50" w:type="dxa"/>
-              <w:right w:w="90" w:type="dxa"/>
-            </w:tcMar>
             <w:vAlign w:val="center"/>
           </w:tcPr>
           <w:p>
@@ -10240,12 +9440,6 @@
               <w:right w:val="single" w:sz="6" w:space="0" w:color="1F3864"/>
             </w:tcBorders>
             <w:shd w:val="clear" w:color="auto" w:fill="4472C4"/>
-            <w:tcMar>
-              <w:top w:w="50" w:type="dxa"/>
-              <w:left w:w="90" w:type="dxa"/>
-              <w:bottom w:w="50" w:type="dxa"/>
-              <w:right w:w="90" w:type="dxa"/>
-            </w:tcMar>
             <w:vAlign w:val="center"/>
           </w:tcPr>
           <w:p>
@@ -10285,12 +9479,6 @@
               <w:right w:val="single" w:sz="6" w:space="0" w:color="1F3864"/>
             </w:tcBorders>
             <w:shd w:val="clear" w:color="auto" w:fill="4472C4"/>
-            <w:tcMar>
-              <w:top w:w="50" w:type="dxa"/>
-              <w:left w:w="90" w:type="dxa"/>
-              <w:bottom w:w="50" w:type="dxa"/>
-              <w:right w:w="90" w:type="dxa"/>
-            </w:tcMar>
             <w:vAlign w:val="center"/>
           </w:tcPr>
           <w:p>
@@ -10330,12 +9518,6 @@
               <w:right w:val="single" w:sz="6" w:space="0" w:color="1F3864"/>
             </w:tcBorders>
             <w:shd w:val="clear" w:color="auto" w:fill="4472C4"/>
-            <w:tcMar>
-              <w:top w:w="50" w:type="dxa"/>
-              <w:left w:w="90" w:type="dxa"/>
-              <w:bottom w:w="50" w:type="dxa"/>
-              <w:right w:w="90" w:type="dxa"/>
-            </w:tcMar>
             <w:vAlign w:val="center"/>
           </w:tcPr>
           <w:p>
@@ -10402,12 +9584,6 @@
               <w:right w:val="single" w:sz="6" w:space="0" w:color="1F3864"/>
             </w:tcBorders>
             <w:shd w:val="clear" w:color="auto" w:fill="D9E2F3"/>
-            <w:tcMar>
-              <w:top w:w="50" w:type="dxa"/>
-              <w:left w:w="90" w:type="dxa"/>
-              <w:bottom w:w="50" w:type="dxa"/>
-              <w:right w:w="90" w:type="dxa"/>
-            </w:tcMar>
             <w:vAlign w:val="center"/>
           </w:tcPr>
           <w:p>
@@ -10440,12 +9616,6 @@
               <w:right w:val="single" w:sz="6" w:space="0" w:color="1F3864"/>
             </w:tcBorders>
             <w:shd w:val="clear" w:color="auto" w:fill="D9E2F3"/>
-            <w:tcMar>
-              <w:top w:w="50" w:type="dxa"/>
-              <w:left w:w="90" w:type="dxa"/>
-              <w:bottom w:w="50" w:type="dxa"/>
-              <w:right w:w="90" w:type="dxa"/>
-            </w:tcMar>
             <w:vAlign w:val="center"/>
           </w:tcPr>
           <w:p>
@@ -10478,12 +9648,6 @@
               <w:right w:val="single" w:sz="6" w:space="0" w:color="1F3864"/>
             </w:tcBorders>
             <w:shd w:val="clear" w:color="auto" w:fill="D9E2F3"/>
-            <w:tcMar>
-              <w:top w:w="50" w:type="dxa"/>
-              <w:left w:w="90" w:type="dxa"/>
-              <w:bottom w:w="50" w:type="dxa"/>
-              <w:right w:w="90" w:type="dxa"/>
-            </w:tcMar>
             <w:vAlign w:val="center"/>
           </w:tcPr>
           <w:p>
@@ -10516,12 +9680,6 @@
               <w:right w:val="single" w:sz="6" w:space="0" w:color="1F3864"/>
             </w:tcBorders>
             <w:shd w:val="clear" w:color="auto" w:fill="D9E2F3"/>
-            <w:tcMar>
-              <w:top w:w="50" w:type="dxa"/>
-              <w:left w:w="90" w:type="dxa"/>
-              <w:bottom w:w="50" w:type="dxa"/>
-              <w:right w:w="90" w:type="dxa"/>
-            </w:tcMar>
             <w:vAlign w:val="center"/>
           </w:tcPr>
           <w:p>
@@ -10581,12 +9739,6 @@
               <w:right w:val="single" w:sz="6" w:space="0" w:color="1F3864"/>
             </w:tcBorders>
             <w:shd w:val="clear" w:color="auto" w:fill="D9E2F3"/>
-            <w:tcMar>
-              <w:top w:w="50" w:type="dxa"/>
-              <w:left w:w="90" w:type="dxa"/>
-              <w:bottom w:w="50" w:type="dxa"/>
-              <w:right w:w="90" w:type="dxa"/>
-            </w:tcMar>
             <w:vAlign w:val="center"/>
           </w:tcPr>
           <w:p>
@@ -10619,12 +9771,6 @@
               <w:right w:val="single" w:sz="6" w:space="0" w:color="1F3864"/>
             </w:tcBorders>
             <w:shd w:val="clear" w:color="auto" w:fill="D9E2F3"/>
-            <w:tcMar>
-              <w:top w:w="50" w:type="dxa"/>
-              <w:left w:w="90" w:type="dxa"/>
-              <w:bottom w:w="50" w:type="dxa"/>
-              <w:right w:w="90" w:type="dxa"/>
-            </w:tcMar>
             <w:vAlign w:val="center"/>
           </w:tcPr>
           <w:p>
@@ -10657,12 +9803,6 @@
               <w:right w:val="single" w:sz="6" w:space="0" w:color="1F3864"/>
             </w:tcBorders>
             <w:shd w:val="clear" w:color="auto" w:fill="D9E2F3"/>
-            <w:tcMar>
-              <w:top w:w="50" w:type="dxa"/>
-              <w:left w:w="90" w:type="dxa"/>
-              <w:bottom w:w="50" w:type="dxa"/>
-              <w:right w:w="90" w:type="dxa"/>
-            </w:tcMar>
             <w:vAlign w:val="center"/>
           </w:tcPr>
           <w:p>
@@ -10695,12 +9835,6 @@
               <w:right w:val="single" w:sz="6" w:space="0" w:color="1F3864"/>
             </w:tcBorders>
             <w:shd w:val="clear" w:color="auto" w:fill="D9E2F3"/>
-            <w:tcMar>
-              <w:top w:w="50" w:type="dxa"/>
-              <w:left w:w="90" w:type="dxa"/>
-              <w:bottom w:w="50" w:type="dxa"/>
-              <w:right w:w="90" w:type="dxa"/>
-            </w:tcMar>
             <w:vAlign w:val="center"/>
           </w:tcPr>
           <w:p>
@@ -10760,12 +9894,6 @@
               <w:right w:val="single" w:sz="6" w:space="0" w:color="1F3864"/>
             </w:tcBorders>
             <w:shd w:val="clear" w:color="auto" w:fill="D9E2F3"/>
-            <w:tcMar>
-              <w:top w:w="50" w:type="dxa"/>
-              <w:left w:w="90" w:type="dxa"/>
-              <w:bottom w:w="50" w:type="dxa"/>
-              <w:right w:w="90" w:type="dxa"/>
-            </w:tcMar>
             <w:vAlign w:val="center"/>
           </w:tcPr>
           <w:p>
@@ -10798,12 +9926,6 @@
               <w:right w:val="single" w:sz="6" w:space="0" w:color="1F3864"/>
             </w:tcBorders>
             <w:shd w:val="clear" w:color="auto" w:fill="D9E2F3"/>
-            <w:tcMar>
-              <w:top w:w="50" w:type="dxa"/>
-              <w:left w:w="90" w:type="dxa"/>
-              <w:bottom w:w="50" w:type="dxa"/>
-              <w:right w:w="90" w:type="dxa"/>
-            </w:tcMar>
             <w:vAlign w:val="center"/>
           </w:tcPr>
           <w:p>
@@ -10836,12 +9958,6 @@
               <w:right w:val="single" w:sz="6" w:space="0" w:color="1F3864"/>
             </w:tcBorders>
             <w:shd w:val="clear" w:color="auto" w:fill="D9E2F3"/>
-            <w:tcMar>
-              <w:top w:w="50" w:type="dxa"/>
-              <w:left w:w="90" w:type="dxa"/>
-              <w:bottom w:w="50" w:type="dxa"/>
-              <w:right w:w="90" w:type="dxa"/>
-            </w:tcMar>
             <w:vAlign w:val="center"/>
           </w:tcPr>
           <w:p>
@@ -10874,12 +9990,6 @@
               <w:right w:val="single" w:sz="6" w:space="0" w:color="1F3864"/>
             </w:tcBorders>
             <w:shd w:val="clear" w:color="auto" w:fill="D9E2F3"/>
-            <w:tcMar>
-              <w:top w:w="50" w:type="dxa"/>
-              <w:left w:w="90" w:type="dxa"/>
-              <w:bottom w:w="50" w:type="dxa"/>
-              <w:right w:w="90" w:type="dxa"/>
-            </w:tcMar>
             <w:vAlign w:val="center"/>
           </w:tcPr>
           <w:p>
@@ -10939,12 +10049,6 @@
               <w:right w:val="single" w:sz="6" w:space="0" w:color="1F3864"/>
             </w:tcBorders>
             <w:shd w:val="clear" w:color="auto" w:fill="D9E2F3"/>
-            <w:tcMar>
-              <w:top w:w="50" w:type="dxa"/>
-              <w:left w:w="90" w:type="dxa"/>
-              <w:bottom w:w="50" w:type="dxa"/>
-              <w:right w:w="90" w:type="dxa"/>
-            </w:tcMar>
             <w:vAlign w:val="center"/>
           </w:tcPr>
           <w:p>
@@ -10989,12 +10093,6 @@
               <w:right w:val="single" w:sz="6" w:space="0" w:color="1F3864"/>
             </w:tcBorders>
             <w:shd w:val="clear" w:color="auto" w:fill="4472C4"/>
-            <w:tcMar>
-              <w:top w:w="50" w:type="dxa"/>
-              <w:left w:w="90" w:type="dxa"/>
-              <w:bottom w:w="50" w:type="dxa"/>
-              <w:right w:w="90" w:type="dxa"/>
-            </w:tcMar>
             <w:vAlign w:val="center"/>
           </w:tcPr>
           <w:p>
@@ -11061,12 +10159,6 @@
               <w:right w:val="single" w:sz="6" w:space="0" w:color="1F3864"/>
             </w:tcBorders>
             <w:shd w:val="clear" w:color="auto" w:fill="4472C4"/>
-            <w:tcMar>
-              <w:top w:w="50" w:type="dxa"/>
-              <w:left w:w="90" w:type="dxa"/>
-              <w:bottom w:w="50" w:type="dxa"/>
-              <w:right w:w="90" w:type="dxa"/>
-            </w:tcMar>
             <w:vAlign w:val="center"/>
           </w:tcPr>
           <w:p>
@@ -11106,12 +10198,6 @@
               <w:right w:val="single" w:sz="6" w:space="0" w:color="1F3864"/>
             </w:tcBorders>
             <w:shd w:val="clear" w:color="auto" w:fill="4472C4"/>
-            <w:tcMar>
-              <w:top w:w="50" w:type="dxa"/>
-              <w:left w:w="90" w:type="dxa"/>
-              <w:bottom w:w="50" w:type="dxa"/>
-              <w:right w:w="90" w:type="dxa"/>
-            </w:tcMar>
             <w:vAlign w:val="center"/>
           </w:tcPr>
           <w:p>
@@ -11151,12 +10237,6 @@
               <w:right w:val="single" w:sz="6" w:space="0" w:color="1F3864"/>
             </w:tcBorders>
             <w:shd w:val="clear" w:color="auto" w:fill="4472C4"/>
-            <w:tcMar>
-              <w:top w:w="50" w:type="dxa"/>
-              <w:left w:w="90" w:type="dxa"/>
-              <w:bottom w:w="50" w:type="dxa"/>
-              <w:right w:w="90" w:type="dxa"/>
-            </w:tcMar>
             <w:vAlign w:val="center"/>
           </w:tcPr>
           <w:p>
@@ -11196,12 +10276,6 @@
               <w:right w:val="single" w:sz="6" w:space="0" w:color="1F3864"/>
             </w:tcBorders>
             <w:shd w:val="clear" w:color="auto" w:fill="4472C4"/>
-            <w:tcMar>
-              <w:top w:w="50" w:type="dxa"/>
-              <w:left w:w="90" w:type="dxa"/>
-              <w:bottom w:w="50" w:type="dxa"/>
-              <w:right w:w="90" w:type="dxa"/>
-            </w:tcMar>
             <w:vAlign w:val="center"/>
           </w:tcPr>
           <w:p>
@@ -11268,12 +10342,6 @@
               <w:right w:val="single" w:sz="6" w:space="0" w:color="1F3864"/>
             </w:tcBorders>
             <w:shd w:val="clear" w:color="auto" w:fill="D9E2F3"/>
-            <w:tcMar>
-              <w:top w:w="50" w:type="dxa"/>
-              <w:left w:w="90" w:type="dxa"/>
-              <w:bottom w:w="50" w:type="dxa"/>
-              <w:right w:w="90" w:type="dxa"/>
-            </w:tcMar>
             <w:vAlign w:val="center"/>
           </w:tcPr>
           <w:p>
@@ -11306,12 +10374,6 @@
               <w:right w:val="single" w:sz="6" w:space="0" w:color="1F3864"/>
             </w:tcBorders>
             <w:shd w:val="clear" w:color="auto" w:fill="D9E2F3"/>
-            <w:tcMar>
-              <w:top w:w="50" w:type="dxa"/>
-              <w:left w:w="90" w:type="dxa"/>
-              <w:bottom w:w="50" w:type="dxa"/>
-              <w:right w:w="90" w:type="dxa"/>
-            </w:tcMar>
             <w:vAlign w:val="center"/>
           </w:tcPr>
           <w:p>
@@ -11369,12 +10431,6 @@
               <w:right w:val="single" w:sz="6" w:space="0" w:color="1F3864"/>
             </w:tcBorders>
             <w:shd w:val="clear" w:color="auto" w:fill="D9E2F3"/>
-            <w:tcMar>
-              <w:top w:w="50" w:type="dxa"/>
-              <w:left w:w="90" w:type="dxa"/>
-              <w:bottom w:w="50" w:type="dxa"/>
-              <w:right w:w="90" w:type="dxa"/>
-            </w:tcMar>
             <w:vAlign w:val="center"/>
           </w:tcPr>
           <w:p>
@@ -11407,12 +10463,6 @@
               <w:right w:val="single" w:sz="6" w:space="0" w:color="1F3864"/>
             </w:tcBorders>
             <w:shd w:val="clear" w:color="auto" w:fill="D9E2F3"/>
-            <w:tcMar>
-              <w:top w:w="50" w:type="dxa"/>
-              <w:left w:w="90" w:type="dxa"/>
-              <w:bottom w:w="50" w:type="dxa"/>
-              <w:right w:w="90" w:type="dxa"/>
-            </w:tcMar>
             <w:vAlign w:val="center"/>
           </w:tcPr>
           <w:p>
@@ -11472,12 +10522,6 @@
               <w:right w:val="single" w:sz="6" w:space="0" w:color="1F3864"/>
             </w:tcBorders>
             <w:shd w:val="clear" w:color="auto" w:fill="D9E2F3"/>
-            <w:tcMar>
-              <w:top w:w="50" w:type="dxa"/>
-              <w:left w:w="90" w:type="dxa"/>
-              <w:bottom w:w="50" w:type="dxa"/>
-              <w:right w:w="90" w:type="dxa"/>
-            </w:tcMar>
             <w:vAlign w:val="center"/>
           </w:tcPr>
           <w:p>
@@ -11510,12 +10554,6 @@
               <w:right w:val="single" w:sz="6" w:space="0" w:color="1F3864"/>
             </w:tcBorders>
             <w:shd w:val="clear" w:color="auto" w:fill="D9E2F3"/>
-            <w:tcMar>
-              <w:top w:w="50" w:type="dxa"/>
-              <w:left w:w="90" w:type="dxa"/>
-              <w:bottom w:w="50" w:type="dxa"/>
-              <w:right w:w="90" w:type="dxa"/>
-            </w:tcMar>
             <w:vAlign w:val="center"/>
           </w:tcPr>
           <w:p>
@@ -11548,12 +10586,6 @@
               <w:right w:val="single" w:sz="6" w:space="0" w:color="1F3864"/>
             </w:tcBorders>
             <w:shd w:val="clear" w:color="auto" w:fill="D9E2F3"/>
-            <w:tcMar>
-              <w:top w:w="50" w:type="dxa"/>
-              <w:left w:w="90" w:type="dxa"/>
-              <w:bottom w:w="50" w:type="dxa"/>
-              <w:right w:w="90" w:type="dxa"/>
-            </w:tcMar>
             <w:vAlign w:val="center"/>
           </w:tcPr>
           <w:p>
@@ -11586,12 +10618,6 @@
               <w:right w:val="single" w:sz="6" w:space="0" w:color="1F3864"/>
             </w:tcBorders>
             <w:shd w:val="clear" w:color="auto" w:fill="D9E2F3"/>
-            <w:tcMar>
-              <w:top w:w="50" w:type="dxa"/>
-              <w:left w:w="90" w:type="dxa"/>
-              <w:bottom w:w="50" w:type="dxa"/>
-              <w:right w:w="90" w:type="dxa"/>
-            </w:tcMar>
             <w:vAlign w:val="center"/>
           </w:tcPr>
           <w:p>
@@ -11651,12 +10677,6 @@
               <w:right w:val="single" w:sz="6" w:space="0" w:color="1F3864"/>
             </w:tcBorders>
             <w:shd w:val="clear" w:color="auto" w:fill="D9E2F3"/>
-            <w:tcMar>
-              <w:top w:w="50" w:type="dxa"/>
-              <w:left w:w="90" w:type="dxa"/>
-              <w:bottom w:w="50" w:type="dxa"/>
-              <w:right w:w="90" w:type="dxa"/>
-            </w:tcMar>
             <w:vAlign w:val="center"/>
           </w:tcPr>
           <w:p>
@@ -11689,12 +10709,6 @@
               <w:right w:val="single" w:sz="6" w:space="0" w:color="1F3864"/>
             </w:tcBorders>
             <w:shd w:val="clear" w:color="auto" w:fill="D9E2F3"/>
-            <w:tcMar>
-              <w:top w:w="50" w:type="dxa"/>
-              <w:left w:w="90" w:type="dxa"/>
-              <w:bottom w:w="50" w:type="dxa"/>
-              <w:right w:w="90" w:type="dxa"/>
-            </w:tcMar>
             <w:vAlign w:val="center"/>
           </w:tcPr>
           <w:p>
@@ -11727,12 +10741,6 @@
               <w:right w:val="single" w:sz="6" w:space="0" w:color="1F3864"/>
             </w:tcBorders>
             <w:shd w:val="clear" w:color="auto" w:fill="D9E2F3"/>
-            <w:tcMar>
-              <w:top w:w="50" w:type="dxa"/>
-              <w:left w:w="90" w:type="dxa"/>
-              <w:bottom w:w="50" w:type="dxa"/>
-              <w:right w:w="90" w:type="dxa"/>
-            </w:tcMar>
             <w:vAlign w:val="center"/>
           </w:tcPr>
           <w:p>
@@ -11765,12 +10773,6 @@
               <w:right w:val="single" w:sz="6" w:space="0" w:color="1F3864"/>
             </w:tcBorders>
             <w:shd w:val="clear" w:color="auto" w:fill="D9E2F3"/>
-            <w:tcMar>
-              <w:top w:w="50" w:type="dxa"/>
-              <w:left w:w="90" w:type="dxa"/>
-              <w:bottom w:w="50" w:type="dxa"/>
-              <w:right w:w="90" w:type="dxa"/>
-            </w:tcMar>
             <w:vAlign w:val="center"/>
           </w:tcPr>
           <w:p>
@@ -11830,12 +10832,6 @@
               <w:right w:val="single" w:sz="6" w:space="0" w:color="1F3864"/>
             </w:tcBorders>
             <w:shd w:val="clear" w:color="auto" w:fill="D9E2F3"/>
-            <w:tcMar>
-              <w:top w:w="50" w:type="dxa"/>
-              <w:left w:w="90" w:type="dxa"/>
-              <w:bottom w:w="50" w:type="dxa"/>
-              <w:right w:w="90" w:type="dxa"/>
-            </w:tcMar>
             <w:vAlign w:val="center"/>
           </w:tcPr>
           <w:p>
@@ -11880,12 +10876,6 @@
               <w:right w:val="single" w:sz="6" w:space="0" w:color="1F3864"/>
             </w:tcBorders>
             <w:shd w:val="clear" w:color="auto" w:fill="4472C4"/>
-            <w:tcMar>
-              <w:top w:w="50" w:type="dxa"/>
-              <w:left w:w="90" w:type="dxa"/>
-              <w:bottom w:w="50" w:type="dxa"/>
-              <w:right w:w="90" w:type="dxa"/>
-            </w:tcMar>
             <w:vAlign w:val="center"/>
           </w:tcPr>
           <w:p>
@@ -11952,12 +10942,6 @@
               <w:right w:val="single" w:sz="6" w:space="0" w:color="1F3864"/>
             </w:tcBorders>
             <w:shd w:val="clear" w:color="auto" w:fill="4472C4"/>
-            <w:tcMar>
-              <w:top w:w="50" w:type="dxa"/>
-              <w:left w:w="90" w:type="dxa"/>
-              <w:bottom w:w="50" w:type="dxa"/>
-              <w:right w:w="90" w:type="dxa"/>
-            </w:tcMar>
             <w:vAlign w:val="center"/>
           </w:tcPr>
           <w:p>
@@ -11997,12 +10981,6 @@
               <w:right w:val="single" w:sz="6" w:space="0" w:color="1F3864"/>
             </w:tcBorders>
             <w:shd w:val="clear" w:color="auto" w:fill="4472C4"/>
-            <w:tcMar>
-              <w:top w:w="50" w:type="dxa"/>
-              <w:left w:w="90" w:type="dxa"/>
-              <w:bottom w:w="50" w:type="dxa"/>
-              <w:right w:w="90" w:type="dxa"/>
-            </w:tcMar>
             <w:vAlign w:val="center"/>
           </w:tcPr>
           <w:p>
@@ -12042,12 +11020,6 @@
               <w:right w:val="single" w:sz="6" w:space="0" w:color="1F3864"/>
             </w:tcBorders>
             <w:shd w:val="clear" w:color="auto" w:fill="4472C4"/>
-            <w:tcMar>
-              <w:top w:w="50" w:type="dxa"/>
-              <w:left w:w="90" w:type="dxa"/>
-              <w:bottom w:w="50" w:type="dxa"/>
-              <w:right w:w="90" w:type="dxa"/>
-            </w:tcMar>
             <w:vAlign w:val="center"/>
           </w:tcPr>
           <w:p>
@@ -12087,12 +11059,6 @@
               <w:right w:val="single" w:sz="6" w:space="0" w:color="1F3864"/>
             </w:tcBorders>
             <w:shd w:val="clear" w:color="auto" w:fill="4472C4"/>
-            <w:tcMar>
-              <w:top w:w="50" w:type="dxa"/>
-              <w:left w:w="90" w:type="dxa"/>
-              <w:bottom w:w="50" w:type="dxa"/>
-              <w:right w:w="90" w:type="dxa"/>
-            </w:tcMar>
             <w:vAlign w:val="center"/>
           </w:tcPr>
           <w:p>
@@ -12159,12 +11125,6 @@
               <w:right w:val="single" w:sz="6" w:space="0" w:color="1F3864"/>
             </w:tcBorders>
             <w:shd w:val="clear" w:color="auto" w:fill="D9E2F3"/>
-            <w:tcMar>
-              <w:top w:w="50" w:type="dxa"/>
-              <w:left w:w="90" w:type="dxa"/>
-              <w:bottom w:w="50" w:type="dxa"/>
-              <w:right w:w="90" w:type="dxa"/>
-            </w:tcMar>
             <w:vAlign w:val="center"/>
           </w:tcPr>
           <w:p>
@@ -12197,12 +11157,6 @@
               <w:right w:val="single" w:sz="6" w:space="0" w:color="1F3864"/>
             </w:tcBorders>
             <w:shd w:val="clear" w:color="auto" w:fill="D9E2F3"/>
-            <w:tcMar>
-              <w:top w:w="50" w:type="dxa"/>
-              <w:left w:w="90" w:type="dxa"/>
-              <w:bottom w:w="50" w:type="dxa"/>
-              <w:right w:w="90" w:type="dxa"/>
-            </w:tcMar>
             <w:vAlign w:val="center"/>
           </w:tcPr>
           <w:p>
@@ -12235,12 +11189,6 @@
               <w:right w:val="single" w:sz="6" w:space="0" w:color="1F3864"/>
             </w:tcBorders>
             <w:shd w:val="clear" w:color="auto" w:fill="D9E2F3"/>
-            <w:tcMar>
-              <w:top w:w="50" w:type="dxa"/>
-              <w:left w:w="90" w:type="dxa"/>
-              <w:bottom w:w="50" w:type="dxa"/>
-              <w:right w:w="90" w:type="dxa"/>
-            </w:tcMar>
             <w:vAlign w:val="center"/>
           </w:tcPr>
           <w:p>
@@ -12273,12 +11221,6 @@
               <w:right w:val="single" w:sz="6" w:space="0" w:color="1F3864"/>
             </w:tcBorders>
             <w:shd w:val="clear" w:color="auto" w:fill="D9E2F3"/>
-            <w:tcMar>
-              <w:top w:w="50" w:type="dxa"/>
-              <w:left w:w="90" w:type="dxa"/>
-              <w:bottom w:w="50" w:type="dxa"/>
-              <w:right w:w="90" w:type="dxa"/>
-            </w:tcMar>
             <w:vAlign w:val="center"/>
           </w:tcPr>
           <w:p>
@@ -12338,12 +11280,6 @@
               <w:right w:val="single" w:sz="6" w:space="0" w:color="1F3864"/>
             </w:tcBorders>
             <w:shd w:val="clear" w:color="auto" w:fill="D9E2F3"/>
-            <w:tcMar>
-              <w:top w:w="50" w:type="dxa"/>
-              <w:left w:w="90" w:type="dxa"/>
-              <w:bottom w:w="50" w:type="dxa"/>
-              <w:right w:w="90" w:type="dxa"/>
-            </w:tcMar>
             <w:vAlign w:val="center"/>
           </w:tcPr>
           <w:p>
@@ -12376,12 +11312,6 @@
               <w:right w:val="single" w:sz="6" w:space="0" w:color="1F3864"/>
             </w:tcBorders>
             <w:shd w:val="clear" w:color="auto" w:fill="D9E2F3"/>
-            <w:tcMar>
-              <w:top w:w="50" w:type="dxa"/>
-              <w:left w:w="90" w:type="dxa"/>
-              <w:bottom w:w="50" w:type="dxa"/>
-              <w:right w:w="90" w:type="dxa"/>
-            </w:tcMar>
             <w:vAlign w:val="center"/>
           </w:tcPr>
           <w:p>
@@ -12414,12 +11344,6 @@
               <w:right w:val="single" w:sz="6" w:space="0" w:color="1F3864"/>
             </w:tcBorders>
             <w:shd w:val="clear" w:color="auto" w:fill="D9E2F3"/>
-            <w:tcMar>
-              <w:top w:w="50" w:type="dxa"/>
-              <w:left w:w="90" w:type="dxa"/>
-              <w:bottom w:w="50" w:type="dxa"/>
-              <w:right w:w="90" w:type="dxa"/>
-            </w:tcMar>
             <w:vAlign w:val="center"/>
           </w:tcPr>
           <w:p>
@@ -12452,12 +11376,6 @@
               <w:right w:val="single" w:sz="6" w:space="0" w:color="1F3864"/>
             </w:tcBorders>
             <w:shd w:val="clear" w:color="auto" w:fill="D9E2F3"/>
-            <w:tcMar>
-              <w:top w:w="50" w:type="dxa"/>
-              <w:left w:w="90" w:type="dxa"/>
-              <w:bottom w:w="50" w:type="dxa"/>
-              <w:right w:w="90" w:type="dxa"/>
-            </w:tcMar>
             <w:vAlign w:val="center"/>
           </w:tcPr>
           <w:p>
@@ -12517,12 +11435,6 @@
               <w:right w:val="single" w:sz="6" w:space="0" w:color="1F3864"/>
             </w:tcBorders>
             <w:shd w:val="clear" w:color="auto" w:fill="D9E2F3"/>
-            <w:tcMar>
-              <w:top w:w="50" w:type="dxa"/>
-              <w:left w:w="90" w:type="dxa"/>
-              <w:bottom w:w="50" w:type="dxa"/>
-              <w:right w:w="90" w:type="dxa"/>
-            </w:tcMar>
             <w:vAlign w:val="center"/>
           </w:tcPr>
           <w:p>
@@ -12555,12 +11467,6 @@
               <w:right w:val="single" w:sz="6" w:space="0" w:color="1F3864"/>
             </w:tcBorders>
             <w:shd w:val="clear" w:color="auto" w:fill="D9E2F3"/>
-            <w:tcMar>
-              <w:top w:w="50" w:type="dxa"/>
-              <w:left w:w="90" w:type="dxa"/>
-              <w:bottom w:w="50" w:type="dxa"/>
-              <w:right w:w="90" w:type="dxa"/>
-            </w:tcMar>
             <w:vAlign w:val="center"/>
           </w:tcPr>
           <w:p>
@@ -12593,12 +11499,6 @@
               <w:right w:val="single" w:sz="6" w:space="0" w:color="1F3864"/>
             </w:tcBorders>
             <w:shd w:val="clear" w:color="auto" w:fill="D9E2F3"/>
-            <w:tcMar>
-              <w:top w:w="50" w:type="dxa"/>
-              <w:left w:w="90" w:type="dxa"/>
-              <w:bottom w:w="50" w:type="dxa"/>
-              <w:right w:w="90" w:type="dxa"/>
-            </w:tcMar>
             <w:vAlign w:val="center"/>
           </w:tcPr>
           <w:p>
@@ -12631,12 +11531,6 @@
               <w:right w:val="single" w:sz="6" w:space="0" w:color="1F3864"/>
             </w:tcBorders>
             <w:shd w:val="clear" w:color="auto" w:fill="D9E2F3"/>
-            <w:tcMar>
-              <w:top w:w="50" w:type="dxa"/>
-              <w:left w:w="90" w:type="dxa"/>
-              <w:bottom w:w="50" w:type="dxa"/>
-              <w:right w:w="90" w:type="dxa"/>
-            </w:tcMar>
             <w:vAlign w:val="center"/>
           </w:tcPr>
           <w:p>
@@ -12696,12 +11590,6 @@
               <w:right w:val="single" w:sz="6" w:space="0" w:color="1F3864"/>
             </w:tcBorders>
             <w:shd w:val="clear" w:color="auto" w:fill="D9E2F3"/>
-            <w:tcMar>
-              <w:top w:w="50" w:type="dxa"/>
-              <w:left w:w="90" w:type="dxa"/>
-              <w:bottom w:w="50" w:type="dxa"/>
-              <w:right w:w="90" w:type="dxa"/>
-            </w:tcMar>
             <w:vAlign w:val="center"/>
           </w:tcPr>
           <w:p>
@@ -12746,12 +11634,6 @@
               <w:right w:val="single" w:sz="6" w:space="0" w:color="1F3864"/>
             </w:tcBorders>
             <w:shd w:val="clear" w:color="auto" w:fill="4472C4"/>
-            <w:tcMar>
-              <w:top w:w="50" w:type="dxa"/>
-              <w:left w:w="90" w:type="dxa"/>
-              <w:bottom w:w="50" w:type="dxa"/>
-              <w:right w:w="90" w:type="dxa"/>
-            </w:tcMar>
             <w:vAlign w:val="center"/>
           </w:tcPr>
           <w:p>
@@ -12818,12 +11700,6 @@
               <w:right w:val="single" w:sz="6" w:space="0" w:color="1F3864"/>
             </w:tcBorders>
             <w:shd w:val="clear" w:color="auto" w:fill="4472C4"/>
-            <w:tcMar>
-              <w:top w:w="50" w:type="dxa"/>
-              <w:left w:w="90" w:type="dxa"/>
-              <w:bottom w:w="50" w:type="dxa"/>
-              <w:right w:w="90" w:type="dxa"/>
-            </w:tcMar>
             <w:vAlign w:val="center"/>
           </w:tcPr>
           <w:p>
@@ -12863,12 +11739,6 @@
               <w:right w:val="single" w:sz="6" w:space="0" w:color="1F3864"/>
             </w:tcBorders>
             <w:shd w:val="clear" w:color="auto" w:fill="4472C4"/>
-            <w:tcMar>
-              <w:top w:w="50" w:type="dxa"/>
-              <w:left w:w="90" w:type="dxa"/>
-              <w:bottom w:w="50" w:type="dxa"/>
-              <w:right w:w="90" w:type="dxa"/>
-            </w:tcMar>
             <w:vAlign w:val="center"/>
           </w:tcPr>
           <w:p>
@@ -12908,12 +11778,6 @@
               <w:right w:val="single" w:sz="6" w:space="0" w:color="1F3864"/>
             </w:tcBorders>
             <w:shd w:val="clear" w:color="auto" w:fill="4472C4"/>
-            <w:tcMar>
-              <w:top w:w="50" w:type="dxa"/>
-              <w:left w:w="90" w:type="dxa"/>
-              <w:bottom w:w="50" w:type="dxa"/>
-              <w:right w:w="90" w:type="dxa"/>
-            </w:tcMar>
             <w:vAlign w:val="center"/>
           </w:tcPr>
           <w:p>
@@ -12953,12 +11817,6 @@
               <w:right w:val="single" w:sz="6" w:space="0" w:color="1F3864"/>
             </w:tcBorders>
             <w:shd w:val="clear" w:color="auto" w:fill="4472C4"/>
-            <w:tcMar>
-              <w:top w:w="50" w:type="dxa"/>
-              <w:left w:w="90" w:type="dxa"/>
-              <w:bottom w:w="50" w:type="dxa"/>
-              <w:right w:w="90" w:type="dxa"/>
-            </w:tcMar>
             <w:vAlign w:val="center"/>
           </w:tcPr>
           <w:p>
@@ -13025,12 +11883,6 @@
               <w:right w:val="single" w:sz="6" w:space="0" w:color="1F3864"/>
             </w:tcBorders>
             <w:shd w:val="clear" w:color="auto" w:fill="D9E2F3"/>
-            <w:tcMar>
-              <w:top w:w="50" w:type="dxa"/>
-              <w:left w:w="90" w:type="dxa"/>
-              <w:bottom w:w="50" w:type="dxa"/>
-              <w:right w:w="90" w:type="dxa"/>
-            </w:tcMar>
             <w:vAlign w:val="center"/>
           </w:tcPr>
           <w:p>
@@ -13063,12 +11915,6 @@
               <w:right w:val="single" w:sz="6" w:space="0" w:color="1F3864"/>
             </w:tcBorders>
             <w:shd w:val="clear" w:color="auto" w:fill="D9E2F3"/>
-            <w:tcMar>
-              <w:top w:w="50" w:type="dxa"/>
-              <w:left w:w="90" w:type="dxa"/>
-              <w:bottom w:w="50" w:type="dxa"/>
-              <w:right w:w="90" w:type="dxa"/>
-            </w:tcMar>
             <w:vAlign w:val="center"/>
           </w:tcPr>
           <w:p>
@@ -13101,12 +11947,6 @@
               <w:right w:val="single" w:sz="6" w:space="0" w:color="1F3864"/>
             </w:tcBorders>
             <w:shd w:val="clear" w:color="auto" w:fill="D9E2F3"/>
-            <w:tcMar>
-              <w:top w:w="50" w:type="dxa"/>
-              <w:left w:w="90" w:type="dxa"/>
-              <w:bottom w:w="50" w:type="dxa"/>
-              <w:right w:w="90" w:type="dxa"/>
-            </w:tcMar>
             <w:vAlign w:val="center"/>
           </w:tcPr>
           <w:p>
@@ -13139,12 +11979,6 @@
               <w:right w:val="single" w:sz="6" w:space="0" w:color="1F3864"/>
             </w:tcBorders>
             <w:shd w:val="clear" w:color="auto" w:fill="D9E2F3"/>
-            <w:tcMar>
-              <w:top w:w="50" w:type="dxa"/>
-              <w:left w:w="90" w:type="dxa"/>
-              <w:bottom w:w="50" w:type="dxa"/>
-              <w:right w:w="90" w:type="dxa"/>
-            </w:tcMar>
             <w:vAlign w:val="center"/>
           </w:tcPr>
           <w:p>
@@ -13204,12 +12038,6 @@
               <w:right w:val="single" w:sz="6" w:space="0" w:color="1F3864"/>
             </w:tcBorders>
             <w:shd w:val="clear" w:color="auto" w:fill="D9E2F3"/>
-            <w:tcMar>
-              <w:top w:w="50" w:type="dxa"/>
-              <w:left w:w="90" w:type="dxa"/>
-              <w:bottom w:w="50" w:type="dxa"/>
-              <w:right w:w="90" w:type="dxa"/>
-            </w:tcMar>
             <w:vAlign w:val="center"/>
           </w:tcPr>
           <w:p>
@@ -13242,12 +12070,6 @@
               <w:right w:val="single" w:sz="6" w:space="0" w:color="1F3864"/>
             </w:tcBorders>
             <w:shd w:val="clear" w:color="auto" w:fill="D9E2F3"/>
-            <w:tcMar>
-              <w:top w:w="50" w:type="dxa"/>
-              <w:left w:w="90" w:type="dxa"/>
-              <w:bottom w:w="50" w:type="dxa"/>
-              <w:right w:w="90" w:type="dxa"/>
-            </w:tcMar>
             <w:vAlign w:val="center"/>
           </w:tcPr>
           <w:p>
@@ -13280,12 +12102,6 @@
               <w:right w:val="single" w:sz="6" w:space="0" w:color="1F3864"/>
             </w:tcBorders>
             <w:shd w:val="clear" w:color="auto" w:fill="D9E2F3"/>
-            <w:tcMar>
-              <w:top w:w="50" w:type="dxa"/>
-              <w:left w:w="90" w:type="dxa"/>
-              <w:bottom w:w="50" w:type="dxa"/>
-              <w:right w:w="90" w:type="dxa"/>
-            </w:tcMar>
             <w:vAlign w:val="center"/>
           </w:tcPr>
           <w:p>
@@ -13318,12 +12134,6 @@
               <w:right w:val="single" w:sz="6" w:space="0" w:color="1F3864"/>
             </w:tcBorders>
             <w:shd w:val="clear" w:color="auto" w:fill="D9E2F3"/>
-            <w:tcMar>
-              <w:top w:w="50" w:type="dxa"/>
-              <w:left w:w="90" w:type="dxa"/>
-              <w:bottom w:w="50" w:type="dxa"/>
-              <w:right w:w="90" w:type="dxa"/>
-            </w:tcMar>
             <w:vAlign w:val="center"/>
           </w:tcPr>
           <w:p>
@@ -13383,12 +12193,6 @@
               <w:right w:val="single" w:sz="6" w:space="0" w:color="1F3864"/>
             </w:tcBorders>
             <w:shd w:val="clear" w:color="auto" w:fill="D9E2F3"/>
-            <w:tcMar>
-              <w:top w:w="50" w:type="dxa"/>
-              <w:left w:w="90" w:type="dxa"/>
-              <w:bottom w:w="50" w:type="dxa"/>
-              <w:right w:w="90" w:type="dxa"/>
-            </w:tcMar>
             <w:vAlign w:val="center"/>
           </w:tcPr>
           <w:p>
@@ -13421,12 +12225,6 @@
               <w:right w:val="single" w:sz="6" w:space="0" w:color="1F3864"/>
             </w:tcBorders>
             <w:shd w:val="clear" w:color="auto" w:fill="D9E2F3"/>
-            <w:tcMar>
-              <w:top w:w="50" w:type="dxa"/>
-              <w:left w:w="90" w:type="dxa"/>
-              <w:bottom w:w="50" w:type="dxa"/>
-              <w:right w:w="90" w:type="dxa"/>
-            </w:tcMar>
             <w:vAlign w:val="center"/>
           </w:tcPr>
           <w:p>
@@ -13459,12 +12257,6 @@
               <w:right w:val="single" w:sz="6" w:space="0" w:color="1F3864"/>
             </w:tcBorders>
             <w:shd w:val="clear" w:color="auto" w:fill="D9E2F3"/>
-            <w:tcMar>
-              <w:top w:w="50" w:type="dxa"/>
-              <w:left w:w="90" w:type="dxa"/>
-              <w:bottom w:w="50" w:type="dxa"/>
-              <w:right w:w="90" w:type="dxa"/>
-            </w:tcMar>
             <w:vAlign w:val="center"/>
           </w:tcPr>
           <w:p>
@@ -13497,12 +12289,6 @@
               <w:right w:val="single" w:sz="6" w:space="0" w:color="1F3864"/>
             </w:tcBorders>
             <w:shd w:val="clear" w:color="auto" w:fill="D9E2F3"/>
-            <w:tcMar>
-              <w:top w:w="50" w:type="dxa"/>
-              <w:left w:w="90" w:type="dxa"/>
-              <w:bottom w:w="50" w:type="dxa"/>
-              <w:right w:w="90" w:type="dxa"/>
-            </w:tcMar>
             <w:vAlign w:val="center"/>
           </w:tcPr>
           <w:p>
@@ -13562,12 +12348,6 @@
               <w:right w:val="single" w:sz="6" w:space="0" w:color="1F3864"/>
             </w:tcBorders>
             <w:shd w:val="clear" w:color="auto" w:fill="D9E2F3"/>
-            <w:tcMar>
-              <w:top w:w="50" w:type="dxa"/>
-              <w:left w:w="90" w:type="dxa"/>
-              <w:bottom w:w="50" w:type="dxa"/>
-              <w:right w:w="90" w:type="dxa"/>
-            </w:tcMar>
             <w:vAlign w:val="center"/>
           </w:tcPr>
           <w:p>
@@ -13612,12 +12392,6 @@
               <w:right w:val="single" w:sz="6" w:space="0" w:color="1F3864"/>
             </w:tcBorders>
             <w:shd w:val="clear" w:color="auto" w:fill="4472C4"/>
-            <w:tcMar>
-              <w:top w:w="50" w:type="dxa"/>
-              <w:left w:w="90" w:type="dxa"/>
-              <w:bottom w:w="50" w:type="dxa"/>
-              <w:right w:w="90" w:type="dxa"/>
-            </w:tcMar>
             <w:vAlign w:val="center"/>
           </w:tcPr>
           <w:p>
@@ -13684,12 +12458,6 @@
               <w:right w:val="single" w:sz="6" w:space="0" w:color="1F3864"/>
             </w:tcBorders>
             <w:shd w:val="clear" w:color="auto" w:fill="4472C4"/>
-            <w:tcMar>
-              <w:top w:w="50" w:type="dxa"/>
-              <w:left w:w="90" w:type="dxa"/>
-              <w:bottom w:w="50" w:type="dxa"/>
-              <w:right w:w="90" w:type="dxa"/>
-            </w:tcMar>
             <w:vAlign w:val="center"/>
           </w:tcPr>
           <w:p>
@@ -13729,12 +12497,6 @@
               <w:right w:val="single" w:sz="6" w:space="0" w:color="1F3864"/>
             </w:tcBorders>
             <w:shd w:val="clear" w:color="auto" w:fill="4472C4"/>
-            <w:tcMar>
-              <w:top w:w="50" w:type="dxa"/>
-              <w:left w:w="90" w:type="dxa"/>
-              <w:bottom w:w="50" w:type="dxa"/>
-              <w:right w:w="90" w:type="dxa"/>
-            </w:tcMar>
             <w:vAlign w:val="center"/>
           </w:tcPr>
           <w:p>
@@ -13774,12 +12536,6 @@
               <w:right w:val="single" w:sz="6" w:space="0" w:color="1F3864"/>
             </w:tcBorders>
             <w:shd w:val="clear" w:color="auto" w:fill="4472C4"/>
-            <w:tcMar>
-              <w:top w:w="50" w:type="dxa"/>
-              <w:left w:w="90" w:type="dxa"/>
-              <w:bottom w:w="50" w:type="dxa"/>
-              <w:right w:w="90" w:type="dxa"/>
-            </w:tcMar>
             <w:vAlign w:val="center"/>
           </w:tcPr>
           <w:p>
@@ -13819,12 +12575,6 @@
               <w:right w:val="single" w:sz="6" w:space="0" w:color="1F3864"/>
             </w:tcBorders>
             <w:shd w:val="clear" w:color="auto" w:fill="4472C4"/>
-            <w:tcMar>
-              <w:top w:w="50" w:type="dxa"/>
-              <w:left w:w="90" w:type="dxa"/>
-              <w:bottom w:w="50" w:type="dxa"/>
-              <w:right w:w="90" w:type="dxa"/>
-            </w:tcMar>
             <w:vAlign w:val="center"/>
           </w:tcPr>
           <w:p>
@@ -13891,12 +12641,6 @@
               <w:right w:val="single" w:sz="6" w:space="0" w:color="1F3864"/>
             </w:tcBorders>
             <w:shd w:val="clear" w:color="auto" w:fill="D9E2F3"/>
-            <w:tcMar>
-              <w:top w:w="50" w:type="dxa"/>
-              <w:left w:w="90" w:type="dxa"/>
-              <w:bottom w:w="50" w:type="dxa"/>
-              <w:right w:w="90" w:type="dxa"/>
-            </w:tcMar>
             <w:vAlign w:val="center"/>
           </w:tcPr>
           <w:p>
@@ -13929,12 +12673,6 @@
               <w:right w:val="single" w:sz="6" w:space="0" w:color="1F3864"/>
             </w:tcBorders>
             <w:shd w:val="clear" w:color="auto" w:fill="D9E2F3"/>
-            <w:tcMar>
-              <w:top w:w="50" w:type="dxa"/>
-              <w:left w:w="90" w:type="dxa"/>
-              <w:bottom w:w="50" w:type="dxa"/>
-              <w:right w:w="90" w:type="dxa"/>
-            </w:tcMar>
             <w:vAlign w:val="center"/>
           </w:tcPr>
           <w:p>
@@ -13967,12 +12705,6 @@
               <w:right w:val="single" w:sz="6" w:space="0" w:color="1F3864"/>
             </w:tcBorders>
             <w:shd w:val="clear" w:color="auto" w:fill="D9E2F3"/>
-            <w:tcMar>
-              <w:top w:w="50" w:type="dxa"/>
-              <w:left w:w="90" w:type="dxa"/>
-              <w:bottom w:w="50" w:type="dxa"/>
-              <w:right w:w="90" w:type="dxa"/>
-            </w:tcMar>
             <w:vAlign w:val="center"/>
           </w:tcPr>
           <w:p>
@@ -14005,12 +12737,6 @@
               <w:right w:val="single" w:sz="6" w:space="0" w:color="1F3864"/>
             </w:tcBorders>
             <w:shd w:val="clear" w:color="auto" w:fill="D9E2F3"/>
-            <w:tcMar>
-              <w:top w:w="50" w:type="dxa"/>
-              <w:left w:w="90" w:type="dxa"/>
-              <w:bottom w:w="50" w:type="dxa"/>
-              <w:right w:w="90" w:type="dxa"/>
-            </w:tcMar>
             <w:vAlign w:val="center"/>
           </w:tcPr>
           <w:p>
@@ -14070,12 +12796,6 @@
               <w:right w:val="single" w:sz="6" w:space="0" w:color="1F3864"/>
             </w:tcBorders>
             <w:shd w:val="clear" w:color="auto" w:fill="D9E2F3"/>
-            <w:tcMar>
-              <w:top w:w="50" w:type="dxa"/>
-              <w:left w:w="90" w:type="dxa"/>
-              <w:bottom w:w="50" w:type="dxa"/>
-              <w:right w:w="90" w:type="dxa"/>
-            </w:tcMar>
             <w:vAlign w:val="center"/>
           </w:tcPr>
           <w:p>
@@ -14108,12 +12828,6 @@
               <w:right w:val="single" w:sz="6" w:space="0" w:color="1F3864"/>
             </w:tcBorders>
             <w:shd w:val="clear" w:color="auto" w:fill="D9E2F3"/>
-            <w:tcMar>
-              <w:top w:w="50" w:type="dxa"/>
-              <w:left w:w="90" w:type="dxa"/>
-              <w:bottom w:w="50" w:type="dxa"/>
-              <w:right w:w="90" w:type="dxa"/>
-            </w:tcMar>
             <w:vAlign w:val="center"/>
           </w:tcPr>
           <w:p>
@@ -14146,12 +12860,6 @@
               <w:right w:val="single" w:sz="6" w:space="0" w:color="1F3864"/>
             </w:tcBorders>
             <w:shd w:val="clear" w:color="auto" w:fill="D9E2F3"/>
-            <w:tcMar>
-              <w:top w:w="50" w:type="dxa"/>
-              <w:left w:w="90" w:type="dxa"/>
-              <w:bottom w:w="50" w:type="dxa"/>
-              <w:right w:w="90" w:type="dxa"/>
-            </w:tcMar>
             <w:vAlign w:val="center"/>
           </w:tcPr>
           <w:p>
@@ -14184,12 +12892,6 @@
               <w:right w:val="single" w:sz="6" w:space="0" w:color="1F3864"/>
             </w:tcBorders>
             <w:shd w:val="clear" w:color="auto" w:fill="D9E2F3"/>
-            <w:tcMar>
-              <w:top w:w="50" w:type="dxa"/>
-              <w:left w:w="90" w:type="dxa"/>
-              <w:bottom w:w="50" w:type="dxa"/>
-              <w:right w:w="90" w:type="dxa"/>
-            </w:tcMar>
             <w:vAlign w:val="center"/>
           </w:tcPr>
           <w:p>
@@ -14249,12 +12951,6 @@
               <w:right w:val="single" w:sz="6" w:space="0" w:color="1F3864"/>
             </w:tcBorders>
             <w:shd w:val="clear" w:color="auto" w:fill="D9E2F3"/>
-            <w:tcMar>
-              <w:top w:w="50" w:type="dxa"/>
-              <w:left w:w="90" w:type="dxa"/>
-              <w:bottom w:w="50" w:type="dxa"/>
-              <w:right w:w="90" w:type="dxa"/>
-            </w:tcMar>
             <w:vAlign w:val="center"/>
           </w:tcPr>
           <w:p>
@@ -14287,12 +12983,6 @@
               <w:right w:val="single" w:sz="6" w:space="0" w:color="1F3864"/>
             </w:tcBorders>
             <w:shd w:val="clear" w:color="auto" w:fill="D9E2F3"/>
-            <w:tcMar>
-              <w:top w:w="50" w:type="dxa"/>
-              <w:left w:w="90" w:type="dxa"/>
-              <w:bottom w:w="50" w:type="dxa"/>
-              <w:right w:w="90" w:type="dxa"/>
-            </w:tcMar>
             <w:vAlign w:val="center"/>
           </w:tcPr>
           <w:p>
@@ -14325,12 +13015,6 @@
               <w:right w:val="single" w:sz="6" w:space="0" w:color="1F3864"/>
             </w:tcBorders>
             <w:shd w:val="clear" w:color="auto" w:fill="D9E2F3"/>
-            <w:tcMar>
-              <w:top w:w="50" w:type="dxa"/>
-              <w:left w:w="90" w:type="dxa"/>
-              <w:bottom w:w="50" w:type="dxa"/>
-              <w:right w:w="90" w:type="dxa"/>
-            </w:tcMar>
             <w:vAlign w:val="center"/>
           </w:tcPr>
           <w:p>
@@ -14363,12 +13047,6 @@
               <w:right w:val="single" w:sz="6" w:space="0" w:color="1F3864"/>
             </w:tcBorders>
             <w:shd w:val="clear" w:color="auto" w:fill="D9E2F3"/>
-            <w:tcMar>
-              <w:top w:w="50" w:type="dxa"/>
-              <w:left w:w="90" w:type="dxa"/>
-              <w:bottom w:w="50" w:type="dxa"/>
-              <w:right w:w="90" w:type="dxa"/>
-            </w:tcMar>
             <w:vAlign w:val="center"/>
           </w:tcPr>
           <w:p>
@@ -14428,12 +13106,6 @@
               <w:right w:val="single" w:sz="6" w:space="0" w:color="1F3864"/>
             </w:tcBorders>
             <w:shd w:val="clear" w:color="auto" w:fill="D9E2F3"/>
-            <w:tcMar>
-              <w:top w:w="50" w:type="dxa"/>
-              <w:left w:w="90" w:type="dxa"/>
-              <w:bottom w:w="50" w:type="dxa"/>
-              <w:right w:w="90" w:type="dxa"/>
-            </w:tcMar>
             <w:vAlign w:val="center"/>
           </w:tcPr>
           <w:p>
@@ -14478,12 +13150,6 @@
               <w:right w:val="single" w:sz="6" w:space="0" w:color="1F3864"/>
             </w:tcBorders>
             <w:shd w:val="clear" w:color="auto" w:fill="4472C4"/>
-            <w:tcMar>
-              <w:top w:w="50" w:type="dxa"/>
-              <w:left w:w="90" w:type="dxa"/>
-              <w:bottom w:w="50" w:type="dxa"/>
-              <w:right w:w="90" w:type="dxa"/>
-            </w:tcMar>
             <w:vAlign w:val="center"/>
           </w:tcPr>
           <w:p>
@@ -14550,12 +13216,6 @@
               <w:right w:val="single" w:sz="6" w:space="0" w:color="1F3864"/>
             </w:tcBorders>
             <w:shd w:val="clear" w:color="auto" w:fill="4472C4"/>
-            <w:tcMar>
-              <w:top w:w="50" w:type="dxa"/>
-              <w:left w:w="90" w:type="dxa"/>
-              <w:bottom w:w="50" w:type="dxa"/>
-              <w:right w:w="90" w:type="dxa"/>
-            </w:tcMar>
             <w:vAlign w:val="center"/>
           </w:tcPr>
           <w:p>
@@ -14595,12 +13255,6 @@
               <w:right w:val="single" w:sz="6" w:space="0" w:color="1F3864"/>
             </w:tcBorders>
             <w:shd w:val="clear" w:color="auto" w:fill="4472C4"/>
-            <w:tcMar>
-              <w:top w:w="50" w:type="dxa"/>
-              <w:left w:w="90" w:type="dxa"/>
-              <w:bottom w:w="50" w:type="dxa"/>
-              <w:right w:w="90" w:type="dxa"/>
-            </w:tcMar>
             <w:vAlign w:val="center"/>
           </w:tcPr>
           <w:p>
@@ -14640,12 +13294,6 @@
               <w:right w:val="single" w:sz="6" w:space="0" w:color="1F3864"/>
             </w:tcBorders>
             <w:shd w:val="clear" w:color="auto" w:fill="4472C4"/>
-            <w:tcMar>
-              <w:top w:w="50" w:type="dxa"/>
-              <w:left w:w="90" w:type="dxa"/>
-              <w:bottom w:w="50" w:type="dxa"/>
-              <w:right w:w="90" w:type="dxa"/>
-            </w:tcMar>
             <w:vAlign w:val="center"/>
           </w:tcPr>
           <w:p>
@@ -14685,12 +13333,6 @@
               <w:right w:val="single" w:sz="6" w:space="0" w:color="1F3864"/>
             </w:tcBorders>
             <w:shd w:val="clear" w:color="auto" w:fill="4472C4"/>
-            <w:tcMar>
-              <w:top w:w="50" w:type="dxa"/>
-              <w:left w:w="90" w:type="dxa"/>
-              <w:bottom w:w="50" w:type="dxa"/>
-              <w:right w:w="90" w:type="dxa"/>
-            </w:tcMar>
             <w:vAlign w:val="center"/>
           </w:tcPr>
           <w:p>
@@ -14757,12 +13399,6 @@
               <w:right w:val="single" w:sz="6" w:space="0" w:color="1F3864"/>
             </w:tcBorders>
             <w:shd w:val="clear" w:color="auto" w:fill="D9E2F3"/>
-            <w:tcMar>
-              <w:top w:w="50" w:type="dxa"/>
-              <w:left w:w="90" w:type="dxa"/>
-              <w:bottom w:w="50" w:type="dxa"/>
-              <w:right w:w="90" w:type="dxa"/>
-            </w:tcMar>
             <w:vAlign w:val="center"/>
           </w:tcPr>
           <w:p>
@@ -14795,12 +13431,6 @@
               <w:right w:val="single" w:sz="6" w:space="0" w:color="1F3864"/>
             </w:tcBorders>
             <w:shd w:val="clear" w:color="auto" w:fill="D9E2F3"/>
-            <w:tcMar>
-              <w:top w:w="50" w:type="dxa"/>
-              <w:left w:w="90" w:type="dxa"/>
-              <w:bottom w:w="50" w:type="dxa"/>
-              <w:right w:w="90" w:type="dxa"/>
-            </w:tcMar>
             <w:vAlign w:val="center"/>
           </w:tcPr>
           <w:p>
@@ -14833,12 +13463,6 @@
               <w:right w:val="single" w:sz="6" w:space="0" w:color="1F3864"/>
             </w:tcBorders>
             <w:shd w:val="clear" w:color="auto" w:fill="D9E2F3"/>
-            <w:tcMar>
-              <w:top w:w="50" w:type="dxa"/>
-              <w:left w:w="90" w:type="dxa"/>
-              <w:bottom w:w="50" w:type="dxa"/>
-              <w:right w:w="90" w:type="dxa"/>
-            </w:tcMar>
             <w:vAlign w:val="center"/>
           </w:tcPr>
           <w:p>
@@ -14871,12 +13495,6 @@
               <w:right w:val="single" w:sz="6" w:space="0" w:color="1F3864"/>
             </w:tcBorders>
             <w:shd w:val="clear" w:color="auto" w:fill="D9E2F3"/>
-            <w:tcMar>
-              <w:top w:w="50" w:type="dxa"/>
-              <w:left w:w="90" w:type="dxa"/>
-              <w:bottom w:w="50" w:type="dxa"/>
-              <w:right w:w="90" w:type="dxa"/>
-            </w:tcMar>
             <w:vAlign w:val="center"/>
           </w:tcPr>
           <w:p>
@@ -14936,12 +13554,6 @@
               <w:right w:val="single" w:sz="6" w:space="0" w:color="1F3864"/>
             </w:tcBorders>
             <w:shd w:val="clear" w:color="auto" w:fill="D9E2F3"/>
-            <w:tcMar>
-              <w:top w:w="50" w:type="dxa"/>
-              <w:left w:w="90" w:type="dxa"/>
-              <w:bottom w:w="50" w:type="dxa"/>
-              <w:right w:w="90" w:type="dxa"/>
-            </w:tcMar>
             <w:vAlign w:val="center"/>
           </w:tcPr>
           <w:p>
@@ -14974,12 +13586,6 @@
               <w:right w:val="single" w:sz="6" w:space="0" w:color="1F3864"/>
             </w:tcBorders>
             <w:shd w:val="clear" w:color="auto" w:fill="D9E2F3"/>
-            <w:tcMar>
-              <w:top w:w="50" w:type="dxa"/>
-              <w:left w:w="90" w:type="dxa"/>
-              <w:bottom w:w="50" w:type="dxa"/>
-              <w:right w:w="90" w:type="dxa"/>
-            </w:tcMar>
             <w:vAlign w:val="center"/>
           </w:tcPr>
           <w:p>
@@ -15012,12 +13618,6 @@
               <w:right w:val="single" w:sz="6" w:space="0" w:color="1F3864"/>
             </w:tcBorders>
             <w:shd w:val="clear" w:color="auto" w:fill="D9E2F3"/>
-            <w:tcMar>
-              <w:top w:w="50" w:type="dxa"/>
-              <w:left w:w="90" w:type="dxa"/>
-              <w:bottom w:w="50" w:type="dxa"/>
-              <w:right w:w="90" w:type="dxa"/>
-            </w:tcMar>
             <w:vAlign w:val="center"/>
           </w:tcPr>
           <w:p>
@@ -15050,12 +13650,6 @@
               <w:right w:val="single" w:sz="6" w:space="0" w:color="1F3864"/>
             </w:tcBorders>
             <w:shd w:val="clear" w:color="auto" w:fill="D9E2F3"/>
-            <w:tcMar>
-              <w:top w:w="50" w:type="dxa"/>
-              <w:left w:w="90" w:type="dxa"/>
-              <w:bottom w:w="50" w:type="dxa"/>
-              <w:right w:w="90" w:type="dxa"/>
-            </w:tcMar>
             <w:vAlign w:val="center"/>
           </w:tcPr>
           <w:p>
@@ -15115,12 +13709,6 @@
               <w:right w:val="single" w:sz="6" w:space="0" w:color="1F3864"/>
             </w:tcBorders>
             <w:shd w:val="clear" w:color="auto" w:fill="D9E2F3"/>
-            <w:tcMar>
-              <w:top w:w="50" w:type="dxa"/>
-              <w:left w:w="90" w:type="dxa"/>
-              <w:bottom w:w="50" w:type="dxa"/>
-              <w:right w:w="90" w:type="dxa"/>
-            </w:tcMar>
             <w:vAlign w:val="center"/>
           </w:tcPr>
           <w:p>
@@ -15153,12 +13741,6 @@
               <w:right w:val="single" w:sz="6" w:space="0" w:color="1F3864"/>
             </w:tcBorders>
             <w:shd w:val="clear" w:color="auto" w:fill="D9E2F3"/>
-            <w:tcMar>
-              <w:top w:w="50" w:type="dxa"/>
-              <w:left w:w="90" w:type="dxa"/>
-              <w:bottom w:w="50" w:type="dxa"/>
-              <w:right w:w="90" w:type="dxa"/>
-            </w:tcMar>
             <w:vAlign w:val="center"/>
           </w:tcPr>
           <w:p>
@@ -15191,12 +13773,6 @@
               <w:right w:val="single" w:sz="6" w:space="0" w:color="1F3864"/>
             </w:tcBorders>
             <w:shd w:val="clear" w:color="auto" w:fill="D9E2F3"/>
-            <w:tcMar>
-              <w:top w:w="50" w:type="dxa"/>
-              <w:left w:w="90" w:type="dxa"/>
-              <w:bottom w:w="50" w:type="dxa"/>
-              <w:right w:w="90" w:type="dxa"/>
-            </w:tcMar>
             <w:vAlign w:val="center"/>
           </w:tcPr>
           <w:p>
@@ -15229,12 +13805,6 @@
               <w:right w:val="single" w:sz="6" w:space="0" w:color="1F3864"/>
             </w:tcBorders>
             <w:shd w:val="clear" w:color="auto" w:fill="D9E2F3"/>
-            <w:tcMar>
-              <w:top w:w="50" w:type="dxa"/>
-              <w:left w:w="90" w:type="dxa"/>
-              <w:bottom w:w="50" w:type="dxa"/>
-              <w:right w:w="90" w:type="dxa"/>
-            </w:tcMar>
             <w:vAlign w:val="center"/>
           </w:tcPr>
           <w:p>
@@ -15294,12 +13864,6 @@
               <w:right w:val="single" w:sz="6" w:space="0" w:color="1F3864"/>
             </w:tcBorders>
             <w:shd w:val="clear" w:color="auto" w:fill="D9E2F3"/>
-            <w:tcMar>
-              <w:top w:w="50" w:type="dxa"/>
-              <w:left w:w="90" w:type="dxa"/>
-              <w:bottom w:w="50" w:type="dxa"/>
-              <w:right w:w="90" w:type="dxa"/>
-            </w:tcMar>
             <w:vAlign w:val="center"/>
           </w:tcPr>
           <w:p>
@@ -15344,12 +13908,6 @@
               <w:right w:val="single" w:sz="6" w:space="0" w:color="1F3864"/>
             </w:tcBorders>
             <w:shd w:val="clear" w:color="auto" w:fill="4472C4"/>
-            <w:tcMar>
-              <w:top w:w="50" w:type="dxa"/>
-              <w:left w:w="90" w:type="dxa"/>
-              <w:bottom w:w="50" w:type="dxa"/>
-              <w:right w:w="90" w:type="dxa"/>
-            </w:tcMar>
             <w:vAlign w:val="center"/>
           </w:tcPr>
           <w:p>
@@ -15416,12 +13974,6 @@
               <w:right w:val="single" w:sz="6" w:space="0" w:color="1F3864"/>
             </w:tcBorders>
             <w:shd w:val="clear" w:color="auto" w:fill="4472C4"/>
-            <w:tcMar>
-              <w:top w:w="50" w:type="dxa"/>
-              <w:left w:w="90" w:type="dxa"/>
-              <w:bottom w:w="50" w:type="dxa"/>
-              <w:right w:w="90" w:type="dxa"/>
-            </w:tcMar>
             <w:vAlign w:val="center"/>
           </w:tcPr>
           <w:p>
@@ -15461,12 +14013,6 @@
               <w:right w:val="single" w:sz="6" w:space="0" w:color="1F3864"/>
             </w:tcBorders>
             <w:shd w:val="clear" w:color="auto" w:fill="4472C4"/>
-            <w:tcMar>
-              <w:top w:w="50" w:type="dxa"/>
-              <w:left w:w="90" w:type="dxa"/>
-              <w:bottom w:w="50" w:type="dxa"/>
-              <w:right w:w="90" w:type="dxa"/>
-            </w:tcMar>
             <w:vAlign w:val="center"/>
           </w:tcPr>
           <w:p>
@@ -15506,12 +14052,6 @@
               <w:right w:val="single" w:sz="6" w:space="0" w:color="1F3864"/>
             </w:tcBorders>
             <w:shd w:val="clear" w:color="auto" w:fill="4472C4"/>
-            <w:tcMar>
-              <w:top w:w="50" w:type="dxa"/>
-              <w:left w:w="90" w:type="dxa"/>
-              <w:bottom w:w="50" w:type="dxa"/>
-              <w:right w:w="90" w:type="dxa"/>
-            </w:tcMar>
             <w:vAlign w:val="center"/>
           </w:tcPr>
           <w:p>
@@ -15551,12 +14091,6 @@
               <w:right w:val="single" w:sz="6" w:space="0" w:color="1F3864"/>
             </w:tcBorders>
             <w:shd w:val="clear" w:color="auto" w:fill="4472C4"/>
-            <w:tcMar>
-              <w:top w:w="50" w:type="dxa"/>
-              <w:left w:w="90" w:type="dxa"/>
-              <w:bottom w:w="50" w:type="dxa"/>
-              <w:right w:w="90" w:type="dxa"/>
-            </w:tcMar>
             <w:vAlign w:val="center"/>
           </w:tcPr>
           <w:p>
@@ -15623,12 +14157,6 @@
               <w:right w:val="single" w:sz="6" w:space="0" w:color="1F3864"/>
             </w:tcBorders>
             <w:shd w:val="clear" w:color="auto" w:fill="D9E2F3"/>
-            <w:tcMar>
-              <w:top w:w="50" w:type="dxa"/>
-              <w:left w:w="90" w:type="dxa"/>
-              <w:bottom w:w="50" w:type="dxa"/>
-              <w:right w:w="90" w:type="dxa"/>
-            </w:tcMar>
             <w:vAlign w:val="center"/>
           </w:tcPr>
           <w:p>
@@ -15661,12 +14189,6 @@
               <w:right w:val="single" w:sz="6" w:space="0" w:color="1F3864"/>
             </w:tcBorders>
             <w:shd w:val="clear" w:color="auto" w:fill="D9E2F3"/>
-            <w:tcMar>
-              <w:top w:w="50" w:type="dxa"/>
-              <w:left w:w="90" w:type="dxa"/>
-              <w:bottom w:w="50" w:type="dxa"/>
-              <w:right w:w="90" w:type="dxa"/>
-            </w:tcMar>
             <w:vAlign w:val="center"/>
           </w:tcPr>
           <w:p>
@@ -15699,12 +14221,6 @@
               <w:right w:val="single" w:sz="6" w:space="0" w:color="1F3864"/>
             </w:tcBorders>
             <w:shd w:val="clear" w:color="auto" w:fill="D9E2F3"/>
-            <w:tcMar>
-              <w:top w:w="50" w:type="dxa"/>
-              <w:left w:w="90" w:type="dxa"/>
-              <w:bottom w:w="50" w:type="dxa"/>
-              <w:right w:w="90" w:type="dxa"/>
-            </w:tcMar>
             <w:vAlign w:val="center"/>
           </w:tcPr>
           <w:p>
@@ -15737,12 +14253,6 @@
               <w:right w:val="single" w:sz="6" w:space="0" w:color="1F3864"/>
             </w:tcBorders>
             <w:shd w:val="clear" w:color="auto" w:fill="D9E2F3"/>
-            <w:tcMar>
-              <w:top w:w="50" w:type="dxa"/>
-              <w:left w:w="90" w:type="dxa"/>
-              <w:bottom w:w="50" w:type="dxa"/>
-              <w:right w:w="90" w:type="dxa"/>
-            </w:tcMar>
             <w:vAlign w:val="center"/>
           </w:tcPr>
           <w:p>
@@ -15802,12 +14312,6 @@
               <w:right w:val="single" w:sz="6" w:space="0" w:color="1F3864"/>
             </w:tcBorders>
             <w:shd w:val="clear" w:color="auto" w:fill="D9E2F3"/>
-            <w:tcMar>
-              <w:top w:w="50" w:type="dxa"/>
-              <w:left w:w="90" w:type="dxa"/>
-              <w:bottom w:w="50" w:type="dxa"/>
-              <w:right w:w="90" w:type="dxa"/>
-            </w:tcMar>
             <w:vAlign w:val="center"/>
           </w:tcPr>
           <w:p>
@@ -15840,12 +14344,6 @@
               <w:right w:val="single" w:sz="6" w:space="0" w:color="1F3864"/>
             </w:tcBorders>
             <w:shd w:val="clear" w:color="auto" w:fill="D9E2F3"/>
-            <w:tcMar>
-              <w:top w:w="50" w:type="dxa"/>
-              <w:left w:w="90" w:type="dxa"/>
-              <w:bottom w:w="50" w:type="dxa"/>
-              <w:right w:w="90" w:type="dxa"/>
-            </w:tcMar>
             <w:vAlign w:val="center"/>
           </w:tcPr>
           <w:p>
@@ -15878,12 +14376,6 @@
               <w:right w:val="single" w:sz="6" w:space="0" w:color="1F3864"/>
             </w:tcBorders>
             <w:shd w:val="clear" w:color="auto" w:fill="D9E2F3"/>
-            <w:tcMar>
-              <w:top w:w="50" w:type="dxa"/>
-              <w:left w:w="90" w:type="dxa"/>
-              <w:bottom w:w="50" w:type="dxa"/>
-              <w:right w:w="90" w:type="dxa"/>
-            </w:tcMar>
             <w:vAlign w:val="center"/>
           </w:tcPr>
           <w:p>
@@ -15916,12 +14408,6 @@
               <w:right w:val="single" w:sz="6" w:space="0" w:color="1F3864"/>
             </w:tcBorders>
             <w:shd w:val="clear" w:color="auto" w:fill="D9E2F3"/>
-            <w:tcMar>
-              <w:top w:w="50" w:type="dxa"/>
-              <w:left w:w="90" w:type="dxa"/>
-              <w:bottom w:w="50" w:type="dxa"/>
-              <w:right w:w="90" w:type="dxa"/>
-            </w:tcMar>
             <w:vAlign w:val="center"/>
           </w:tcPr>
           <w:p>
@@ -15981,12 +14467,6 @@
               <w:right w:val="single" w:sz="6" w:space="0" w:color="1F3864"/>
             </w:tcBorders>
             <w:shd w:val="clear" w:color="auto" w:fill="D9E2F3"/>
-            <w:tcMar>
-              <w:top w:w="50" w:type="dxa"/>
-              <w:left w:w="90" w:type="dxa"/>
-              <w:bottom w:w="50" w:type="dxa"/>
-              <w:right w:w="90" w:type="dxa"/>
-            </w:tcMar>
             <w:vAlign w:val="center"/>
           </w:tcPr>
           <w:p>
@@ -16019,12 +14499,6 @@
               <w:right w:val="single" w:sz="6" w:space="0" w:color="1F3864"/>
             </w:tcBorders>
             <w:shd w:val="clear" w:color="auto" w:fill="D9E2F3"/>
-            <w:tcMar>
-              <w:top w:w="50" w:type="dxa"/>
-              <w:left w:w="90" w:type="dxa"/>
-              <w:bottom w:w="50" w:type="dxa"/>
-              <w:right w:w="90" w:type="dxa"/>
-            </w:tcMar>
             <w:vAlign w:val="center"/>
           </w:tcPr>
           <w:p>
@@ -16057,12 +14531,6 @@
               <w:right w:val="single" w:sz="6" w:space="0" w:color="1F3864"/>
             </w:tcBorders>
             <w:shd w:val="clear" w:color="auto" w:fill="D9E2F3"/>
-            <w:tcMar>
-              <w:top w:w="50" w:type="dxa"/>
-              <w:left w:w="90" w:type="dxa"/>
-              <w:bottom w:w="50" w:type="dxa"/>
-              <w:right w:w="90" w:type="dxa"/>
-            </w:tcMar>
             <w:vAlign w:val="center"/>
           </w:tcPr>
           <w:p>
@@ -16095,12 +14563,6 @@
               <w:right w:val="single" w:sz="6" w:space="0" w:color="1F3864"/>
             </w:tcBorders>
             <w:shd w:val="clear" w:color="auto" w:fill="D9E2F3"/>
-            <w:tcMar>
-              <w:top w:w="50" w:type="dxa"/>
-              <w:left w:w="90" w:type="dxa"/>
-              <w:bottom w:w="50" w:type="dxa"/>
-              <w:right w:w="90" w:type="dxa"/>
-            </w:tcMar>
             <w:vAlign w:val="center"/>
           </w:tcPr>
           <w:p>
@@ -16160,12 +14622,6 @@
               <w:right w:val="single" w:sz="6" w:space="0" w:color="1F3864"/>
             </w:tcBorders>
             <w:shd w:val="clear" w:color="auto" w:fill="D9E2F3"/>
-            <w:tcMar>
-              <w:top w:w="50" w:type="dxa"/>
-              <w:left w:w="90" w:type="dxa"/>
-              <w:bottom w:w="50" w:type="dxa"/>
-              <w:right w:w="90" w:type="dxa"/>
-            </w:tcMar>
             <w:vAlign w:val="center"/>
           </w:tcPr>
           <w:p>
@@ -16210,12 +14666,6 @@
               <w:right w:val="single" w:sz="6" w:space="0" w:color="1F3864"/>
             </w:tcBorders>
             <w:shd w:val="clear" w:color="auto" w:fill="4472C4"/>
-            <w:tcMar>
-              <w:top w:w="50" w:type="dxa"/>
-              <w:left w:w="90" w:type="dxa"/>
-              <w:bottom w:w="50" w:type="dxa"/>
-              <w:right w:w="90" w:type="dxa"/>
-            </w:tcMar>
             <w:vAlign w:val="center"/>
           </w:tcPr>
           <w:p>
@@ -16282,12 +14732,6 @@
               <w:right w:val="single" w:sz="6" w:space="0" w:color="1F3864"/>
             </w:tcBorders>
             <w:shd w:val="clear" w:color="auto" w:fill="4472C4"/>
-            <w:tcMar>
-              <w:top w:w="50" w:type="dxa"/>
-              <w:left w:w="90" w:type="dxa"/>
-              <w:bottom w:w="50" w:type="dxa"/>
-              <w:right w:w="90" w:type="dxa"/>
-            </w:tcMar>
             <w:vAlign w:val="center"/>
           </w:tcPr>
           <w:p>
@@ -16327,12 +14771,6 @@
               <w:right w:val="single" w:sz="6" w:space="0" w:color="1F3864"/>
             </w:tcBorders>
             <w:shd w:val="clear" w:color="auto" w:fill="4472C4"/>
-            <w:tcMar>
-              <w:top w:w="50" w:type="dxa"/>
-              <w:left w:w="90" w:type="dxa"/>
-              <w:bottom w:w="50" w:type="dxa"/>
-              <w:right w:w="90" w:type="dxa"/>
-            </w:tcMar>
             <w:vAlign w:val="center"/>
           </w:tcPr>
           <w:p>
@@ -16372,12 +14810,6 @@
               <w:right w:val="single" w:sz="6" w:space="0" w:color="1F3864"/>
             </w:tcBorders>
             <w:shd w:val="clear" w:color="auto" w:fill="4472C4"/>
-            <w:tcMar>
-              <w:top w:w="50" w:type="dxa"/>
-              <w:left w:w="90" w:type="dxa"/>
-              <w:bottom w:w="50" w:type="dxa"/>
-              <w:right w:w="90" w:type="dxa"/>
-            </w:tcMar>
             <w:vAlign w:val="center"/>
           </w:tcPr>
           <w:p>
@@ -16417,12 +14849,6 @@
               <w:right w:val="single" w:sz="6" w:space="0" w:color="1F3864"/>
             </w:tcBorders>
             <w:shd w:val="clear" w:color="auto" w:fill="4472C4"/>
-            <w:tcMar>
-              <w:top w:w="50" w:type="dxa"/>
-              <w:left w:w="90" w:type="dxa"/>
-              <w:bottom w:w="50" w:type="dxa"/>
-              <w:right w:w="90" w:type="dxa"/>
-            </w:tcMar>
             <w:vAlign w:val="center"/>
           </w:tcPr>
           <w:p>
@@ -16489,12 +14915,6 @@
               <w:right w:val="single" w:sz="6" w:space="0" w:color="1F3864"/>
             </w:tcBorders>
             <w:shd w:val="clear" w:color="auto" w:fill="D9E2F3"/>
-            <w:tcMar>
-              <w:top w:w="50" w:type="dxa"/>
-              <w:left w:w="90" w:type="dxa"/>
-              <w:bottom w:w="50" w:type="dxa"/>
-              <w:right w:w="90" w:type="dxa"/>
-            </w:tcMar>
             <w:vAlign w:val="center"/>
           </w:tcPr>
           <w:p>
@@ -16527,12 +14947,6 @@
               <w:right w:val="single" w:sz="6" w:space="0" w:color="1F3864"/>
             </w:tcBorders>
             <w:shd w:val="clear" w:color="auto" w:fill="D9E2F3"/>
-            <w:tcMar>
-              <w:top w:w="50" w:type="dxa"/>
-              <w:left w:w="90" w:type="dxa"/>
-              <w:bottom w:w="50" w:type="dxa"/>
-              <w:right w:w="90" w:type="dxa"/>
-            </w:tcMar>
             <w:vAlign w:val="center"/>
           </w:tcPr>
           <w:p>
@@ -16565,12 +14979,6 @@
               <w:right w:val="single" w:sz="6" w:space="0" w:color="1F3864"/>
             </w:tcBorders>
             <w:shd w:val="clear" w:color="auto" w:fill="D9E2F3"/>
-            <w:tcMar>
-              <w:top w:w="50" w:type="dxa"/>
-              <w:left w:w="90" w:type="dxa"/>
-              <w:bottom w:w="50" w:type="dxa"/>
-              <w:right w:w="90" w:type="dxa"/>
-            </w:tcMar>
             <w:vAlign w:val="center"/>
           </w:tcPr>
           <w:p>
@@ -16603,12 +15011,6 @@
               <w:right w:val="single" w:sz="6" w:space="0" w:color="1F3864"/>
             </w:tcBorders>
             <w:shd w:val="clear" w:color="auto" w:fill="D9E2F3"/>
-            <w:tcMar>
-              <w:top w:w="50" w:type="dxa"/>
-              <w:left w:w="90" w:type="dxa"/>
-              <w:bottom w:w="50" w:type="dxa"/>
-              <w:right w:w="90" w:type="dxa"/>
-            </w:tcMar>
             <w:vAlign w:val="center"/>
           </w:tcPr>
           <w:p>
@@ -16668,12 +15070,6 @@
               <w:right w:val="single" w:sz="6" w:space="0" w:color="1F3864"/>
             </w:tcBorders>
             <w:shd w:val="clear" w:color="auto" w:fill="D9E2F3"/>
-            <w:tcMar>
-              <w:top w:w="50" w:type="dxa"/>
-              <w:left w:w="90" w:type="dxa"/>
-              <w:bottom w:w="50" w:type="dxa"/>
-              <w:right w:w="90" w:type="dxa"/>
-            </w:tcMar>
             <w:vAlign w:val="center"/>
           </w:tcPr>
           <w:p>
@@ -16706,12 +15102,6 @@
               <w:right w:val="single" w:sz="6" w:space="0" w:color="1F3864"/>
             </w:tcBorders>
             <w:shd w:val="clear" w:color="auto" w:fill="D9E2F3"/>
-            <w:tcMar>
-              <w:top w:w="50" w:type="dxa"/>
-              <w:left w:w="90" w:type="dxa"/>
-              <w:bottom w:w="50" w:type="dxa"/>
-              <w:right w:w="90" w:type="dxa"/>
-            </w:tcMar>
             <w:vAlign w:val="center"/>
           </w:tcPr>
           <w:p>
@@ -16744,12 +15134,6 @@
               <w:right w:val="single" w:sz="6" w:space="0" w:color="1F3864"/>
             </w:tcBorders>
             <w:shd w:val="clear" w:color="auto" w:fill="D9E2F3"/>
-            <w:tcMar>
-              <w:top w:w="50" w:type="dxa"/>
-              <w:left w:w="90" w:type="dxa"/>
-              <w:bottom w:w="50" w:type="dxa"/>
-              <w:right w:w="90" w:type="dxa"/>
-            </w:tcMar>
             <w:vAlign w:val="center"/>
           </w:tcPr>
           <w:p>
@@ -16782,12 +15166,6 @@
               <w:right w:val="single" w:sz="6" w:space="0" w:color="1F3864"/>
             </w:tcBorders>
             <w:shd w:val="clear" w:color="auto" w:fill="D9E2F3"/>
-            <w:tcMar>
-              <w:top w:w="50" w:type="dxa"/>
-              <w:left w:w="90" w:type="dxa"/>
-              <w:bottom w:w="50" w:type="dxa"/>
-              <w:right w:w="90" w:type="dxa"/>
-            </w:tcMar>
             <w:vAlign w:val="center"/>
           </w:tcPr>
           <w:p>
@@ -16847,12 +15225,6 @@
               <w:right w:val="single" w:sz="6" w:space="0" w:color="1F3864"/>
             </w:tcBorders>
             <w:shd w:val="clear" w:color="auto" w:fill="D9E2F3"/>
-            <w:tcMar>
-              <w:top w:w="50" w:type="dxa"/>
-              <w:left w:w="90" w:type="dxa"/>
-              <w:bottom w:w="50" w:type="dxa"/>
-              <w:right w:w="90" w:type="dxa"/>
-            </w:tcMar>
             <w:vAlign w:val="center"/>
           </w:tcPr>
           <w:p>
@@ -16885,12 +15257,6 @@
               <w:right w:val="single" w:sz="6" w:space="0" w:color="1F3864"/>
             </w:tcBorders>
             <w:shd w:val="clear" w:color="auto" w:fill="D9E2F3"/>
-            <w:tcMar>
-              <w:top w:w="50" w:type="dxa"/>
-              <w:left w:w="90" w:type="dxa"/>
-              <w:bottom w:w="50" w:type="dxa"/>
-              <w:right w:w="90" w:type="dxa"/>
-            </w:tcMar>
             <w:vAlign w:val="center"/>
           </w:tcPr>
           <w:p>
@@ -16923,12 +15289,6 @@
               <w:right w:val="single" w:sz="6" w:space="0" w:color="1F3864"/>
             </w:tcBorders>
             <w:shd w:val="clear" w:color="auto" w:fill="D9E2F3"/>
-            <w:tcMar>
-              <w:top w:w="50" w:type="dxa"/>
-              <w:left w:w="90" w:type="dxa"/>
-              <w:bottom w:w="50" w:type="dxa"/>
-              <w:right w:w="90" w:type="dxa"/>
-            </w:tcMar>
             <w:vAlign w:val="center"/>
           </w:tcPr>
           <w:p>
@@ -16961,12 +15321,6 @@
               <w:right w:val="single" w:sz="6" w:space="0" w:color="1F3864"/>
             </w:tcBorders>
             <w:shd w:val="clear" w:color="auto" w:fill="D9E2F3"/>
-            <w:tcMar>
-              <w:top w:w="50" w:type="dxa"/>
-              <w:left w:w="90" w:type="dxa"/>
-              <w:bottom w:w="50" w:type="dxa"/>
-              <w:right w:w="90" w:type="dxa"/>
-            </w:tcMar>
             <w:vAlign w:val="center"/>
           </w:tcPr>
           <w:p>
@@ -17026,12 +15380,6 @@
               <w:right w:val="single" w:sz="6" w:space="0" w:color="1F3864"/>
             </w:tcBorders>
             <w:shd w:val="clear" w:color="auto" w:fill="D9E2F3"/>
-            <w:tcMar>
-              <w:top w:w="50" w:type="dxa"/>
-              <w:left w:w="90" w:type="dxa"/>
-              <w:bottom w:w="50" w:type="dxa"/>
-              <w:right w:w="90" w:type="dxa"/>
-            </w:tcMar>
             <w:vAlign w:val="center"/>
           </w:tcPr>
           <w:p>
@@ -17092,12 +15440,6 @@
               <w:right w:val="single" w:sz="6" w:space="0" w:color="1F3864"/>
             </w:tcBorders>
             <w:shd w:val="clear" w:color="auto" w:fill="4472C4"/>
-            <w:tcMar>
-              <w:top w:w="50" w:type="dxa"/>
-              <w:left w:w="90" w:type="dxa"/>
-              <w:bottom w:w="50" w:type="dxa"/>
-              <w:right w:w="90" w:type="dxa"/>
-            </w:tcMar>
             <w:vAlign w:val="center"/>
           </w:tcPr>
           <w:p>
@@ -17164,12 +15506,6 @@
               <w:right w:val="single" w:sz="6" w:space="0" w:color="1F3864"/>
             </w:tcBorders>
             <w:shd w:val="clear" w:color="auto" w:fill="4472C4"/>
-            <w:tcMar>
-              <w:top w:w="50" w:type="dxa"/>
-              <w:left w:w="90" w:type="dxa"/>
-              <w:bottom w:w="50" w:type="dxa"/>
-              <w:right w:w="90" w:type="dxa"/>
-            </w:tcMar>
             <w:vAlign w:val="center"/>
           </w:tcPr>
           <w:p>
@@ -17209,12 +15545,6 @@
               <w:right w:val="single" w:sz="6" w:space="0" w:color="1F3864"/>
             </w:tcBorders>
             <w:shd w:val="clear" w:color="auto" w:fill="4472C4"/>
-            <w:tcMar>
-              <w:top w:w="50" w:type="dxa"/>
-              <w:left w:w="90" w:type="dxa"/>
-              <w:bottom w:w="50" w:type="dxa"/>
-              <w:right w:w="90" w:type="dxa"/>
-            </w:tcMar>
             <w:vAlign w:val="center"/>
           </w:tcPr>
           <w:p>
@@ -17254,12 +15584,6 @@
               <w:right w:val="single" w:sz="6" w:space="0" w:color="1F3864"/>
             </w:tcBorders>
             <w:shd w:val="clear" w:color="auto" w:fill="4472C4"/>
-            <w:tcMar>
-              <w:top w:w="50" w:type="dxa"/>
-              <w:left w:w="90" w:type="dxa"/>
-              <w:bottom w:w="50" w:type="dxa"/>
-              <w:right w:w="90" w:type="dxa"/>
-            </w:tcMar>
             <w:vAlign w:val="center"/>
           </w:tcPr>
           <w:p>
@@ -17299,12 +15623,6 @@
               <w:right w:val="single" w:sz="6" w:space="0" w:color="1F3864"/>
             </w:tcBorders>
             <w:shd w:val="clear" w:color="auto" w:fill="4472C4"/>
-            <w:tcMar>
-              <w:top w:w="50" w:type="dxa"/>
-              <w:left w:w="90" w:type="dxa"/>
-              <w:bottom w:w="50" w:type="dxa"/>
-              <w:right w:w="90" w:type="dxa"/>
-            </w:tcMar>
             <w:vAlign w:val="center"/>
           </w:tcPr>
           <w:p>
@@ -17371,12 +15689,6 @@
               <w:right w:val="single" w:sz="6" w:space="0" w:color="1F3864"/>
             </w:tcBorders>
             <w:shd w:val="clear" w:color="auto" w:fill="D9E2F3"/>
-            <w:tcMar>
-              <w:top w:w="50" w:type="dxa"/>
-              <w:left w:w="90" w:type="dxa"/>
-              <w:bottom w:w="50" w:type="dxa"/>
-              <w:right w:w="90" w:type="dxa"/>
-            </w:tcMar>
             <w:vAlign w:val="center"/>
           </w:tcPr>
           <w:p>
@@ -17409,12 +15721,6 @@
               <w:right w:val="single" w:sz="6" w:space="0" w:color="1F3864"/>
             </w:tcBorders>
             <w:shd w:val="clear" w:color="auto" w:fill="D9E2F3"/>
-            <w:tcMar>
-              <w:top w:w="50" w:type="dxa"/>
-              <w:left w:w="90" w:type="dxa"/>
-              <w:bottom w:w="50" w:type="dxa"/>
-              <w:right w:w="90" w:type="dxa"/>
-            </w:tcMar>
             <w:vAlign w:val="center"/>
           </w:tcPr>
           <w:p>
@@ -17447,12 +15753,6 @@
               <w:right w:val="single" w:sz="6" w:space="0" w:color="1F3864"/>
             </w:tcBorders>
             <w:shd w:val="clear" w:color="auto" w:fill="D9E2F3"/>
-            <w:tcMar>
-              <w:top w:w="50" w:type="dxa"/>
-              <w:left w:w="90" w:type="dxa"/>
-              <w:bottom w:w="50" w:type="dxa"/>
-              <w:right w:w="90" w:type="dxa"/>
-            </w:tcMar>
             <w:vAlign w:val="center"/>
           </w:tcPr>
           <w:p>
@@ -17485,12 +15785,6 @@
               <w:right w:val="single" w:sz="6" w:space="0" w:color="1F3864"/>
             </w:tcBorders>
             <w:shd w:val="clear" w:color="auto" w:fill="D9E2F3"/>
-            <w:tcMar>
-              <w:top w:w="50" w:type="dxa"/>
-              <w:left w:w="90" w:type="dxa"/>
-              <w:bottom w:w="50" w:type="dxa"/>
-              <w:right w:w="90" w:type="dxa"/>
-            </w:tcMar>
             <w:vAlign w:val="center"/>
           </w:tcPr>
           <w:p>
@@ -17550,12 +15844,6 @@
               <w:right w:val="single" w:sz="6" w:space="0" w:color="1F3864"/>
             </w:tcBorders>
             <w:shd w:val="clear" w:color="auto" w:fill="D9E2F3"/>
-            <w:tcMar>
-              <w:top w:w="50" w:type="dxa"/>
-              <w:left w:w="90" w:type="dxa"/>
-              <w:bottom w:w="50" w:type="dxa"/>
-              <w:right w:w="90" w:type="dxa"/>
-            </w:tcMar>
             <w:vAlign w:val="center"/>
           </w:tcPr>
           <w:p>
@@ -17588,12 +15876,6 @@
               <w:right w:val="single" w:sz="6" w:space="0" w:color="1F3864"/>
             </w:tcBorders>
             <w:shd w:val="clear" w:color="auto" w:fill="D9E2F3"/>
-            <w:tcMar>
-              <w:top w:w="50" w:type="dxa"/>
-              <w:left w:w="90" w:type="dxa"/>
-              <w:bottom w:w="50" w:type="dxa"/>
-              <w:right w:w="90" w:type="dxa"/>
-            </w:tcMar>
             <w:vAlign w:val="center"/>
           </w:tcPr>
           <w:p>
@@ -17626,12 +15908,6 @@
               <w:right w:val="single" w:sz="6" w:space="0" w:color="1F3864"/>
             </w:tcBorders>
             <w:shd w:val="clear" w:color="auto" w:fill="D9E2F3"/>
-            <w:tcMar>
-              <w:top w:w="50" w:type="dxa"/>
-              <w:left w:w="90" w:type="dxa"/>
-              <w:bottom w:w="50" w:type="dxa"/>
-              <w:right w:w="90" w:type="dxa"/>
-            </w:tcMar>
             <w:vAlign w:val="center"/>
           </w:tcPr>
           <w:p>
@@ -17664,12 +15940,6 @@
               <w:right w:val="single" w:sz="6" w:space="0" w:color="1F3864"/>
             </w:tcBorders>
             <w:shd w:val="clear" w:color="auto" w:fill="D9E2F3"/>
-            <w:tcMar>
-              <w:top w:w="50" w:type="dxa"/>
-              <w:left w:w="90" w:type="dxa"/>
-              <w:bottom w:w="50" w:type="dxa"/>
-              <w:right w:w="90" w:type="dxa"/>
-            </w:tcMar>
             <w:vAlign w:val="center"/>
           </w:tcPr>
           <w:p>
@@ -17729,12 +15999,6 @@
               <w:right w:val="single" w:sz="6" w:space="0" w:color="1F3864"/>
             </w:tcBorders>
             <w:shd w:val="clear" w:color="auto" w:fill="D9E2F3"/>
-            <w:tcMar>
-              <w:top w:w="50" w:type="dxa"/>
-              <w:left w:w="90" w:type="dxa"/>
-              <w:bottom w:w="50" w:type="dxa"/>
-              <w:right w:w="90" w:type="dxa"/>
-            </w:tcMar>
             <w:vAlign w:val="center"/>
           </w:tcPr>
           <w:p>
@@ -17767,12 +16031,6 @@
               <w:right w:val="single" w:sz="6" w:space="0" w:color="1F3864"/>
             </w:tcBorders>
             <w:shd w:val="clear" w:color="auto" w:fill="D9E2F3"/>
-            <w:tcMar>
-              <w:top w:w="50" w:type="dxa"/>
-              <w:left w:w="90" w:type="dxa"/>
-              <w:bottom w:w="50" w:type="dxa"/>
-              <w:right w:w="90" w:type="dxa"/>
-            </w:tcMar>
             <w:vAlign w:val="center"/>
           </w:tcPr>
           <w:p>
@@ -17805,12 +16063,6 @@
               <w:right w:val="single" w:sz="6" w:space="0" w:color="1F3864"/>
             </w:tcBorders>
             <w:shd w:val="clear" w:color="auto" w:fill="D9E2F3"/>
-            <w:tcMar>
-              <w:top w:w="50" w:type="dxa"/>
-              <w:left w:w="90" w:type="dxa"/>
-              <w:bottom w:w="50" w:type="dxa"/>
-              <w:right w:w="90" w:type="dxa"/>
-            </w:tcMar>
             <w:vAlign w:val="center"/>
           </w:tcPr>
           <w:p>
@@ -17843,12 +16095,6 @@
               <w:right w:val="single" w:sz="6" w:space="0" w:color="1F3864"/>
             </w:tcBorders>
             <w:shd w:val="clear" w:color="auto" w:fill="D9E2F3"/>
-            <w:tcMar>
-              <w:top w:w="50" w:type="dxa"/>
-              <w:left w:w="90" w:type="dxa"/>
-              <w:bottom w:w="50" w:type="dxa"/>
-              <w:right w:w="90" w:type="dxa"/>
-            </w:tcMar>
             <w:vAlign w:val="center"/>
           </w:tcPr>
           <w:p>
@@ -17908,12 +16154,6 @@
               <w:right w:val="single" w:sz="6" w:space="0" w:color="1F3864"/>
             </w:tcBorders>
             <w:shd w:val="clear" w:color="auto" w:fill="D9E2F3"/>
-            <w:tcMar>
-              <w:top w:w="50" w:type="dxa"/>
-              <w:left w:w="90" w:type="dxa"/>
-              <w:bottom w:w="50" w:type="dxa"/>
-              <w:right w:w="90" w:type="dxa"/>
-            </w:tcMar>
             <w:vAlign w:val="center"/>
           </w:tcPr>
           <w:p>
@@ -17968,12 +16208,6 @@
               <w:right w:val="single" w:sz="6" w:space="0" w:color="1F3864"/>
             </w:tcBorders>
             <w:shd w:val="clear" w:color="auto" w:fill="4472C4"/>
-            <w:tcMar>
-              <w:top w:w="50" w:type="dxa"/>
-              <w:left w:w="90" w:type="dxa"/>
-              <w:bottom w:w="50" w:type="dxa"/>
-              <w:right w:w="90" w:type="dxa"/>
-            </w:tcMar>
             <w:vAlign w:val="center"/>
           </w:tcPr>
           <w:p>
@@ -18040,12 +16274,6 @@
               <w:right w:val="single" w:sz="6" w:space="0" w:color="1F3864"/>
             </w:tcBorders>
             <w:shd w:val="clear" w:color="auto" w:fill="4472C4"/>
-            <w:tcMar>
-              <w:top w:w="50" w:type="dxa"/>
-              <w:left w:w="90" w:type="dxa"/>
-              <w:bottom w:w="50" w:type="dxa"/>
-              <w:right w:w="90" w:type="dxa"/>
-            </w:tcMar>
             <w:vAlign w:val="center"/>
           </w:tcPr>
           <w:p>
@@ -18085,12 +16313,6 @@
               <w:right w:val="single" w:sz="6" w:space="0" w:color="1F3864"/>
             </w:tcBorders>
             <w:shd w:val="clear" w:color="auto" w:fill="4472C4"/>
-            <w:tcMar>
-              <w:top w:w="50" w:type="dxa"/>
-              <w:left w:w="90" w:type="dxa"/>
-              <w:bottom w:w="50" w:type="dxa"/>
-              <w:right w:w="90" w:type="dxa"/>
-            </w:tcMar>
             <w:vAlign w:val="center"/>
           </w:tcPr>
           <w:p>
@@ -18130,12 +16352,6 @@
               <w:right w:val="single" w:sz="6" w:space="0" w:color="1F3864"/>
             </w:tcBorders>
             <w:shd w:val="clear" w:color="auto" w:fill="4472C4"/>
-            <w:tcMar>
-              <w:top w:w="50" w:type="dxa"/>
-              <w:left w:w="90" w:type="dxa"/>
-              <w:bottom w:w="50" w:type="dxa"/>
-              <w:right w:w="90" w:type="dxa"/>
-            </w:tcMar>
             <w:vAlign w:val="center"/>
           </w:tcPr>
           <w:p>
@@ -18175,12 +16391,6 @@
               <w:right w:val="single" w:sz="6" w:space="0" w:color="1F3864"/>
             </w:tcBorders>
             <w:shd w:val="clear" w:color="auto" w:fill="4472C4"/>
-            <w:tcMar>
-              <w:top w:w="50" w:type="dxa"/>
-              <w:left w:w="90" w:type="dxa"/>
-              <w:bottom w:w="50" w:type="dxa"/>
-              <w:right w:w="90" w:type="dxa"/>
-            </w:tcMar>
             <w:vAlign w:val="center"/>
           </w:tcPr>
           <w:p>
@@ -18247,12 +16457,6 @@
               <w:right w:val="single" w:sz="6" w:space="0" w:color="1F3864"/>
             </w:tcBorders>
             <w:shd w:val="clear" w:color="auto" w:fill="D9E2F3"/>
-            <w:tcMar>
-              <w:top w:w="50" w:type="dxa"/>
-              <w:left w:w="90" w:type="dxa"/>
-              <w:bottom w:w="50" w:type="dxa"/>
-              <w:right w:w="90" w:type="dxa"/>
-            </w:tcMar>
             <w:vAlign w:val="center"/>
           </w:tcPr>
           <w:p>
@@ -18285,12 +16489,6 @@
               <w:right w:val="single" w:sz="6" w:space="0" w:color="1F3864"/>
             </w:tcBorders>
             <w:shd w:val="clear" w:color="auto" w:fill="D9E2F3"/>
-            <w:tcMar>
-              <w:top w:w="50" w:type="dxa"/>
-              <w:left w:w="90" w:type="dxa"/>
-              <w:bottom w:w="50" w:type="dxa"/>
-              <w:right w:w="90" w:type="dxa"/>
-            </w:tcMar>
             <w:vAlign w:val="center"/>
           </w:tcPr>
           <w:p>
@@ -18323,12 +16521,6 @@
               <w:right w:val="single" w:sz="6" w:space="0" w:color="1F3864"/>
             </w:tcBorders>
             <w:shd w:val="clear" w:color="auto" w:fill="D9E2F3"/>
-            <w:tcMar>
-              <w:top w:w="50" w:type="dxa"/>
-              <w:left w:w="90" w:type="dxa"/>
-              <w:bottom w:w="50" w:type="dxa"/>
-              <w:right w:w="90" w:type="dxa"/>
-            </w:tcMar>
             <w:vAlign w:val="center"/>
           </w:tcPr>
           <w:p>
@@ -18361,12 +16553,6 @@
               <w:right w:val="single" w:sz="6" w:space="0" w:color="1F3864"/>
             </w:tcBorders>
             <w:shd w:val="clear" w:color="auto" w:fill="D9E2F3"/>
-            <w:tcMar>
-              <w:top w:w="50" w:type="dxa"/>
-              <w:left w:w="90" w:type="dxa"/>
-              <w:bottom w:w="50" w:type="dxa"/>
-              <w:right w:w="90" w:type="dxa"/>
-            </w:tcMar>
             <w:vAlign w:val="center"/>
           </w:tcPr>
           <w:p>
@@ -18426,12 +16612,6 @@
               <w:right w:val="single" w:sz="6" w:space="0" w:color="1F3864"/>
             </w:tcBorders>
             <w:shd w:val="clear" w:color="auto" w:fill="D9E2F3"/>
-            <w:tcMar>
-              <w:top w:w="50" w:type="dxa"/>
-              <w:left w:w="90" w:type="dxa"/>
-              <w:bottom w:w="50" w:type="dxa"/>
-              <w:right w:w="90" w:type="dxa"/>
-            </w:tcMar>
             <w:vAlign w:val="center"/>
           </w:tcPr>
           <w:p>
@@ -18464,12 +16644,6 @@
               <w:right w:val="single" w:sz="6" w:space="0" w:color="1F3864"/>
             </w:tcBorders>
             <w:shd w:val="clear" w:color="auto" w:fill="D9E2F3"/>
-            <w:tcMar>
-              <w:top w:w="50" w:type="dxa"/>
-              <w:left w:w="90" w:type="dxa"/>
-              <w:bottom w:w="50" w:type="dxa"/>
-              <w:right w:w="90" w:type="dxa"/>
-            </w:tcMar>
             <w:vAlign w:val="center"/>
           </w:tcPr>
           <w:p>
@@ -18502,12 +16676,6 @@
               <w:right w:val="single" w:sz="6" w:space="0" w:color="1F3864"/>
             </w:tcBorders>
             <w:shd w:val="clear" w:color="auto" w:fill="D9E2F3"/>
-            <w:tcMar>
-              <w:top w:w="50" w:type="dxa"/>
-              <w:left w:w="90" w:type="dxa"/>
-              <w:bottom w:w="50" w:type="dxa"/>
-              <w:right w:w="90" w:type="dxa"/>
-            </w:tcMar>
             <w:vAlign w:val="center"/>
           </w:tcPr>
           <w:p>
@@ -18540,12 +16708,6 @@
               <w:right w:val="single" w:sz="6" w:space="0" w:color="1F3864"/>
             </w:tcBorders>
             <w:shd w:val="clear" w:color="auto" w:fill="D9E2F3"/>
-            <w:tcMar>
-              <w:top w:w="50" w:type="dxa"/>
-              <w:left w:w="90" w:type="dxa"/>
-              <w:bottom w:w="50" w:type="dxa"/>
-              <w:right w:w="90" w:type="dxa"/>
-            </w:tcMar>
             <w:vAlign w:val="center"/>
           </w:tcPr>
           <w:p>
@@ -18605,12 +16767,6 @@
               <w:right w:val="single" w:sz="6" w:space="0" w:color="1F3864"/>
             </w:tcBorders>
             <w:shd w:val="clear" w:color="auto" w:fill="D9E2F3"/>
-            <w:tcMar>
-              <w:top w:w="50" w:type="dxa"/>
-              <w:left w:w="90" w:type="dxa"/>
-              <w:bottom w:w="50" w:type="dxa"/>
-              <w:right w:w="90" w:type="dxa"/>
-            </w:tcMar>
             <w:vAlign w:val="center"/>
           </w:tcPr>
           <w:p>
@@ -18643,12 +16799,6 @@
               <w:right w:val="single" w:sz="6" w:space="0" w:color="1F3864"/>
             </w:tcBorders>
             <w:shd w:val="clear" w:color="auto" w:fill="D9E2F3"/>
-            <w:tcMar>
-              <w:top w:w="50" w:type="dxa"/>
-              <w:left w:w="90" w:type="dxa"/>
-              <w:bottom w:w="50" w:type="dxa"/>
-              <w:right w:w="90" w:type="dxa"/>
-            </w:tcMar>
             <w:vAlign w:val="center"/>
           </w:tcPr>
           <w:p>
@@ -18681,12 +16831,6 @@
               <w:right w:val="single" w:sz="6" w:space="0" w:color="1F3864"/>
             </w:tcBorders>
             <w:shd w:val="clear" w:color="auto" w:fill="D9E2F3"/>
-            <w:tcMar>
-              <w:top w:w="50" w:type="dxa"/>
-              <w:left w:w="90" w:type="dxa"/>
-              <w:bottom w:w="50" w:type="dxa"/>
-              <w:right w:w="90" w:type="dxa"/>
-            </w:tcMar>
             <w:vAlign w:val="center"/>
           </w:tcPr>
           <w:p>
@@ -18719,12 +16863,6 @@
               <w:right w:val="single" w:sz="6" w:space="0" w:color="1F3864"/>
             </w:tcBorders>
             <w:shd w:val="clear" w:color="auto" w:fill="D9E2F3"/>
-            <w:tcMar>
-              <w:top w:w="50" w:type="dxa"/>
-              <w:left w:w="90" w:type="dxa"/>
-              <w:bottom w:w="50" w:type="dxa"/>
-              <w:right w:w="90" w:type="dxa"/>
-            </w:tcMar>
             <w:vAlign w:val="center"/>
           </w:tcPr>
           <w:p>
@@ -18784,12 +16922,6 @@
               <w:right w:val="single" w:sz="6" w:space="0" w:color="1F3864"/>
             </w:tcBorders>
             <w:shd w:val="clear" w:color="auto" w:fill="D9E2F3"/>
-            <w:tcMar>
-              <w:top w:w="50" w:type="dxa"/>
-              <w:left w:w="90" w:type="dxa"/>
-              <w:bottom w:w="50" w:type="dxa"/>
-              <w:right w:w="90" w:type="dxa"/>
-            </w:tcMar>
             <w:vAlign w:val="center"/>
           </w:tcPr>
           <w:p>
@@ -18834,12 +16966,6 @@
               <w:right w:val="single" w:sz="6" w:space="0" w:color="1F3864"/>
             </w:tcBorders>
             <w:shd w:val="clear" w:color="auto" w:fill="4472C4"/>
-            <w:tcMar>
-              <w:top w:w="50" w:type="dxa"/>
-              <w:left w:w="90" w:type="dxa"/>
-              <w:bottom w:w="50" w:type="dxa"/>
-              <w:right w:w="90" w:type="dxa"/>
-            </w:tcMar>
             <w:vAlign w:val="center"/>
           </w:tcPr>
           <w:p>
@@ -18906,12 +17032,6 @@
               <w:right w:val="single" w:sz="6" w:space="0" w:color="1F3864"/>
             </w:tcBorders>
             <w:shd w:val="clear" w:color="auto" w:fill="4472C4"/>
-            <w:tcMar>
-              <w:top w:w="50" w:type="dxa"/>
-              <w:left w:w="90" w:type="dxa"/>
-              <w:bottom w:w="50" w:type="dxa"/>
-              <w:right w:w="90" w:type="dxa"/>
-            </w:tcMar>
             <w:vAlign w:val="center"/>
           </w:tcPr>
           <w:p>
@@ -18951,12 +17071,6 @@
               <w:right w:val="single" w:sz="6" w:space="0" w:color="1F3864"/>
             </w:tcBorders>
             <w:shd w:val="clear" w:color="auto" w:fill="4472C4"/>
-            <w:tcMar>
-              <w:top w:w="50" w:type="dxa"/>
-              <w:left w:w="90" w:type="dxa"/>
-              <w:bottom w:w="50" w:type="dxa"/>
-              <w:right w:w="90" w:type="dxa"/>
-            </w:tcMar>
             <w:vAlign w:val="center"/>
           </w:tcPr>
           <w:p>
@@ -18996,12 +17110,6 @@
               <w:right w:val="single" w:sz="6" w:space="0" w:color="1F3864"/>
             </w:tcBorders>
             <w:shd w:val="clear" w:color="auto" w:fill="4472C4"/>
-            <w:tcMar>
-              <w:top w:w="50" w:type="dxa"/>
-              <w:left w:w="90" w:type="dxa"/>
-              <w:bottom w:w="50" w:type="dxa"/>
-              <w:right w:w="90" w:type="dxa"/>
-            </w:tcMar>
             <w:vAlign w:val="center"/>
           </w:tcPr>
           <w:p>
@@ -19041,12 +17149,6 @@
               <w:right w:val="single" w:sz="6" w:space="0" w:color="1F3864"/>
             </w:tcBorders>
             <w:shd w:val="clear" w:color="auto" w:fill="4472C4"/>
-            <w:tcMar>
-              <w:top w:w="50" w:type="dxa"/>
-              <w:left w:w="90" w:type="dxa"/>
-              <w:bottom w:w="50" w:type="dxa"/>
-              <w:right w:w="90" w:type="dxa"/>
-            </w:tcMar>
             <w:vAlign w:val="center"/>
           </w:tcPr>
           <w:p>
@@ -19113,12 +17215,6 @@
               <w:right w:val="single" w:sz="6" w:space="0" w:color="1F3864"/>
             </w:tcBorders>
             <w:shd w:val="clear" w:color="auto" w:fill="D9E2F3"/>
-            <w:tcMar>
-              <w:top w:w="50" w:type="dxa"/>
-              <w:left w:w="90" w:type="dxa"/>
-              <w:bottom w:w="50" w:type="dxa"/>
-              <w:right w:w="90" w:type="dxa"/>
-            </w:tcMar>
             <w:vAlign w:val="center"/>
           </w:tcPr>
           <w:p>
@@ -19151,12 +17247,6 @@
               <w:right w:val="single" w:sz="6" w:space="0" w:color="1F3864"/>
             </w:tcBorders>
             <w:shd w:val="clear" w:color="auto" w:fill="D9E2F3"/>
-            <w:tcMar>
-              <w:top w:w="50" w:type="dxa"/>
-              <w:left w:w="90" w:type="dxa"/>
-              <w:bottom w:w="50" w:type="dxa"/>
-              <w:right w:w="90" w:type="dxa"/>
-            </w:tcMar>
             <w:vAlign w:val="center"/>
           </w:tcPr>
           <w:p>
@@ -19189,12 +17279,6 @@
               <w:right w:val="single" w:sz="6" w:space="0" w:color="1F3864"/>
             </w:tcBorders>
             <w:shd w:val="clear" w:color="auto" w:fill="D9E2F3"/>
-            <w:tcMar>
-              <w:top w:w="50" w:type="dxa"/>
-              <w:left w:w="90" w:type="dxa"/>
-              <w:bottom w:w="50" w:type="dxa"/>
-              <w:right w:w="90" w:type="dxa"/>
-            </w:tcMar>
             <w:vAlign w:val="center"/>
           </w:tcPr>
           <w:p>
@@ -19227,12 +17311,6 @@
               <w:right w:val="single" w:sz="6" w:space="0" w:color="1F3864"/>
             </w:tcBorders>
             <w:shd w:val="clear" w:color="auto" w:fill="D9E2F3"/>
-            <w:tcMar>
-              <w:top w:w="50" w:type="dxa"/>
-              <w:left w:w="90" w:type="dxa"/>
-              <w:bottom w:w="50" w:type="dxa"/>
-              <w:right w:w="90" w:type="dxa"/>
-            </w:tcMar>
             <w:vAlign w:val="center"/>
           </w:tcPr>
           <w:p>
@@ -19292,12 +17370,6 @@
               <w:right w:val="single" w:sz="6" w:space="0" w:color="1F3864"/>
             </w:tcBorders>
             <w:shd w:val="clear" w:color="auto" w:fill="D9E2F3"/>
-            <w:tcMar>
-              <w:top w:w="50" w:type="dxa"/>
-              <w:left w:w="90" w:type="dxa"/>
-              <w:bottom w:w="50" w:type="dxa"/>
-              <w:right w:w="90" w:type="dxa"/>
-            </w:tcMar>
             <w:vAlign w:val="center"/>
           </w:tcPr>
           <w:p>
@@ -19330,12 +17402,6 @@
               <w:right w:val="single" w:sz="6" w:space="0" w:color="1F3864"/>
             </w:tcBorders>
             <w:shd w:val="clear" w:color="auto" w:fill="D9E2F3"/>
-            <w:tcMar>
-              <w:top w:w="50" w:type="dxa"/>
-              <w:left w:w="90" w:type="dxa"/>
-              <w:bottom w:w="50" w:type="dxa"/>
-              <w:right w:w="90" w:type="dxa"/>
-            </w:tcMar>
             <w:vAlign w:val="center"/>
           </w:tcPr>
           <w:p>
@@ -19368,12 +17434,6 @@
               <w:right w:val="single" w:sz="6" w:space="0" w:color="1F3864"/>
             </w:tcBorders>
             <w:shd w:val="clear" w:color="auto" w:fill="D9E2F3"/>
-            <w:tcMar>
-              <w:top w:w="50" w:type="dxa"/>
-              <w:left w:w="90" w:type="dxa"/>
-              <w:bottom w:w="50" w:type="dxa"/>
-              <w:right w:w="90" w:type="dxa"/>
-            </w:tcMar>
             <w:vAlign w:val="center"/>
           </w:tcPr>
           <w:p>
@@ -19406,12 +17466,6 @@
               <w:right w:val="single" w:sz="6" w:space="0" w:color="1F3864"/>
             </w:tcBorders>
             <w:shd w:val="clear" w:color="auto" w:fill="D9E2F3"/>
-            <w:tcMar>
-              <w:top w:w="50" w:type="dxa"/>
-              <w:left w:w="90" w:type="dxa"/>
-              <w:bottom w:w="50" w:type="dxa"/>
-              <w:right w:w="90" w:type="dxa"/>
-            </w:tcMar>
             <w:vAlign w:val="center"/>
           </w:tcPr>
           <w:p>
@@ -19471,12 +17525,6 @@
               <w:right w:val="single" w:sz="6" w:space="0" w:color="1F3864"/>
             </w:tcBorders>
             <w:shd w:val="clear" w:color="auto" w:fill="D9E2F3"/>
-            <w:tcMar>
-              <w:top w:w="50" w:type="dxa"/>
-              <w:left w:w="90" w:type="dxa"/>
-              <w:bottom w:w="50" w:type="dxa"/>
-              <w:right w:w="90" w:type="dxa"/>
-            </w:tcMar>
             <w:vAlign w:val="center"/>
           </w:tcPr>
           <w:p>
@@ -19509,12 +17557,6 @@
               <w:right w:val="single" w:sz="6" w:space="0" w:color="1F3864"/>
             </w:tcBorders>
             <w:shd w:val="clear" w:color="auto" w:fill="D9E2F3"/>
-            <w:tcMar>
-              <w:top w:w="50" w:type="dxa"/>
-              <w:left w:w="90" w:type="dxa"/>
-              <w:bottom w:w="50" w:type="dxa"/>
-              <w:right w:w="90" w:type="dxa"/>
-            </w:tcMar>
             <w:vAlign w:val="center"/>
           </w:tcPr>
           <w:p>
@@ -19547,12 +17589,6 @@
               <w:right w:val="single" w:sz="6" w:space="0" w:color="1F3864"/>
             </w:tcBorders>
             <w:shd w:val="clear" w:color="auto" w:fill="D9E2F3"/>
-            <w:tcMar>
-              <w:top w:w="50" w:type="dxa"/>
-              <w:left w:w="90" w:type="dxa"/>
-              <w:bottom w:w="50" w:type="dxa"/>
-              <w:right w:w="90" w:type="dxa"/>
-            </w:tcMar>
             <w:vAlign w:val="center"/>
           </w:tcPr>
           <w:p>
@@ -19585,12 +17621,6 @@
               <w:right w:val="single" w:sz="6" w:space="0" w:color="1F3864"/>
             </w:tcBorders>
             <w:shd w:val="clear" w:color="auto" w:fill="D9E2F3"/>
-            <w:tcMar>
-              <w:top w:w="50" w:type="dxa"/>
-              <w:left w:w="90" w:type="dxa"/>
-              <w:bottom w:w="50" w:type="dxa"/>
-              <w:right w:w="90" w:type="dxa"/>
-            </w:tcMar>
             <w:vAlign w:val="center"/>
           </w:tcPr>
           <w:p>
@@ -19650,12 +17680,6 @@
               <w:right w:val="single" w:sz="6" w:space="0" w:color="1F3864"/>
             </w:tcBorders>
             <w:shd w:val="clear" w:color="auto" w:fill="D9E2F3"/>
-            <w:tcMar>
-              <w:top w:w="50" w:type="dxa"/>
-              <w:left w:w="90" w:type="dxa"/>
-              <w:bottom w:w="50" w:type="dxa"/>
-              <w:right w:w="90" w:type="dxa"/>
-            </w:tcMar>
             <w:vAlign w:val="center"/>
           </w:tcPr>
           <w:p>
@@ -19700,12 +17724,6 @@
               <w:right w:val="single" w:sz="6" w:space="0" w:color="1F3864"/>
             </w:tcBorders>
             <w:shd w:val="clear" w:color="auto" w:fill="4472C4"/>
-            <w:tcMar>
-              <w:top w:w="50" w:type="dxa"/>
-              <w:left w:w="90" w:type="dxa"/>
-              <w:bottom w:w="50" w:type="dxa"/>
-              <w:right w:w="90" w:type="dxa"/>
-            </w:tcMar>
             <w:vAlign w:val="center"/>
           </w:tcPr>
           <w:p>
@@ -19772,12 +17790,6 @@
               <w:right w:val="single" w:sz="6" w:space="0" w:color="1F3864"/>
             </w:tcBorders>
             <w:shd w:val="clear" w:color="auto" w:fill="4472C4"/>
-            <w:tcMar>
-              <w:top w:w="50" w:type="dxa"/>
-              <w:left w:w="90" w:type="dxa"/>
-              <w:bottom w:w="50" w:type="dxa"/>
-              <w:right w:w="90" w:type="dxa"/>
-            </w:tcMar>
             <w:vAlign w:val="center"/>
           </w:tcPr>
           <w:p>
@@ -19817,12 +17829,6 @@
               <w:right w:val="single" w:sz="6" w:space="0" w:color="1F3864"/>
             </w:tcBorders>
             <w:shd w:val="clear" w:color="auto" w:fill="4472C4"/>
-            <w:tcMar>
-              <w:top w:w="50" w:type="dxa"/>
-              <w:left w:w="90" w:type="dxa"/>
-              <w:bottom w:w="50" w:type="dxa"/>
-              <w:right w:w="90" w:type="dxa"/>
-            </w:tcMar>
             <w:vAlign w:val="center"/>
           </w:tcPr>
           <w:p>
@@ -19862,12 +17868,6 @@
               <w:right w:val="single" w:sz="6" w:space="0" w:color="1F3864"/>
             </w:tcBorders>
             <w:shd w:val="clear" w:color="auto" w:fill="4472C4"/>
-            <w:tcMar>
-              <w:top w:w="50" w:type="dxa"/>
-              <w:left w:w="90" w:type="dxa"/>
-              <w:bottom w:w="50" w:type="dxa"/>
-              <w:right w:w="90" w:type="dxa"/>
-            </w:tcMar>
             <w:vAlign w:val="center"/>
           </w:tcPr>
           <w:p>
@@ -19907,12 +17907,6 @@
               <w:right w:val="single" w:sz="6" w:space="0" w:color="1F3864"/>
             </w:tcBorders>
             <w:shd w:val="clear" w:color="auto" w:fill="4472C4"/>
-            <w:tcMar>
-              <w:top w:w="50" w:type="dxa"/>
-              <w:left w:w="90" w:type="dxa"/>
-              <w:bottom w:w="50" w:type="dxa"/>
-              <w:right w:w="90" w:type="dxa"/>
-            </w:tcMar>
             <w:vAlign w:val="center"/>
           </w:tcPr>
           <w:p>
@@ -19979,12 +17973,6 @@
               <w:right w:val="single" w:sz="6" w:space="0" w:color="1F3864"/>
             </w:tcBorders>
             <w:shd w:val="clear" w:color="auto" w:fill="D9E2F3"/>
-            <w:tcMar>
-              <w:top w:w="50" w:type="dxa"/>
-              <w:left w:w="90" w:type="dxa"/>
-              <w:bottom w:w="50" w:type="dxa"/>
-              <w:right w:w="90" w:type="dxa"/>
-            </w:tcMar>
             <w:vAlign w:val="center"/>
           </w:tcPr>
           <w:p>
@@ -20017,12 +18005,6 @@
               <w:right w:val="single" w:sz="6" w:space="0" w:color="1F3864"/>
             </w:tcBorders>
             <w:shd w:val="clear" w:color="auto" w:fill="D9E2F3"/>
-            <w:tcMar>
-              <w:top w:w="50" w:type="dxa"/>
-              <w:left w:w="90" w:type="dxa"/>
-              <w:bottom w:w="50" w:type="dxa"/>
-              <w:right w:w="90" w:type="dxa"/>
-            </w:tcMar>
             <w:vAlign w:val="center"/>
           </w:tcPr>
           <w:p>
@@ -20055,12 +18037,6 @@
               <w:right w:val="single" w:sz="6" w:space="0" w:color="1F3864"/>
             </w:tcBorders>
             <w:shd w:val="clear" w:color="auto" w:fill="D9E2F3"/>
-            <w:tcMar>
-              <w:top w:w="50" w:type="dxa"/>
-              <w:left w:w="90" w:type="dxa"/>
-              <w:bottom w:w="50" w:type="dxa"/>
-              <w:right w:w="90" w:type="dxa"/>
-            </w:tcMar>
             <w:vAlign w:val="center"/>
           </w:tcPr>
           <w:p>
@@ -20093,12 +18069,6 @@
               <w:right w:val="single" w:sz="6" w:space="0" w:color="1F3864"/>
             </w:tcBorders>
             <w:shd w:val="clear" w:color="auto" w:fill="D9E2F3"/>
-            <w:tcMar>
-              <w:top w:w="50" w:type="dxa"/>
-              <w:left w:w="90" w:type="dxa"/>
-              <w:bottom w:w="50" w:type="dxa"/>
-              <w:right w:w="90" w:type="dxa"/>
-            </w:tcMar>
             <w:vAlign w:val="center"/>
           </w:tcPr>
           <w:p>
@@ -20158,12 +18128,6 @@
               <w:right w:val="single" w:sz="6" w:space="0" w:color="1F3864"/>
             </w:tcBorders>
             <w:shd w:val="clear" w:color="auto" w:fill="D9E2F3"/>
-            <w:tcMar>
-              <w:top w:w="50" w:type="dxa"/>
-              <w:left w:w="90" w:type="dxa"/>
-              <w:bottom w:w="50" w:type="dxa"/>
-              <w:right w:w="90" w:type="dxa"/>
-            </w:tcMar>
             <w:vAlign w:val="center"/>
           </w:tcPr>
           <w:p>
@@ -20196,12 +18160,6 @@
               <w:right w:val="single" w:sz="6" w:space="0" w:color="1F3864"/>
             </w:tcBorders>
             <w:shd w:val="clear" w:color="auto" w:fill="D9E2F3"/>
-            <w:tcMar>
-              <w:top w:w="50" w:type="dxa"/>
-              <w:left w:w="90" w:type="dxa"/>
-              <w:bottom w:w="50" w:type="dxa"/>
-              <w:right w:w="90" w:type="dxa"/>
-            </w:tcMar>
             <w:vAlign w:val="center"/>
           </w:tcPr>
           <w:p>
@@ -20234,12 +18192,6 @@
               <w:right w:val="single" w:sz="6" w:space="0" w:color="1F3864"/>
             </w:tcBorders>
             <w:shd w:val="clear" w:color="auto" w:fill="D9E2F3"/>
-            <w:tcMar>
-              <w:top w:w="50" w:type="dxa"/>
-              <w:left w:w="90" w:type="dxa"/>
-              <w:bottom w:w="50" w:type="dxa"/>
-              <w:right w:w="90" w:type="dxa"/>
-            </w:tcMar>
             <w:vAlign w:val="center"/>
           </w:tcPr>
           <w:p>
@@ -20272,12 +18224,6 @@
               <w:right w:val="single" w:sz="6" w:space="0" w:color="1F3864"/>
             </w:tcBorders>
             <w:shd w:val="clear" w:color="auto" w:fill="D9E2F3"/>
-            <w:tcMar>
-              <w:top w:w="50" w:type="dxa"/>
-              <w:left w:w="90" w:type="dxa"/>
-              <w:bottom w:w="50" w:type="dxa"/>
-              <w:right w:w="90" w:type="dxa"/>
-            </w:tcMar>
             <w:vAlign w:val="center"/>
           </w:tcPr>
           <w:p>
@@ -20337,12 +18283,6 @@
               <w:right w:val="single" w:sz="6" w:space="0" w:color="1F3864"/>
             </w:tcBorders>
             <w:shd w:val="clear" w:color="auto" w:fill="D9E2F3"/>
-            <w:tcMar>
-              <w:top w:w="50" w:type="dxa"/>
-              <w:left w:w="90" w:type="dxa"/>
-              <w:bottom w:w="50" w:type="dxa"/>
-              <w:right w:w="90" w:type="dxa"/>
-            </w:tcMar>
             <w:vAlign w:val="center"/>
           </w:tcPr>
           <w:p>
@@ -20375,12 +18315,6 @@
               <w:right w:val="single" w:sz="6" w:space="0" w:color="1F3864"/>
             </w:tcBorders>
             <w:shd w:val="clear" w:color="auto" w:fill="D9E2F3"/>
-            <w:tcMar>
-              <w:top w:w="50" w:type="dxa"/>
-              <w:left w:w="90" w:type="dxa"/>
-              <w:bottom w:w="50" w:type="dxa"/>
-              <w:right w:w="90" w:type="dxa"/>
-            </w:tcMar>
             <w:vAlign w:val="center"/>
           </w:tcPr>
           <w:p>
@@ -20413,12 +18347,6 @@
               <w:right w:val="single" w:sz="6" w:space="0" w:color="1F3864"/>
             </w:tcBorders>
             <w:shd w:val="clear" w:color="auto" w:fill="D9E2F3"/>
-            <w:tcMar>
-              <w:top w:w="50" w:type="dxa"/>
-              <w:left w:w="90" w:type="dxa"/>
-              <w:bottom w:w="50" w:type="dxa"/>
-              <w:right w:w="90" w:type="dxa"/>
-            </w:tcMar>
             <w:vAlign w:val="center"/>
           </w:tcPr>
           <w:p>
@@ -20451,12 +18379,6 @@
               <w:right w:val="single" w:sz="6" w:space="0" w:color="1F3864"/>
             </w:tcBorders>
             <w:shd w:val="clear" w:color="auto" w:fill="D9E2F3"/>
-            <w:tcMar>
-              <w:top w:w="50" w:type="dxa"/>
-              <w:left w:w="90" w:type="dxa"/>
-              <w:bottom w:w="50" w:type="dxa"/>
-              <w:right w:w="90" w:type="dxa"/>
-            </w:tcMar>
             <w:vAlign w:val="center"/>
           </w:tcPr>
           <w:p>
@@ -20516,12 +18438,6 @@
               <w:right w:val="single" w:sz="6" w:space="0" w:color="1F3864"/>
             </w:tcBorders>
             <w:shd w:val="clear" w:color="auto" w:fill="D9E2F3"/>
-            <w:tcMar>
-              <w:top w:w="50" w:type="dxa"/>
-              <w:left w:w="90" w:type="dxa"/>
-              <w:bottom w:w="50" w:type="dxa"/>
-              <w:right w:w="90" w:type="dxa"/>
-            </w:tcMar>
             <w:vAlign w:val="center"/>
           </w:tcPr>
           <w:p>
@@ -20566,12 +18482,6 @@
               <w:right w:val="single" w:sz="6" w:space="0" w:color="1F3864"/>
             </w:tcBorders>
             <w:shd w:val="clear" w:color="auto" w:fill="4472C4"/>
-            <w:tcMar>
-              <w:top w:w="50" w:type="dxa"/>
-              <w:left w:w="90" w:type="dxa"/>
-              <w:bottom w:w="50" w:type="dxa"/>
-              <w:right w:w="90" w:type="dxa"/>
-            </w:tcMar>
             <w:vAlign w:val="center"/>
           </w:tcPr>
           <w:p>
@@ -20638,12 +18548,6 @@
               <w:right w:val="single" w:sz="6" w:space="0" w:color="1F3864"/>
             </w:tcBorders>
             <w:shd w:val="clear" w:color="auto" w:fill="4472C4"/>
-            <w:tcMar>
-              <w:top w:w="50" w:type="dxa"/>
-              <w:left w:w="90" w:type="dxa"/>
-              <w:bottom w:w="50" w:type="dxa"/>
-              <w:right w:w="90" w:type="dxa"/>
-            </w:tcMar>
             <w:vAlign w:val="center"/>
           </w:tcPr>
           <w:p>
@@ -20683,12 +18587,6 @@
               <w:right w:val="single" w:sz="6" w:space="0" w:color="1F3864"/>
             </w:tcBorders>
             <w:shd w:val="clear" w:color="auto" w:fill="4472C4"/>
-            <w:tcMar>
-              <w:top w:w="50" w:type="dxa"/>
-              <w:left w:w="90" w:type="dxa"/>
-              <w:bottom w:w="50" w:type="dxa"/>
-              <w:right w:w="90" w:type="dxa"/>
-            </w:tcMar>
             <w:vAlign w:val="center"/>
           </w:tcPr>
           <w:p>
@@ -20728,12 +18626,6 @@
               <w:right w:val="single" w:sz="6" w:space="0" w:color="1F3864"/>
             </w:tcBorders>
             <w:shd w:val="clear" w:color="auto" w:fill="4472C4"/>
-            <w:tcMar>
-              <w:top w:w="50" w:type="dxa"/>
-              <w:left w:w="90" w:type="dxa"/>
-              <w:bottom w:w="50" w:type="dxa"/>
-              <w:right w:w="90" w:type="dxa"/>
-            </w:tcMar>
             <w:vAlign w:val="center"/>
           </w:tcPr>
           <w:p>
@@ -20773,12 +18665,6 @@
               <w:right w:val="single" w:sz="6" w:space="0" w:color="1F3864"/>
             </w:tcBorders>
             <w:shd w:val="clear" w:color="auto" w:fill="4472C4"/>
-            <w:tcMar>
-              <w:top w:w="50" w:type="dxa"/>
-              <w:left w:w="90" w:type="dxa"/>
-              <w:bottom w:w="50" w:type="dxa"/>
-              <w:right w:w="90" w:type="dxa"/>
-            </w:tcMar>
             <w:vAlign w:val="center"/>
           </w:tcPr>
           <w:p>
@@ -20845,12 +18731,6 @@
               <w:right w:val="single" w:sz="6" w:space="0" w:color="1F3864"/>
             </w:tcBorders>
             <w:shd w:val="clear" w:color="auto" w:fill="D9E2F3"/>
-            <w:tcMar>
-              <w:top w:w="50" w:type="dxa"/>
-              <w:left w:w="90" w:type="dxa"/>
-              <w:bottom w:w="50" w:type="dxa"/>
-              <w:right w:w="90" w:type="dxa"/>
-            </w:tcMar>
             <w:vAlign w:val="center"/>
           </w:tcPr>
           <w:p>
@@ -20883,12 +18763,6 @@
               <w:right w:val="single" w:sz="6" w:space="0" w:color="1F3864"/>
             </w:tcBorders>
             <w:shd w:val="clear" w:color="auto" w:fill="D9E2F3"/>
-            <w:tcMar>
-              <w:top w:w="50" w:type="dxa"/>
-              <w:left w:w="90" w:type="dxa"/>
-              <w:bottom w:w="50" w:type="dxa"/>
-              <w:right w:w="90" w:type="dxa"/>
-            </w:tcMar>
             <w:vAlign w:val="center"/>
           </w:tcPr>
           <w:p>
@@ -20921,12 +18795,6 @@
               <w:right w:val="single" w:sz="6" w:space="0" w:color="1F3864"/>
             </w:tcBorders>
             <w:shd w:val="clear" w:color="auto" w:fill="D9E2F3"/>
-            <w:tcMar>
-              <w:top w:w="50" w:type="dxa"/>
-              <w:left w:w="90" w:type="dxa"/>
-              <w:bottom w:w="50" w:type="dxa"/>
-              <w:right w:w="90" w:type="dxa"/>
-            </w:tcMar>
             <w:vAlign w:val="center"/>
           </w:tcPr>
           <w:p>
@@ -20959,12 +18827,6 @@
               <w:right w:val="single" w:sz="6" w:space="0" w:color="1F3864"/>
             </w:tcBorders>
             <w:shd w:val="clear" w:color="auto" w:fill="D9E2F3"/>
-            <w:tcMar>
-              <w:top w:w="50" w:type="dxa"/>
-              <w:left w:w="90" w:type="dxa"/>
-              <w:bottom w:w="50" w:type="dxa"/>
-              <w:right w:w="90" w:type="dxa"/>
-            </w:tcMar>
             <w:vAlign w:val="center"/>
           </w:tcPr>
           <w:p>
@@ -21024,12 +18886,6 @@
               <w:right w:val="single" w:sz="6" w:space="0" w:color="1F3864"/>
             </w:tcBorders>
             <w:shd w:val="clear" w:color="auto" w:fill="D9E2F3"/>
-            <w:tcMar>
-              <w:top w:w="50" w:type="dxa"/>
-              <w:left w:w="90" w:type="dxa"/>
-              <w:bottom w:w="50" w:type="dxa"/>
-              <w:right w:w="90" w:type="dxa"/>
-            </w:tcMar>
             <w:vAlign w:val="center"/>
           </w:tcPr>
           <w:p>
@@ -21062,12 +18918,6 @@
               <w:right w:val="single" w:sz="6" w:space="0" w:color="1F3864"/>
             </w:tcBorders>
             <w:shd w:val="clear" w:color="auto" w:fill="D9E2F3"/>
-            <w:tcMar>
-              <w:top w:w="50" w:type="dxa"/>
-              <w:left w:w="90" w:type="dxa"/>
-              <w:bottom w:w="50" w:type="dxa"/>
-              <w:right w:w="90" w:type="dxa"/>
-            </w:tcMar>
             <w:vAlign w:val="center"/>
           </w:tcPr>
           <w:p>
@@ -21100,12 +18950,6 @@
               <w:right w:val="single" w:sz="6" w:space="0" w:color="1F3864"/>
             </w:tcBorders>
             <w:shd w:val="clear" w:color="auto" w:fill="D9E2F3"/>
-            <w:tcMar>
-              <w:top w:w="50" w:type="dxa"/>
-              <w:left w:w="90" w:type="dxa"/>
-              <w:bottom w:w="50" w:type="dxa"/>
-              <w:right w:w="90" w:type="dxa"/>
-            </w:tcMar>
             <w:vAlign w:val="center"/>
           </w:tcPr>
           <w:p>
@@ -21138,12 +18982,6 @@
               <w:right w:val="single" w:sz="6" w:space="0" w:color="1F3864"/>
             </w:tcBorders>
             <w:shd w:val="clear" w:color="auto" w:fill="D9E2F3"/>
-            <w:tcMar>
-              <w:top w:w="50" w:type="dxa"/>
-              <w:left w:w="90" w:type="dxa"/>
-              <w:bottom w:w="50" w:type="dxa"/>
-              <w:right w:w="90" w:type="dxa"/>
-            </w:tcMar>
             <w:vAlign w:val="center"/>
           </w:tcPr>
           <w:p>
@@ -21203,12 +19041,6 @@
               <w:right w:val="single" w:sz="6" w:space="0" w:color="1F3864"/>
             </w:tcBorders>
             <w:shd w:val="clear" w:color="auto" w:fill="D9E2F3"/>
-            <w:tcMar>
-              <w:top w:w="50" w:type="dxa"/>
-              <w:left w:w="90" w:type="dxa"/>
-              <w:bottom w:w="50" w:type="dxa"/>
-              <w:right w:w="90" w:type="dxa"/>
-            </w:tcMar>
             <w:vAlign w:val="center"/>
           </w:tcPr>
           <w:p>
@@ -21241,12 +19073,6 @@
               <w:right w:val="single" w:sz="6" w:space="0" w:color="1F3864"/>
             </w:tcBorders>
             <w:shd w:val="clear" w:color="auto" w:fill="D9E2F3"/>
-            <w:tcMar>
-              <w:top w:w="50" w:type="dxa"/>
-              <w:left w:w="90" w:type="dxa"/>
-              <w:bottom w:w="50" w:type="dxa"/>
-              <w:right w:w="90" w:type="dxa"/>
-            </w:tcMar>
             <w:vAlign w:val="center"/>
           </w:tcPr>
           <w:p>
@@ -21279,12 +19105,6 @@
               <w:right w:val="single" w:sz="6" w:space="0" w:color="1F3864"/>
             </w:tcBorders>
             <w:shd w:val="clear" w:color="auto" w:fill="D9E2F3"/>
-            <w:tcMar>
-              <w:top w:w="50" w:type="dxa"/>
-              <w:left w:w="90" w:type="dxa"/>
-              <w:bottom w:w="50" w:type="dxa"/>
-              <w:right w:w="90" w:type="dxa"/>
-            </w:tcMar>
             <w:vAlign w:val="center"/>
           </w:tcPr>
           <w:p>
@@ -21317,12 +19137,6 @@
               <w:right w:val="single" w:sz="6" w:space="0" w:color="1F3864"/>
             </w:tcBorders>
             <w:shd w:val="clear" w:color="auto" w:fill="D9E2F3"/>
-            <w:tcMar>
-              <w:top w:w="50" w:type="dxa"/>
-              <w:left w:w="90" w:type="dxa"/>
-              <w:bottom w:w="50" w:type="dxa"/>
-              <w:right w:w="90" w:type="dxa"/>
-            </w:tcMar>
             <w:vAlign w:val="center"/>
           </w:tcPr>
           <w:p>
@@ -21382,12 +19196,6 @@
               <w:right w:val="single" w:sz="6" w:space="0" w:color="1F3864"/>
             </w:tcBorders>
             <w:shd w:val="clear" w:color="auto" w:fill="D9E2F3"/>
-            <w:tcMar>
-              <w:top w:w="50" w:type="dxa"/>
-              <w:left w:w="90" w:type="dxa"/>
-              <w:bottom w:w="50" w:type="dxa"/>
-              <w:right w:w="90" w:type="dxa"/>
-            </w:tcMar>
             <w:vAlign w:val="center"/>
           </w:tcPr>
           <w:p>
@@ -21432,12 +19240,6 @@
               <w:right w:val="single" w:sz="6" w:space="0" w:color="1F3864"/>
             </w:tcBorders>
             <w:shd w:val="clear" w:color="auto" w:fill="4472C4"/>
-            <w:tcMar>
-              <w:top w:w="50" w:type="dxa"/>
-              <w:left w:w="90" w:type="dxa"/>
-              <w:bottom w:w="50" w:type="dxa"/>
-              <w:right w:w="90" w:type="dxa"/>
-            </w:tcMar>
             <w:vAlign w:val="center"/>
           </w:tcPr>
           <w:p>
@@ -21517,12 +19319,6 @@
               <w:right w:val="single" w:sz="6" w:space="0" w:color="1F3864"/>
             </w:tcBorders>
             <w:shd w:val="clear" w:color="auto" w:fill="4472C4"/>
-            <w:tcMar>
-              <w:top w:w="50" w:type="dxa"/>
-              <w:left w:w="90" w:type="dxa"/>
-              <w:bottom w:w="50" w:type="dxa"/>
-              <w:right w:w="90" w:type="dxa"/>
-            </w:tcMar>
             <w:vAlign w:val="center"/>
           </w:tcPr>
           <w:p>
@@ -21562,12 +19358,6 @@
               <w:right w:val="single" w:sz="6" w:space="0" w:color="1F3864"/>
             </w:tcBorders>
             <w:shd w:val="clear" w:color="auto" w:fill="4472C4"/>
-            <w:tcMar>
-              <w:top w:w="50" w:type="dxa"/>
-              <w:left w:w="90" w:type="dxa"/>
-              <w:bottom w:w="50" w:type="dxa"/>
-              <w:right w:w="90" w:type="dxa"/>
-            </w:tcMar>
             <w:vAlign w:val="center"/>
           </w:tcPr>
           <w:p>
@@ -21607,12 +19397,6 @@
               <w:right w:val="single" w:sz="6" w:space="0" w:color="1F3864"/>
             </w:tcBorders>
             <w:shd w:val="clear" w:color="auto" w:fill="4472C4"/>
-            <w:tcMar>
-              <w:top w:w="50" w:type="dxa"/>
-              <w:left w:w="90" w:type="dxa"/>
-              <w:bottom w:w="50" w:type="dxa"/>
-              <w:right w:w="90" w:type="dxa"/>
-            </w:tcMar>
             <w:vAlign w:val="center"/>
           </w:tcPr>
           <w:p>
@@ -21652,12 +19436,6 @@
               <w:right w:val="single" w:sz="6" w:space="0" w:color="1F3864"/>
             </w:tcBorders>
             <w:shd w:val="clear" w:color="auto" w:fill="4472C4"/>
-            <w:tcMar>
-              <w:top w:w="50" w:type="dxa"/>
-              <w:left w:w="90" w:type="dxa"/>
-              <w:bottom w:w="50" w:type="dxa"/>
-              <w:right w:w="90" w:type="dxa"/>
-            </w:tcMar>
             <w:vAlign w:val="center"/>
           </w:tcPr>
           <w:p>
@@ -21724,12 +19502,6 @@
               <w:right w:val="single" w:sz="6" w:space="0" w:color="1F3864"/>
             </w:tcBorders>
             <w:shd w:val="clear" w:color="auto" w:fill="D9E2F3"/>
-            <w:tcMar>
-              <w:top w:w="50" w:type="dxa"/>
-              <w:left w:w="90" w:type="dxa"/>
-              <w:bottom w:w="50" w:type="dxa"/>
-              <w:right w:w="90" w:type="dxa"/>
-            </w:tcMar>
             <w:vAlign w:val="center"/>
           </w:tcPr>
           <w:p>
@@ -21762,12 +19534,6 @@
               <w:right w:val="single" w:sz="6" w:space="0" w:color="1F3864"/>
             </w:tcBorders>
             <w:shd w:val="clear" w:color="auto" w:fill="D9E2F3"/>
-            <w:tcMar>
-              <w:top w:w="50" w:type="dxa"/>
-              <w:left w:w="90" w:type="dxa"/>
-              <w:bottom w:w="50" w:type="dxa"/>
-              <w:right w:w="90" w:type="dxa"/>
-            </w:tcMar>
             <w:vAlign w:val="center"/>
           </w:tcPr>
           <w:p>
@@ -21800,12 +19566,6 @@
               <w:right w:val="single" w:sz="6" w:space="0" w:color="1F3864"/>
             </w:tcBorders>
             <w:shd w:val="clear" w:color="auto" w:fill="D9E2F3"/>
-            <w:tcMar>
-              <w:top w:w="50" w:type="dxa"/>
-              <w:left w:w="90" w:type="dxa"/>
-              <w:bottom w:w="50" w:type="dxa"/>
-              <w:right w:w="90" w:type="dxa"/>
-            </w:tcMar>
             <w:vAlign w:val="center"/>
           </w:tcPr>
           <w:p>
@@ -21838,12 +19598,6 @@
               <w:right w:val="single" w:sz="6" w:space="0" w:color="1F3864"/>
             </w:tcBorders>
             <w:shd w:val="clear" w:color="auto" w:fill="D9E2F3"/>
-            <w:tcMar>
-              <w:top w:w="50" w:type="dxa"/>
-              <w:left w:w="90" w:type="dxa"/>
-              <w:bottom w:w="50" w:type="dxa"/>
-              <w:right w:w="90" w:type="dxa"/>
-            </w:tcMar>
             <w:vAlign w:val="center"/>
           </w:tcPr>
           <w:p>
@@ -21903,12 +19657,6 @@
               <w:right w:val="single" w:sz="6" w:space="0" w:color="1F3864"/>
             </w:tcBorders>
             <w:shd w:val="clear" w:color="auto" w:fill="D9E2F3"/>
-            <w:tcMar>
-              <w:top w:w="50" w:type="dxa"/>
-              <w:left w:w="90" w:type="dxa"/>
-              <w:bottom w:w="50" w:type="dxa"/>
-              <w:right w:w="90" w:type="dxa"/>
-            </w:tcMar>
             <w:vAlign w:val="center"/>
           </w:tcPr>
           <w:p>
@@ -21941,12 +19689,6 @@
               <w:right w:val="single" w:sz="6" w:space="0" w:color="1F3864"/>
             </w:tcBorders>
             <w:shd w:val="clear" w:color="auto" w:fill="D9E2F3"/>
-            <w:tcMar>
-              <w:top w:w="50" w:type="dxa"/>
-              <w:left w:w="90" w:type="dxa"/>
-              <w:bottom w:w="50" w:type="dxa"/>
-              <w:right w:w="90" w:type="dxa"/>
-            </w:tcMar>
             <w:vAlign w:val="center"/>
           </w:tcPr>
           <w:p>
@@ -21979,12 +19721,6 @@
               <w:right w:val="single" w:sz="6" w:space="0" w:color="1F3864"/>
             </w:tcBorders>
             <w:shd w:val="clear" w:color="auto" w:fill="D9E2F3"/>
-            <w:tcMar>
-              <w:top w:w="50" w:type="dxa"/>
-              <w:left w:w="90" w:type="dxa"/>
-              <w:bottom w:w="50" w:type="dxa"/>
-              <w:right w:w="90" w:type="dxa"/>
-            </w:tcMar>
             <w:vAlign w:val="center"/>
           </w:tcPr>
           <w:p>
@@ -22017,12 +19753,6 @@
               <w:right w:val="single" w:sz="6" w:space="0" w:color="1F3864"/>
             </w:tcBorders>
             <w:shd w:val="clear" w:color="auto" w:fill="D9E2F3"/>
-            <w:tcMar>
-              <w:top w:w="50" w:type="dxa"/>
-              <w:left w:w="90" w:type="dxa"/>
-              <w:bottom w:w="50" w:type="dxa"/>
-              <w:right w:w="90" w:type="dxa"/>
-            </w:tcMar>
             <w:vAlign w:val="center"/>
           </w:tcPr>
           <w:p>
@@ -22082,12 +19812,6 @@
               <w:right w:val="single" w:sz="6" w:space="0" w:color="1F3864"/>
             </w:tcBorders>
             <w:shd w:val="clear" w:color="auto" w:fill="D9E2F3"/>
-            <w:tcMar>
-              <w:top w:w="50" w:type="dxa"/>
-              <w:left w:w="90" w:type="dxa"/>
-              <w:bottom w:w="50" w:type="dxa"/>
-              <w:right w:w="90" w:type="dxa"/>
-            </w:tcMar>
             <w:vAlign w:val="center"/>
           </w:tcPr>
           <w:p>
@@ -22149,12 +19873,6 @@
               <w:right w:val="single" w:sz="6" w:space="0" w:color="1F3864"/>
             </w:tcBorders>
             <w:shd w:val="clear" w:color="auto" w:fill="D9E2F3"/>
-            <w:tcMar>
-              <w:top w:w="50" w:type="dxa"/>
-              <w:left w:w="90" w:type="dxa"/>
-              <w:bottom w:w="50" w:type="dxa"/>
-              <w:right w:w="90" w:type="dxa"/>
-            </w:tcMar>
             <w:vAlign w:val="center"/>
           </w:tcPr>
           <w:p>
@@ -22216,12 +19934,6 @@
               <w:right w:val="single" w:sz="6" w:space="0" w:color="1F3864"/>
             </w:tcBorders>
             <w:shd w:val="clear" w:color="auto" w:fill="D9E2F3"/>
-            <w:tcMar>
-              <w:top w:w="50" w:type="dxa"/>
-              <w:left w:w="90" w:type="dxa"/>
-              <w:bottom w:w="50" w:type="dxa"/>
-              <w:right w:w="90" w:type="dxa"/>
-            </w:tcMar>
             <w:vAlign w:val="center"/>
           </w:tcPr>
           <w:p>
@@ -22319,12 +20031,6 @@
               <w:right w:val="single" w:sz="6" w:space="0" w:color="1F3864"/>
             </w:tcBorders>
             <w:shd w:val="clear" w:color="auto" w:fill="D9E2F3"/>
-            <w:tcMar>
-              <w:top w:w="50" w:type="dxa"/>
-              <w:left w:w="90" w:type="dxa"/>
-              <w:bottom w:w="50" w:type="dxa"/>
-              <w:right w:w="90" w:type="dxa"/>
-            </w:tcMar>
             <w:vAlign w:val="center"/>
           </w:tcPr>
           <w:p>
@@ -22386,12 +20092,6 @@
               <w:right w:val="single" w:sz="6" w:space="0" w:color="1F3864"/>
             </w:tcBorders>
             <w:shd w:val="clear" w:color="auto" w:fill="D9E2F3"/>
-            <w:tcMar>
-              <w:top w:w="50" w:type="dxa"/>
-              <w:left w:w="90" w:type="dxa"/>
-              <w:bottom w:w="50" w:type="dxa"/>
-              <w:right w:w="90" w:type="dxa"/>
-            </w:tcMar>
             <w:vAlign w:val="center"/>
           </w:tcPr>
           <w:p>
@@ -22436,12 +20136,6 @@
               <w:right w:val="single" w:sz="6" w:space="0" w:color="1F3864"/>
             </w:tcBorders>
             <w:shd w:val="clear" w:color="auto" w:fill="4472C4"/>
-            <w:tcMar>
-              <w:top w:w="50" w:type="dxa"/>
-              <w:left w:w="90" w:type="dxa"/>
-              <w:bottom w:w="50" w:type="dxa"/>
-              <w:right w:w="90" w:type="dxa"/>
-            </w:tcMar>
             <w:vAlign w:val="center"/>
           </w:tcPr>
           <w:p>
@@ -22508,12 +20202,6 @@
               <w:right w:val="single" w:sz="6" w:space="0" w:color="1F3864"/>
             </w:tcBorders>
             <w:shd w:val="clear" w:color="auto" w:fill="4472C4"/>
-            <w:tcMar>
-              <w:top w:w="50" w:type="dxa"/>
-              <w:left w:w="90" w:type="dxa"/>
-              <w:bottom w:w="50" w:type="dxa"/>
-              <w:right w:w="90" w:type="dxa"/>
-            </w:tcMar>
             <w:vAlign w:val="center"/>
           </w:tcPr>
           <w:p>
@@ -22553,12 +20241,6 @@
               <w:right w:val="single" w:sz="6" w:space="0" w:color="1F3864"/>
             </w:tcBorders>
             <w:shd w:val="clear" w:color="auto" w:fill="4472C4"/>
-            <w:tcMar>
-              <w:top w:w="50" w:type="dxa"/>
-              <w:left w:w="90" w:type="dxa"/>
-              <w:bottom w:w="50" w:type="dxa"/>
-              <w:right w:w="90" w:type="dxa"/>
-            </w:tcMar>
             <w:vAlign w:val="center"/>
           </w:tcPr>
           <w:p>
@@ -22598,12 +20280,6 @@
               <w:right w:val="single" w:sz="6" w:space="0" w:color="1F3864"/>
             </w:tcBorders>
             <w:shd w:val="clear" w:color="auto" w:fill="4472C4"/>
-            <w:tcMar>
-              <w:top w:w="50" w:type="dxa"/>
-              <w:left w:w="90" w:type="dxa"/>
-              <w:bottom w:w="50" w:type="dxa"/>
-              <w:right w:w="90" w:type="dxa"/>
-            </w:tcMar>
             <w:vAlign w:val="center"/>
           </w:tcPr>
           <w:p>
@@ -22643,12 +20319,6 @@
               <w:right w:val="single" w:sz="6" w:space="0" w:color="1F3864"/>
             </w:tcBorders>
             <w:shd w:val="clear" w:color="auto" w:fill="4472C4"/>
-            <w:tcMar>
-              <w:top w:w="50" w:type="dxa"/>
-              <w:left w:w="90" w:type="dxa"/>
-              <w:bottom w:w="50" w:type="dxa"/>
-              <w:right w:w="90" w:type="dxa"/>
-            </w:tcMar>
             <w:vAlign w:val="center"/>
           </w:tcPr>
           <w:p>
@@ -22715,12 +20385,6 @@
               <w:right w:val="single" w:sz="6" w:space="0" w:color="1F3864"/>
             </w:tcBorders>
             <w:shd w:val="clear" w:color="auto" w:fill="D9E2F3"/>
-            <w:tcMar>
-              <w:top w:w="50" w:type="dxa"/>
-              <w:left w:w="90" w:type="dxa"/>
-              <w:bottom w:w="50" w:type="dxa"/>
-              <w:right w:w="90" w:type="dxa"/>
-            </w:tcMar>
             <w:vAlign w:val="center"/>
           </w:tcPr>
           <w:p>
@@ -22753,12 +20417,6 @@
               <w:right w:val="single" w:sz="6" w:space="0" w:color="1F3864"/>
             </w:tcBorders>
             <w:shd w:val="clear" w:color="auto" w:fill="D9E2F3"/>
-            <w:tcMar>
-              <w:top w:w="50" w:type="dxa"/>
-              <w:left w:w="90" w:type="dxa"/>
-              <w:bottom w:w="50" w:type="dxa"/>
-              <w:right w:w="90" w:type="dxa"/>
-            </w:tcMar>
             <w:vAlign w:val="center"/>
           </w:tcPr>
           <w:p>
@@ -22791,12 +20449,6 @@
               <w:right w:val="single" w:sz="6" w:space="0" w:color="1F3864"/>
             </w:tcBorders>
             <w:shd w:val="clear" w:color="auto" w:fill="D9E2F3"/>
-            <w:tcMar>
-              <w:top w:w="50" w:type="dxa"/>
-              <w:left w:w="90" w:type="dxa"/>
-              <w:bottom w:w="50" w:type="dxa"/>
-              <w:right w:w="90" w:type="dxa"/>
-            </w:tcMar>
             <w:vAlign w:val="center"/>
           </w:tcPr>
           <w:p>
@@ -22829,12 +20481,6 @@
               <w:right w:val="single" w:sz="6" w:space="0" w:color="1F3864"/>
             </w:tcBorders>
             <w:shd w:val="clear" w:color="auto" w:fill="D9E2F3"/>
-            <w:tcMar>
-              <w:top w:w="50" w:type="dxa"/>
-              <w:left w:w="90" w:type="dxa"/>
-              <w:bottom w:w="50" w:type="dxa"/>
-              <w:right w:w="90" w:type="dxa"/>
-            </w:tcMar>
             <w:vAlign w:val="center"/>
           </w:tcPr>
           <w:p>
@@ -22912,12 +20558,6 @@
               <w:right w:val="single" w:sz="6" w:space="0" w:color="1F3864"/>
             </w:tcBorders>
             <w:shd w:val="clear" w:color="auto" w:fill="D9E2F3"/>
-            <w:tcMar>
-              <w:top w:w="50" w:type="dxa"/>
-              <w:left w:w="90" w:type="dxa"/>
-              <w:bottom w:w="50" w:type="dxa"/>
-              <w:right w:w="90" w:type="dxa"/>
-            </w:tcMar>
             <w:vAlign w:val="center"/>
           </w:tcPr>
           <w:p>
@@ -22950,12 +20590,6 @@
               <w:right w:val="single" w:sz="6" w:space="0" w:color="1F3864"/>
             </w:tcBorders>
             <w:shd w:val="clear" w:color="auto" w:fill="D9E2F3"/>
-            <w:tcMar>
-              <w:top w:w="50" w:type="dxa"/>
-              <w:left w:w="90" w:type="dxa"/>
-              <w:bottom w:w="50" w:type="dxa"/>
-              <w:right w:w="90" w:type="dxa"/>
-            </w:tcMar>
             <w:vAlign w:val="center"/>
           </w:tcPr>
           <w:p>
@@ -22988,12 +20622,6 @@
               <w:right w:val="single" w:sz="6" w:space="0" w:color="1F3864"/>
             </w:tcBorders>
             <w:shd w:val="clear" w:color="auto" w:fill="D9E2F3"/>
-            <w:tcMar>
-              <w:top w:w="50" w:type="dxa"/>
-              <w:left w:w="90" w:type="dxa"/>
-              <w:bottom w:w="50" w:type="dxa"/>
-              <w:right w:w="90" w:type="dxa"/>
-            </w:tcMar>
             <w:vAlign w:val="center"/>
           </w:tcPr>
           <w:p>
@@ -23026,12 +20654,6 @@
               <w:right w:val="single" w:sz="6" w:space="0" w:color="1F3864"/>
             </w:tcBorders>
             <w:shd w:val="clear" w:color="auto" w:fill="D9E2F3"/>
-            <w:tcMar>
-              <w:top w:w="50" w:type="dxa"/>
-              <w:left w:w="90" w:type="dxa"/>
-              <w:bottom w:w="50" w:type="dxa"/>
-              <w:right w:w="90" w:type="dxa"/>
-            </w:tcMar>
             <w:vAlign w:val="center"/>
           </w:tcPr>
           <w:p>
@@ -23112,12 +20734,6 @@
               <w:right w:val="single" w:sz="6" w:space="0" w:color="1F3864"/>
             </w:tcBorders>
             <w:shd w:val="clear" w:color="auto" w:fill="D9E2F3"/>
-            <w:tcMar>
-              <w:top w:w="50" w:type="dxa"/>
-              <w:left w:w="90" w:type="dxa"/>
-              <w:bottom w:w="50" w:type="dxa"/>
-              <w:right w:w="90" w:type="dxa"/>
-            </w:tcMar>
             <w:vAlign w:val="center"/>
           </w:tcPr>
           <w:p>
@@ -23150,12 +20766,6 @@
               <w:right w:val="single" w:sz="6" w:space="0" w:color="1F3864"/>
             </w:tcBorders>
             <w:shd w:val="clear" w:color="auto" w:fill="D9E2F3"/>
-            <w:tcMar>
-              <w:top w:w="50" w:type="dxa"/>
-              <w:left w:w="90" w:type="dxa"/>
-              <w:bottom w:w="50" w:type="dxa"/>
-              <w:right w:w="90" w:type="dxa"/>
-            </w:tcMar>
             <w:vAlign w:val="center"/>
           </w:tcPr>
           <w:p>
@@ -23188,12 +20798,6 @@
               <w:right w:val="single" w:sz="6" w:space="0" w:color="1F3864"/>
             </w:tcBorders>
             <w:shd w:val="clear" w:color="auto" w:fill="D9E2F3"/>
-            <w:tcMar>
-              <w:top w:w="50" w:type="dxa"/>
-              <w:left w:w="90" w:type="dxa"/>
-              <w:bottom w:w="50" w:type="dxa"/>
-              <w:right w:w="90" w:type="dxa"/>
-            </w:tcMar>
             <w:vAlign w:val="center"/>
           </w:tcPr>
           <w:p>
@@ -23226,12 +20830,6 @@
               <w:right w:val="single" w:sz="6" w:space="0" w:color="1F3864"/>
             </w:tcBorders>
             <w:shd w:val="clear" w:color="auto" w:fill="D9E2F3"/>
-            <w:tcMar>
-              <w:top w:w="50" w:type="dxa"/>
-              <w:left w:w="90" w:type="dxa"/>
-              <w:bottom w:w="50" w:type="dxa"/>
-              <w:right w:w="90" w:type="dxa"/>
-            </w:tcMar>
             <w:vAlign w:val="center"/>
           </w:tcPr>
           <w:p>
@@ -23290,12 +20888,6 @@
               <w:right w:val="single" w:sz="6" w:space="0" w:color="1F3864"/>
             </w:tcBorders>
             <w:shd w:val="clear" w:color="auto" w:fill="4472C4"/>
-            <w:tcMar>
-              <w:top w:w="50" w:type="dxa"/>
-              <w:left w:w="90" w:type="dxa"/>
-              <w:bottom w:w="50" w:type="dxa"/>
-              <w:right w:w="90" w:type="dxa"/>
-            </w:tcMar>
             <w:vAlign w:val="center"/>
           </w:tcPr>
           <w:p>
@@ -23334,12 +20926,6 @@
               <w:right w:val="single" w:sz="6" w:space="0" w:color="1F3864"/>
             </w:tcBorders>
             <w:shd w:val="clear" w:color="auto" w:fill="4472C4"/>
-            <w:tcMar>
-              <w:top w:w="50" w:type="dxa"/>
-              <w:left w:w="90" w:type="dxa"/>
-              <w:bottom w:w="50" w:type="dxa"/>
-              <w:right w:w="90" w:type="dxa"/>
-            </w:tcMar>
             <w:vAlign w:val="center"/>
           </w:tcPr>
           <w:p>
@@ -23369,6 +20955,55 @@
           </w:p>
         </w:tc>
       </w:tr>
+    </w:tbl>
+    <w:p>
+      <w:pPr>
+        <w:spacing w:before="0" w:after="0" w:line="240" w:lineRule="auto"/>
+        <w:rPr>
+          <w:sz w:val="18"/>
+          <w:szCs w:val="18"/>
+        </w:rPr>
+      </w:pPr>
+    </w:p>
+    <w:tbl>
+      <w:tblPr>
+        <w:tblW w:w="9405" w:type="dxa"/>
+        <w:jc w:val="center"/>
+        <w:tblBorders>
+          <w:top w:val="single" w:sz="6" w:space="0" w:color="1F3864"/>
+          <w:left w:val="single" w:sz="6" w:space="0" w:color="1F3864"/>
+          <w:bottom w:val="single" w:sz="6" w:space="0" w:color="1F3864"/>
+          <w:right w:val="single" w:sz="6" w:space="0" w:color="1F3864"/>
+          <w:insideH w:val="single" w:sz="6" w:space="0" w:color="1F3864"/>
+          <w:insideV w:val="single" w:sz="6" w:space="0" w:color="1F3864"/>
+        </w:tblBorders>
+        <w:tblLayout w:type="fixed"/>
+        <w:tblCellMar>
+          <w:top w:w="40" w:type="dxa"/>
+          <w:left w:w="90" w:type="dxa"/>
+          <w:bottom w:w="40" w:type="dxa"/>
+          <w:right w:w="90" w:type="dxa"/>
+        </w:tblCellMar>
+        <w:tblLook w:val="04A0" w:firstRow="1" w:lastRow="0" w:firstColumn="1" w:lastColumn="0" w:noHBand="0" w:noVBand="1"/>
+      </w:tblPr>
+      <w:tblGrid>
+        <w:gridCol w:w="1175"/>
+        <w:gridCol w:w="391"/>
+        <w:gridCol w:w="391"/>
+        <w:gridCol w:w="391"/>
+        <w:gridCol w:w="783"/>
+        <w:gridCol w:w="391"/>
+        <w:gridCol w:w="391"/>
+        <w:gridCol w:w="783"/>
+        <w:gridCol w:w="783"/>
+        <w:gridCol w:w="391"/>
+        <w:gridCol w:w="391"/>
+        <w:gridCol w:w="391"/>
+        <w:gridCol w:w="391"/>
+        <w:gridCol w:w="391"/>
+        <w:gridCol w:w="391"/>
+        <w:gridCol w:w="1567"/>
+      </w:tblGrid>
       <w:tr>
         <w:tc>
           <w:tcPr>
@@ -23381,12 +21016,6 @@
               <w:right w:val="single" w:sz="6" w:space="0" w:color="1F3864"/>
             </w:tcBorders>
             <w:shd w:val="clear" w:color="auto" w:fill="D9E2F3"/>
-            <w:tcMar>
-              <w:top w:w="50" w:type="dxa"/>
-              <w:left w:w="90" w:type="dxa"/>
-              <w:bottom w:w="50" w:type="dxa"/>
-              <w:right w:w="90" w:type="dxa"/>
-            </w:tcMar>
           </w:tcPr>
           <w:p>
             <w:pPr>
@@ -23559,12 +21188,6 @@
               <w:right w:val="single" w:sz="6" w:space="0" w:color="1F3864"/>
             </w:tcBorders>
             <w:shd w:val="clear" w:color="auto" w:fill="D9E2F3"/>
-            <w:tcMar>
-              <w:top w:w="50" w:type="dxa"/>
-              <w:left w:w="90" w:type="dxa"/>
-              <w:bottom w:w="50" w:type="dxa"/>
-              <w:right w:w="90" w:type="dxa"/>
-            </w:tcMar>
           </w:tcPr>
           <w:p>
             <w:pPr>
